--- a/public/resume/cv-data.docx
+++ b/public/resume/cv-data.docx
@@ -33,7 +33,7 @@
         </w:rPr>
         <w:t xml:space="preserve">✉ </w:t>
       </w:r>
-      <w:hyperlink w:history="1" r:id="rIdu5oshpviq2tba7shinxtl">
+      <w:hyperlink w:history="1" r:id="rIdvqkqh1_xky68rgu_evqmp">
         <w:r>
           <w:rPr>
             <w:rFonts w:ascii="Calibri" w:cs="Calibri" w:eastAsia="Calibri" w:hAnsi="Calibri"/>
@@ -63,7 +63,7 @@
         </w:rPr>
         <w:t xml:space="preserve">• </w:t>
       </w:r>
-      <w:hyperlink w:history="1" r:id="rIddwykbqgx8b7nk5m7i2rtg">
+      <w:hyperlink w:history="1" r:id="rId9xbmwawyesj42iqbupv_k">
         <w:r>
           <w:rPr>
             <w:rFonts w:ascii="Calibri" w:cs="Calibri" w:eastAsia="Calibri" w:hAnsi="Calibri"/>
@@ -93,7 +93,7 @@
         </w:rPr>
         <w:t xml:space="preserve">⁠in </w:t>
       </w:r>
-      <w:hyperlink w:history="1" r:id="rIdvjejbrzdzev3kcvsihvxc">
+      <w:hyperlink w:history="1" r:id="rId4znssxljc7vnw20qv9ikn">
         <w:r>
           <w:rPr>
             <w:rFonts w:ascii="Calibri" w:cs="Calibri" w:eastAsia="Calibri" w:hAnsi="Calibri"/>
@@ -123,7 +123,7 @@
         </w:rPr>
         <w:t xml:space="preserve">◔ </w:t>
       </w:r>
-      <w:hyperlink w:history="1" r:id="rIdndc8pceujkla6csmmnv2w">
+      <w:hyperlink w:history="1" r:id="rId6meolhxf1kxydf7afq5eb">
         <w:r>
           <w:rPr>
             <w:rFonts w:ascii="Calibri" w:cs="Calibri" w:eastAsia="Calibri" w:hAnsi="Calibri"/>
@@ -153,7 +153,7 @@
         </w:rPr>
         <w:t xml:space="preserve">Ⓘ </w:t>
       </w:r>
-      <w:hyperlink w:history="1" r:id="rIdxj9s2b1l3kwsaqm7vtdgc">
+      <w:hyperlink w:history="1" r:id="rIdpfjccrey7agibx2opscyl">
         <w:r>
           <w:rPr>
             <w:rFonts w:ascii="Calibri" w:cs="Calibri" w:eastAsia="Calibri" w:hAnsi="Calibri"/>
@@ -648,76 +648,6 @@
     </w:p>
     <w:p>
       <w:pPr>
-        <w:spacing w:after="40" w:before="0"/>
-      </w:pPr>
-      <w:r>
-        <w:rPr>
-          <w:rFonts w:ascii="Calibri" w:cs="Calibri" w:eastAsia="Calibri" w:hAnsi="Calibri"/>
-          <w:sz w:val="20"/>
-          <w:szCs w:val="20"/>
-        </w:rPr>
-        <w:t xml:space="preserve">
-        </w:t>
-      </w:r>
-      <w:r>
-        <w:rPr>
-          <w:rFonts w:ascii="Calibri" w:cs="Calibri" w:eastAsia="Calibri" w:hAnsi="Calibri"/>
-          <w:b/>
-          <w:bCs/>
-          <w:sz w:val="20"/>
-          <w:szCs w:val="20"/>
-        </w:rPr>
-        <w:t xml:space="preserve">English</w:t>
-      </w:r>
-      <w:r>
-        <w:rPr>
-          <w:rFonts w:ascii="Calibri" w:cs="Calibri" w:eastAsia="Calibri" w:hAnsi="Calibri"/>
-          <w:sz w:val="20"/>
-          <w:szCs w:val="20"/>
-        </w:rPr>
-        <w:t xml:space="preserve"> (Full professional), </w:t>
-      </w:r>
-      <w:r>
-        <w:rPr>
-          <w:rFonts w:ascii="Calibri" w:cs="Calibri" w:eastAsia="Calibri" w:hAnsi="Calibri"/>
-          <w:b/>
-          <w:bCs/>
-          <w:sz w:val="20"/>
-          <w:szCs w:val="20"/>
-        </w:rPr>
-        <w:t xml:space="preserve">Twi &amp; Ga</w:t>
-      </w:r>
-      <w:r>
-        <w:rPr>
-          <w:rFonts w:ascii="Calibri" w:cs="Calibri" w:eastAsia="Calibri" w:hAnsi="Calibri"/>
-          <w:sz w:val="20"/>
-          <w:szCs w:val="20"/>
-        </w:rPr>
-        <w:t xml:space="preserve"> (Full Native),
-        </w:t>
-      </w:r>
-      <w:r>
-        <w:rPr>
-          <w:rFonts w:ascii="Calibri" w:cs="Calibri" w:eastAsia="Calibri" w:hAnsi="Calibri"/>
-          <w:b/>
-          <w:bCs/>
-          <w:sz w:val="20"/>
-          <w:szCs w:val="20"/>
-        </w:rPr>
-        <w:t xml:space="preserve">French &amp; Spanish</w:t>
-      </w:r>
-      <w:r>
-        <w:rPr>
-          <w:rFonts w:ascii="Calibri" w:cs="Calibri" w:eastAsia="Calibri" w:hAnsi="Calibri"/>
-          <w:sz w:val="20"/>
-          <w:szCs w:val="20"/>
-        </w:rPr>
-        <w:t xml:space="preserve"> (Elementary)
-      </w:t>
-      </w:r>
-    </w:p>
-    <w:p>
-      <w:pPr>
         <w:spacing w:after="60" w:before="0"/>
       </w:pPr>
     </w:p>
@@ -736,7 +666,7 @@
           <w:sz w:val="21"/>
           <w:szCs w:val="21"/>
         </w:rPr>
-        <w:t xml:space="preserve">RESEARCH &amp; PUBLICATIONS</w:t>
+        <w:t xml:space="preserve">PROJECTS</w:t>
       </w:r>
     </w:p>
     <w:p>
@@ -754,8 +684,399 @@
           <w:sz w:val="20"/>
           <w:szCs w:val="20"/>
         </w:rPr>
-        <w:t xml:space="preserve">git-unlocked: An Open-Source Modular Curriculum for Git and Version Control Education</w:t>
-      </w:r>
+        <w:t xml:space="preserve">PHAEMOS: Smart Maintenance Platform</w:t>
+      </w:r>
+      <w:r>
+        <w:rPr>
+          <w:rFonts w:ascii="Calibri" w:cs="Calibri" w:eastAsia="Calibri" w:hAnsi="Calibri"/>
+          <w:sz w:val="20"/>
+          <w:szCs w:val="20"/>
+        </w:rPr>
+        <w:t xml:space="preserve">	2026, ongoing</w:t>
+      </w:r>
+    </w:p>
+    <w:p>
+      <w:pPr>
+        <w:spacing w:after="10" w:before="0"/>
+      </w:pPr>
+      <w:r>
+        <w:rPr>
+          <w:rFonts w:ascii="Calibri" w:cs="Calibri" w:eastAsia="Calibri" w:hAnsi="Calibri"/>
+          <w:color w:val="444444"/>
+          <w:sz w:val="19"/>
+          <w:szCs w:val="19"/>
+        </w:rPr>
+        <w:t xml:space="preserve">C++ (ESP32, Arduino), C (STM32 HAL), MicroPython (Pico 2W), FastAPI, Next.js 15, PostgreSQL 15, Redis 7, scikit-learn, Docker, Prometheus, Grafana</w:t>
+      </w:r>
+      <w:r>
+        <w:rPr>
+          <w:rFonts w:ascii="Calibri" w:cs="Calibri" w:eastAsia="Calibri" w:hAnsi="Calibri"/>
+          <w:sz w:val="19"/>
+          <w:szCs w:val="19"/>
+        </w:rPr>
+        <w:t xml:space="preserve">   </w:t>
+      </w:r>
+      <w:hyperlink w:history="1" r:id="rIdhkgtns-honzvyxo1nefqu">
+        <w:r>
+          <w:rPr>
+            <w:rFonts w:ascii="Calibri" w:cs="Calibri" w:eastAsia="Calibri" w:hAnsi="Calibri"/>
+            <w:color w:val="1a5cc8"/>
+            <w:sz w:val="19"/>
+            <w:szCs w:val="19"/>
+            <w:u w:val="single"/>
+          </w:rPr>
+          <w:t xml:space="preserve">Website ↗</w:t>
+        </w:r>
+      </w:hyperlink>
+      <w:r>
+        <w:rPr>
+          <w:rFonts w:ascii="Calibri" w:cs="Calibri" w:eastAsia="Calibri" w:hAnsi="Calibri"/>
+          <w:sz w:val="19"/>
+          <w:szCs w:val="19"/>
+        </w:rPr>
+        <w:t xml:space="preserve">   </w:t>
+      </w:r>
+      <w:r>
+        <w:rPr>
+          <w:rFonts w:ascii="Calibri" w:cs="Calibri" w:eastAsia="Calibri" w:hAnsi="Calibri"/>
+          <w:sz w:val="19"/>
+          <w:szCs w:val="19"/>
+        </w:rPr>
+        <w:t xml:space="preserve">| </w:t>
+      </w:r>
+      <w:hyperlink w:history="1" r:id="rIdokljljbfcznawcwzw5jmt">
+        <w:r>
+          <w:rPr>
+            <w:rFonts w:ascii="Calibri" w:cs="Calibri" w:eastAsia="Calibri" w:hAnsi="Calibri"/>
+            <w:color w:val="1a5cc8"/>
+            <w:sz w:val="19"/>
+            <w:szCs w:val="19"/>
+            <w:u w:val="single"/>
+          </w:rPr>
+          <w:t xml:space="preserve">GitHub ↗</w:t>
+        </w:r>
+      </w:hyperlink>
+      <w:r>
+        <w:rPr>
+          <w:rFonts w:ascii="Calibri" w:cs="Calibri" w:eastAsia="Calibri" w:hAnsi="Calibri"/>
+          <w:sz w:val="19"/>
+          <w:szCs w:val="19"/>
+        </w:rPr>
+        <w:t xml:space="preserve">   </w:t>
+      </w:r>
+      <w:r>
+        <w:rPr>
+          <w:rFonts w:ascii="Calibri" w:cs="Calibri" w:eastAsia="Calibri" w:hAnsi="Calibri"/>
+          <w:sz w:val="19"/>
+          <w:szCs w:val="19"/>
+        </w:rPr>
+        <w:t xml:space="preserve">| </w:t>
+      </w:r>
+      <w:hyperlink w:history="1" r:id="rIdpsia00n9egcyawfg1p-ji">
+        <w:r>
+          <w:rPr>
+            <w:rFonts w:ascii="Calibri" w:cs="Calibri" w:eastAsia="Calibri" w:hAnsi="Calibri"/>
+            <w:color w:val="1a5cc8"/>
+            <w:sz w:val="19"/>
+            <w:szCs w:val="19"/>
+            <w:u w:val="single"/>
+          </w:rPr>
+          <w:t xml:space="preserve">Portfolio ↗</w:t>
+        </w:r>
+      </w:hyperlink>
+    </w:p>
+    <w:p>
+      <w:pPr>
+        <w:spacing w:after="20" w:before="0"/>
+        <w:ind w:left="316" w:hanging="259"/>
+      </w:pPr>
+      <w:r>
+        <w:rPr>
+          <w:rFonts w:ascii="Calibri" w:cs="Calibri" w:eastAsia="Calibri" w:hAnsi="Calibri"/>
+          <w:sz w:val="19"/>
+          <w:szCs w:val="19"/>
+        </w:rPr>
+        <w:t xml:space="preserve">•  </w:t>
+      </w:r>
+      <w:r>
+        <w:rPr>
+          <w:rFonts w:ascii="Calibri" w:cs="Calibri" w:eastAsia="Calibri" w:hAnsi="Calibri"/>
+          <w:sz w:val="19"/>
+          <w:szCs w:val="19"/>
+        </w:rPr>
+        <w:t xml:space="preserve">
+            Architected a </w:t>
+      </w:r>
+      <w:r>
+        <w:rPr>
+          <w:rFonts w:ascii="Calibri" w:cs="Calibri" w:eastAsia="Calibri" w:hAnsi="Calibri"/>
+          <w:b/>
+          <w:bCs/>
+          <w:sz w:val="19"/>
+          <w:szCs w:val="19"/>
+        </w:rPr>
+        <w:t xml:space="preserve">4-node IoT platform</w:t>
+      </w:r>
+      <w:r>
+        <w:rPr>
+          <w:rFonts w:ascii="Calibri" w:cs="Calibri" w:eastAsia="Calibri" w:hAnsi="Calibri"/>
+          <w:sz w:val="19"/>
+          <w:szCs w:val="19"/>
+        </w:rPr>
+        <w:t xml:space="preserve"> (ESP32, STM32 Black Pill, Arduino Nano, Pico 2W/MicroPython) collecting </w:t>
+      </w:r>
+      <w:r>
+        <w:rPr>
+          <w:rFonts w:ascii="Calibri" w:cs="Calibri" w:eastAsia="Calibri" w:hAnsi="Calibri"/>
+          <w:b/>
+          <w:bCs/>
+          <w:sz w:val="19"/>
+          <w:szCs w:val="19"/>
+        </w:rPr>
+        <w:t xml:space="preserve">18 real-time sensor streams</w:t>
+      </w:r>
+      <w:r>
+        <w:rPr>
+          <w:rFonts w:ascii="Calibri" w:cs="Calibri" w:eastAsia="Calibri" w:hAnsi="Calibri"/>
+          <w:sz w:val="19"/>
+          <w:szCs w:val="19"/>
+        </w:rPr>
+        <w:t xml:space="preserve"> (vibration, IR, gas, RPM, moisture, sound); </w:t>
+      </w:r>
+      <w:r>
+        <w:rPr>
+          <w:rFonts w:ascii="Calibri" w:cs="Calibri" w:eastAsia="Calibri" w:hAnsi="Calibri"/>
+          <w:b/>
+          <w:bCs/>
+          <w:sz w:val="19"/>
+          <w:szCs w:val="19"/>
+        </w:rPr>
+        <w:t xml:space="preserve">FastAPI + PostgreSQL 15 + Redis 7</w:t>
+      </w:r>
+      <w:r>
+        <w:rPr>
+          <w:rFonts w:ascii="Calibri" w:cs="Calibri" w:eastAsia="Calibri" w:hAnsi="Calibri"/>
+          <w:sz w:val="19"/>
+          <w:szCs w:val="19"/>
+        </w:rPr>
+        <w:t xml:space="preserve"> backend processing telemetry in under </w:t>
+      </w:r>
+      <w:r>
+        <w:rPr>
+          <w:rFonts w:ascii="Calibri" w:cs="Calibri" w:eastAsia="Calibri" w:hAnsi="Calibri"/>
+          <w:b/>
+          <w:bCs/>
+          <w:sz w:val="19"/>
+          <w:szCs w:val="19"/>
+        </w:rPr>
+        <w:t xml:space="preserve">200ms per request</w:t>
+      </w:r>
+      <w:r>
+        <w:rPr>
+          <w:rFonts w:ascii="Calibri" w:cs="Calibri" w:eastAsia="Calibri" w:hAnsi="Calibri"/>
+          <w:sz w:val="19"/>
+          <w:szCs w:val="19"/>
+        </w:rPr>
+        <w:t xml:space="preserve">
+          </w:t>
+      </w:r>
+    </w:p>
+    <w:p>
+      <w:pPr>
+        <w:spacing w:after="20" w:before="0"/>
+        <w:ind w:left="316" w:hanging="259"/>
+      </w:pPr>
+      <w:r>
+        <w:rPr>
+          <w:rFonts w:ascii="Calibri" w:cs="Calibri" w:eastAsia="Calibri" w:hAnsi="Calibri"/>
+          <w:sz w:val="19"/>
+          <w:szCs w:val="19"/>
+        </w:rPr>
+        <w:t xml:space="preserve">•  </w:t>
+      </w:r>
+      <w:r>
+        <w:rPr>
+          <w:rFonts w:ascii="Calibri" w:cs="Calibri" w:eastAsia="Calibri" w:hAnsi="Calibri"/>
+          <w:sz w:val="19"/>
+          <w:szCs w:val="19"/>
+        </w:rPr>
+        <w:t xml:space="preserve">
+            </w:t>
+      </w:r>
+      <w:r>
+        <w:rPr>
+          <w:rFonts w:ascii="Calibri" w:cs="Calibri" w:eastAsia="Calibri" w:hAnsi="Calibri"/>
+          <w:b/>
+          <w:bCs/>
+          <w:sz w:val="19"/>
+          <w:szCs w:val="19"/>
+        </w:rPr>
+        <w:t xml:space="preserve">Isolation Forest anomaly detection</w:t>
+      </w:r>
+      <w:r>
+        <w:rPr>
+          <w:rFonts w:ascii="Calibri" w:cs="Calibri" w:eastAsia="Calibri" w:hAnsi="Calibri"/>
+          <w:sz w:val="19"/>
+          <w:szCs w:val="19"/>
+        </w:rPr>
+        <w:t xml:space="preserve"> on every ingest, auto-generating maintenance tickets with diagnostic recommendations; STM32 runs </w:t>
+      </w:r>
+      <w:r>
+        <w:rPr>
+          <w:rFonts w:ascii="Calibri" w:cs="Calibri" w:eastAsia="Calibri" w:hAnsi="Calibri"/>
+          <w:b/>
+          <w:bCs/>
+          <w:sz w:val="19"/>
+          <w:szCs w:val="19"/>
+        </w:rPr>
+        <w:t xml:space="preserve">100Hz FFT vibration analysis</w:t>
+      </w:r>
+      <w:r>
+        <w:rPr>
+          <w:rFonts w:ascii="Calibri" w:cs="Calibri" w:eastAsia="Calibri" w:hAnsi="Calibri"/>
+          <w:sz w:val="19"/>
+          <w:szCs w:val="19"/>
+        </w:rPr>
+        <w:t xml:space="preserve"> via ARM CMSIS-DSP (</w:t>
+      </w:r>
+      <w:r>
+        <w:rPr>
+          <w:rFonts w:ascii="Calibri" w:cs="Calibri" w:eastAsia="Calibri" w:hAnsi="Calibri"/>
+          <w:b/>
+          <w:bCs/>
+          <w:sz w:val="19"/>
+          <w:szCs w:val="19"/>
+        </w:rPr>
+        <w:t xml:space="preserve">9x speedup</w:t>
+      </w:r>
+      <w:r>
+        <w:rPr>
+          <w:rFonts w:ascii="Calibri" w:cs="Calibri" w:eastAsia="Calibri" w:hAnsi="Calibri"/>
+          <w:sz w:val="19"/>
+          <w:szCs w:val="19"/>
+        </w:rPr>
+        <w:t xml:space="preserve"> over naive DFT)
+          </w:t>
+      </w:r>
+    </w:p>
+    <w:p>
+      <w:pPr>
+        <w:spacing w:after="20" w:before="0"/>
+        <w:ind w:left="316" w:hanging="259"/>
+      </w:pPr>
+      <w:r>
+        <w:rPr>
+          <w:rFonts w:ascii="Calibri" w:cs="Calibri" w:eastAsia="Calibri" w:hAnsi="Calibri"/>
+          <w:sz w:val="19"/>
+          <w:szCs w:val="19"/>
+        </w:rPr>
+        <w:t xml:space="preserve">•  </w:t>
+      </w:r>
+      <w:r>
+        <w:rPr>
+          <w:rFonts w:ascii="Calibri" w:cs="Calibri" w:eastAsia="Calibri" w:hAnsi="Calibri"/>
+          <w:sz w:val="19"/>
+          <w:szCs w:val="19"/>
+        </w:rPr>
+        <w:t xml:space="preserve">
+            </w:t>
+      </w:r>
+      <w:r>
+        <w:rPr>
+          <w:rFonts w:ascii="Calibri" w:cs="Calibri" w:eastAsia="Calibri" w:hAnsi="Calibri"/>
+          <w:b/>
+          <w:bCs/>
+          <w:sz w:val="19"/>
+          <w:szCs w:val="19"/>
+        </w:rPr>
+        <w:t xml:space="preserve">JWT refresh flow, Google/GitHub OAuth, TOTP 2FA</w:t>
+      </w:r>
+      <w:r>
+        <w:rPr>
+          <w:rFonts w:ascii="Calibri" w:cs="Calibri" w:eastAsia="Calibri" w:hAnsi="Calibri"/>
+          <w:sz w:val="19"/>
+          <w:szCs w:val="19"/>
+        </w:rPr>
+        <w:t xml:space="preserve">, multi-tenant </w:t>
+      </w:r>
+      <w:r>
+        <w:rPr>
+          <w:rFonts w:ascii="Calibri" w:cs="Calibri" w:eastAsia="Calibri" w:hAnsi="Calibri"/>
+          <w:b/>
+          <w:bCs/>
+          <w:sz w:val="19"/>
+          <w:szCs w:val="19"/>
+        </w:rPr>
+        <w:t xml:space="preserve">RBAC</w:t>
+      </w:r>
+      <w:r>
+        <w:rPr>
+          <w:rFonts w:ascii="Calibri" w:cs="Calibri" w:eastAsia="Calibri" w:hAnsi="Calibri"/>
+          <w:sz w:val="19"/>
+          <w:szCs w:val="19"/>
+        </w:rPr>
+        <w:t xml:space="preserve">, rate limiting, immutable audit log; </w:t>
+      </w:r>
+      <w:r>
+        <w:rPr>
+          <w:rFonts w:ascii="Calibri" w:cs="Calibri" w:eastAsia="Calibri" w:hAnsi="Calibri"/>
+          <w:b/>
+          <w:bCs/>
+          <w:sz w:val="19"/>
+          <w:szCs w:val="19"/>
+        </w:rPr>
+        <w:t xml:space="preserve">WebSocket</w:t>
+      </w:r>
+      <w:r>
+        <w:rPr>
+          <w:rFonts w:ascii="Calibri" w:cs="Calibri" w:eastAsia="Calibri" w:hAnsi="Calibri"/>
+          <w:sz w:val="19"/>
+          <w:szCs w:val="19"/>
+        </w:rPr>
+        <w:t xml:space="preserve"> live dashboard; </w:t>
+      </w:r>
+      <w:r>
+        <w:rPr>
+          <w:rFonts w:ascii="Calibri" w:cs="Calibri" w:eastAsia="Calibri" w:hAnsi="Calibri"/>
+          <w:b/>
+          <w:bCs/>
+          <w:sz w:val="19"/>
+          <w:szCs w:val="19"/>
+        </w:rPr>
+        <w:t xml:space="preserve">Prometheus + Grafana</w:t>
+      </w:r>
+      <w:r>
+        <w:rPr>
+          <w:rFonts w:ascii="Calibri" w:cs="Calibri" w:eastAsia="Calibri" w:hAnsi="Calibri"/>
+          <w:sz w:val="19"/>
+          <w:szCs w:val="19"/>
+        </w:rPr>
+        <w:t xml:space="preserve"> monitoring; deployed on </w:t>
+      </w:r>
+      <w:r>
+        <w:rPr>
+          <w:rFonts w:ascii="Calibri" w:cs="Calibri" w:eastAsia="Calibri" w:hAnsi="Calibri"/>
+          <w:b/>
+          <w:bCs/>
+          <w:sz w:val="19"/>
+          <w:szCs w:val="19"/>
+        </w:rPr>
+        <w:t xml:space="preserve">DigitalOcean VPS + Nginx</w:t>
+      </w:r>
+      <w:r>
+        <w:rPr>
+          <w:rFonts w:ascii="Calibri" w:cs="Calibri" w:eastAsia="Calibri" w:hAnsi="Calibri"/>
+          <w:sz w:val="19"/>
+          <w:szCs w:val="19"/>
+        </w:rPr>
+        <w:t xml:space="preserve">
+          </w:t>
+      </w:r>
+    </w:p>
+    <w:p>
+      <w:pPr>
+        <w:spacing w:after="80" w:before="0"/>
+      </w:pPr>
     </w:p>
     <w:p>
       <w:pPr>
@@ -767,10 +1088,1286 @@
       <w:r>
         <w:rPr>
           <w:rFonts w:ascii="Calibri" w:cs="Calibri" w:eastAsia="Calibri" w:hAnsi="Calibri"/>
+          <w:b/>
+          <w:bCs/>
+          <w:sz w:val="20"/>
+          <w:szCs w:val="20"/>
+        </w:rPr>
+        <w:t xml:space="preserve">AstonCV - Full-Stack CV Database</w:t>
+      </w:r>
+      <w:r>
+        <w:rPr>
+          <w:rFonts w:ascii="Calibri" w:cs="Calibri" w:eastAsia="Calibri" w:hAnsi="Calibri"/>
+          <w:sz w:val="20"/>
+          <w:szCs w:val="20"/>
+        </w:rPr>
+        <w:t xml:space="preserve">	2026</w:t>
+      </w:r>
+    </w:p>
+    <w:p>
+      <w:pPr>
+        <w:spacing w:after="10" w:before="0"/>
+      </w:pPr>
+      <w:r>
+        <w:rPr>
+          <w:rFonts w:ascii="Calibri" w:cs="Calibri" w:eastAsia="Calibri" w:hAnsi="Calibri"/>
           <w:color w:val="444444"/>
           <w:sz w:val="19"/>
           <w:szCs w:val="19"/>
         </w:rPr>
+        <w:t xml:space="preserve">PHP, MySQL, CSS, Apache, Cloudflare</w:t>
+      </w:r>
+      <w:r>
+        <w:rPr>
+          <w:rFonts w:ascii="Calibri" w:cs="Calibri" w:eastAsia="Calibri" w:hAnsi="Calibri"/>
+          <w:sz w:val="19"/>
+          <w:szCs w:val="19"/>
+        </w:rPr>
+        <w:t xml:space="preserve">   </w:t>
+      </w:r>
+      <w:hyperlink w:history="1" r:id="rIdk5osgjrs4t3eb-7jr5vcj">
+        <w:r>
+          <w:rPr>
+            <w:rFonts w:ascii="Calibri" w:cs="Calibri" w:eastAsia="Calibri" w:hAnsi="Calibri"/>
+            <w:color w:val="1a5cc8"/>
+            <w:sz w:val="19"/>
+            <w:szCs w:val="19"/>
+            <w:u w:val="single"/>
+          </w:rPr>
+          <w:t xml:space="preserve">Website ↗</w:t>
+        </w:r>
+      </w:hyperlink>
+      <w:r>
+        <w:rPr>
+          <w:rFonts w:ascii="Calibri" w:cs="Calibri" w:eastAsia="Calibri" w:hAnsi="Calibri"/>
+          <w:sz w:val="19"/>
+          <w:szCs w:val="19"/>
+        </w:rPr>
+        <w:t xml:space="preserve">   </w:t>
+      </w:r>
+      <w:r>
+        <w:rPr>
+          <w:rFonts w:ascii="Calibri" w:cs="Calibri" w:eastAsia="Calibri" w:hAnsi="Calibri"/>
+          <w:sz w:val="19"/>
+          <w:szCs w:val="19"/>
+        </w:rPr>
+        <w:t xml:space="preserve">| </w:t>
+      </w:r>
+      <w:hyperlink w:history="1" r:id="rIdyiqa8mceeyxbghm2iu3v2">
+        <w:r>
+          <w:rPr>
+            <w:rFonts w:ascii="Calibri" w:cs="Calibri" w:eastAsia="Calibri" w:hAnsi="Calibri"/>
+            <w:color w:val="1a5cc8"/>
+            <w:sz w:val="19"/>
+            <w:szCs w:val="19"/>
+            <w:u w:val="single"/>
+          </w:rPr>
+          <w:t xml:space="preserve">GitHub ↗</w:t>
+        </w:r>
+      </w:hyperlink>
+      <w:r>
+        <w:rPr>
+          <w:rFonts w:ascii="Calibri" w:cs="Calibri" w:eastAsia="Calibri" w:hAnsi="Calibri"/>
+          <w:sz w:val="19"/>
+          <w:szCs w:val="19"/>
+        </w:rPr>
+        <w:t xml:space="preserve">   </w:t>
+      </w:r>
+      <w:r>
+        <w:rPr>
+          <w:rFonts w:ascii="Calibri" w:cs="Calibri" w:eastAsia="Calibri" w:hAnsi="Calibri"/>
+          <w:sz w:val="19"/>
+          <w:szCs w:val="19"/>
+        </w:rPr>
+        <w:t xml:space="preserve">| </w:t>
+      </w:r>
+      <w:hyperlink w:history="1" r:id="rId_ulolormbwljd7ew_pkwz">
+        <w:r>
+          <w:rPr>
+            <w:rFonts w:ascii="Calibri" w:cs="Calibri" w:eastAsia="Calibri" w:hAnsi="Calibri"/>
+            <w:color w:val="1a5cc8"/>
+            <w:sz w:val="19"/>
+            <w:szCs w:val="19"/>
+            <w:u w:val="single"/>
+          </w:rPr>
+          <w:t xml:space="preserve">Portfolio ↗</w:t>
+        </w:r>
+      </w:hyperlink>
+    </w:p>
+    <w:p>
+      <w:pPr>
+        <w:spacing w:after="20" w:before="0"/>
+        <w:ind w:left="316" w:hanging="259"/>
+      </w:pPr>
+      <w:r>
+        <w:rPr>
+          <w:rFonts w:ascii="Calibri" w:cs="Calibri" w:eastAsia="Calibri" w:hAnsi="Calibri"/>
+          <w:sz w:val="19"/>
+          <w:szCs w:val="19"/>
+        </w:rPr>
+        <w:t xml:space="preserve">•  </w:t>
+      </w:r>
+      <w:r>
+        <w:rPr>
+          <w:rFonts w:ascii="Calibri" w:cs="Calibri" w:eastAsia="Calibri" w:hAnsi="Calibri"/>
+          <w:sz w:val="19"/>
+          <w:szCs w:val="19"/>
+        </w:rPr>
+        <w:t xml:space="preserve">
+            Engineered </w:t>
+      </w:r>
+      <w:r>
+        <w:rPr>
+          <w:rFonts w:ascii="Calibri" w:cs="Calibri" w:eastAsia="Calibri" w:hAnsi="Calibri"/>
+          <w:b/>
+          <w:bCs/>
+          <w:sz w:val="19"/>
+          <w:szCs w:val="19"/>
+        </w:rPr>
+        <w:t xml:space="preserve">12+ security controls</w:t>
+      </w:r>
+      <w:r>
+        <w:rPr>
+          <w:rFonts w:ascii="Calibri" w:cs="Calibri" w:eastAsia="Calibri" w:hAnsi="Calibri"/>
+          <w:sz w:val="19"/>
+          <w:szCs w:val="19"/>
+        </w:rPr>
+        <w:t xml:space="preserve"> including </w:t>
+      </w:r>
+      <w:r>
+        <w:rPr>
+          <w:rFonts w:ascii="Calibri" w:cs="Calibri" w:eastAsia="Calibri" w:hAnsi="Calibri"/>
+          <w:b/>
+          <w:bCs/>
+          <w:sz w:val="19"/>
+          <w:szCs w:val="19"/>
+        </w:rPr>
+        <w:t xml:space="preserve">bcrypt hashing, CSRF tokens, PDO prepared statements and brute-force protection</w:t>
+      </w:r>
+      <w:r>
+        <w:rPr>
+          <w:rFonts w:ascii="Calibri" w:cs="Calibri" w:eastAsia="Calibri" w:hAnsi="Calibri"/>
+          <w:sz w:val="19"/>
+          <w:szCs w:val="19"/>
+        </w:rPr>
+        <w:t xml:space="preserve">
+          </w:t>
+      </w:r>
+    </w:p>
+    <w:p>
+      <w:pPr>
+        <w:spacing w:after="20" w:before="0"/>
+        <w:ind w:left="316" w:hanging="259"/>
+      </w:pPr>
+      <w:r>
+        <w:rPr>
+          <w:rFonts w:ascii="Calibri" w:cs="Calibri" w:eastAsia="Calibri" w:hAnsi="Calibri"/>
+          <w:sz w:val="19"/>
+          <w:szCs w:val="19"/>
+        </w:rPr>
+        <w:t xml:space="preserve">•  </w:t>
+      </w:r>
+      <w:r>
+        <w:rPr>
+          <w:rFonts w:ascii="Calibri" w:cs="Calibri" w:eastAsia="Calibri" w:hAnsi="Calibri"/>
+          <w:sz w:val="19"/>
+          <w:szCs w:val="19"/>
+        </w:rPr>
+        <w:t xml:space="preserve">
+            </w:t>
+      </w:r>
+      <w:r>
+        <w:rPr>
+          <w:rFonts w:ascii="Calibri" w:cs="Calibri" w:eastAsia="Calibri" w:hAnsi="Calibri"/>
+          <w:b/>
+          <w:bCs/>
+          <w:sz w:val="19"/>
+          <w:szCs w:val="19"/>
+        </w:rPr>
+        <w:t xml:space="preserve">Deployed live</w:t>
+      </w:r>
+      <w:r>
+        <w:rPr>
+          <w:rFonts w:ascii="Calibri" w:cs="Calibri" w:eastAsia="Calibri" w:hAnsi="Calibri"/>
+          <w:sz w:val="19"/>
+          <w:szCs w:val="19"/>
+        </w:rPr>
+        <w:t xml:space="preserve"> with searchable profiles, sorting/filtering and server-side PDF export
+          </w:t>
+      </w:r>
+    </w:p>
+    <w:p>
+      <w:pPr>
+        <w:spacing w:after="80" w:before="0"/>
+      </w:pPr>
+    </w:p>
+    <w:p>
+      <w:pPr>
+        <w:tabs>
+          <w:tab w:val="right" w:pos="9026"/>
+        </w:tabs>
+        <w:spacing w:after="10" w:before="0"/>
+      </w:pPr>
+      <w:r>
+        <w:rPr>
+          <w:rFonts w:ascii="Calibri" w:cs="Calibri" w:eastAsia="Calibri" w:hAnsi="Calibri"/>
+          <w:b/>
+          <w:bCs/>
+          <w:sz w:val="20"/>
+          <w:szCs w:val="20"/>
+        </w:rPr>
+        <w:t xml:space="preserve">4x4x4 NeoPixel LED Cube</w:t>
+      </w:r>
+      <w:r>
+        <w:rPr>
+          <w:rFonts w:ascii="Calibri" w:cs="Calibri" w:eastAsia="Calibri" w:hAnsi="Calibri"/>
+          <w:sz w:val="20"/>
+          <w:szCs w:val="20"/>
+        </w:rPr>
+        <w:t xml:space="preserve">	2025</w:t>
+      </w:r>
+    </w:p>
+    <w:p>
+      <w:pPr>
+        <w:spacing w:after="10" w:before="0"/>
+      </w:pPr>
+      <w:r>
+        <w:rPr>
+          <w:rFonts w:ascii="Calibri" w:cs="Calibri" w:eastAsia="Calibri" w:hAnsi="Calibri"/>
+          <w:color w:val="444444"/>
+          <w:sz w:val="19"/>
+          <w:szCs w:val="19"/>
+        </w:rPr>
+        <w:t xml:space="preserve">Arduino, C++, WS2812B, Embedded Systems</w:t>
+      </w:r>
+      <w:r>
+        <w:rPr>
+          <w:rFonts w:ascii="Calibri" w:cs="Calibri" w:eastAsia="Calibri" w:hAnsi="Calibri"/>
+          <w:sz w:val="19"/>
+          <w:szCs w:val="19"/>
+        </w:rPr>
+        <w:t xml:space="preserve">   </w:t>
+      </w:r>
+      <w:hyperlink w:history="1" r:id="rIdmwhm6kkl0-pv6mi_lepu9">
+        <w:r>
+          <w:rPr>
+            <w:rFonts w:ascii="Calibri" w:cs="Calibri" w:eastAsia="Calibri" w:hAnsi="Calibri"/>
+            <w:color w:val="1a5cc8"/>
+            <w:sz w:val="19"/>
+            <w:szCs w:val="19"/>
+            <w:u w:val="single"/>
+          </w:rPr>
+          <w:t xml:space="preserve">GitHub ↗</w:t>
+        </w:r>
+      </w:hyperlink>
+      <w:r>
+        <w:rPr>
+          <w:rFonts w:ascii="Calibri" w:cs="Calibri" w:eastAsia="Calibri" w:hAnsi="Calibri"/>
+          <w:sz w:val="19"/>
+          <w:szCs w:val="19"/>
+        </w:rPr>
+        <w:t xml:space="preserve">   </w:t>
+      </w:r>
+      <w:r>
+        <w:rPr>
+          <w:rFonts w:ascii="Calibri" w:cs="Calibri" w:eastAsia="Calibri" w:hAnsi="Calibri"/>
+          <w:sz w:val="19"/>
+          <w:szCs w:val="19"/>
+        </w:rPr>
+        <w:t xml:space="preserve">| </w:t>
+      </w:r>
+      <w:hyperlink w:history="1" r:id="rId4gdo65lnurzayvcbjx4ar">
+        <w:r>
+          <w:rPr>
+            <w:rFonts w:ascii="Calibri" w:cs="Calibri" w:eastAsia="Calibri" w:hAnsi="Calibri"/>
+            <w:color w:val="1a5cc8"/>
+            <w:sz w:val="19"/>
+            <w:szCs w:val="19"/>
+            <w:u w:val="single"/>
+          </w:rPr>
+          <w:t xml:space="preserve">Portfolio ↗</w:t>
+        </w:r>
+      </w:hyperlink>
+    </w:p>
+    <w:p>
+      <w:pPr>
+        <w:spacing w:after="20" w:before="0"/>
+        <w:ind w:left="316" w:hanging="259"/>
+      </w:pPr>
+      <w:r>
+        <w:rPr>
+          <w:rFonts w:ascii="Calibri" w:cs="Calibri" w:eastAsia="Calibri" w:hAnsi="Calibri"/>
+          <w:sz w:val="19"/>
+          <w:szCs w:val="19"/>
+        </w:rPr>
+        <w:t xml:space="preserve">•  </w:t>
+      </w:r>
+      <w:r>
+        <w:rPr>
+          <w:rFonts w:ascii="Calibri" w:cs="Calibri" w:eastAsia="Calibri" w:hAnsi="Calibri"/>
+          <w:sz w:val="19"/>
+          <w:szCs w:val="19"/>
+        </w:rPr>
+        <w:t xml:space="preserve">
+            Built a 64-LED interactive display with a </w:t>
+      </w:r>
+      <w:r>
+        <w:rPr>
+          <w:rFonts w:ascii="Calibri" w:cs="Calibri" w:eastAsia="Calibri" w:hAnsi="Calibri"/>
+          <w:b/>
+          <w:bCs/>
+          <w:sz w:val="19"/>
+          <w:szCs w:val="19"/>
+        </w:rPr>
+        <w:t xml:space="preserve">non-blocking state machine architecture</w:t>
+      </w:r>
+      <w:r>
+        <w:rPr>
+          <w:rFonts w:ascii="Calibri" w:cs="Calibri" w:eastAsia="Calibri" w:hAnsi="Calibri"/>
+          <w:sz w:val="19"/>
+          <w:szCs w:val="19"/>
+        </w:rPr>
+        <w:t xml:space="preserve"> using
+            millis()
+          </w:t>
+      </w:r>
+    </w:p>
+    <w:p>
+      <w:pPr>
+        <w:spacing w:after="20" w:before="0"/>
+        <w:ind w:left="316" w:hanging="259"/>
+      </w:pPr>
+      <w:r>
+        <w:rPr>
+          <w:rFonts w:ascii="Calibri" w:cs="Calibri" w:eastAsia="Calibri" w:hAnsi="Calibri"/>
+          <w:sz w:val="19"/>
+          <w:szCs w:val="19"/>
+        </w:rPr>
+        <w:t xml:space="preserve">•  </w:t>
+      </w:r>
+      <w:r>
+        <w:rPr>
+          <w:rFonts w:ascii="Calibri" w:cs="Calibri" w:eastAsia="Calibri" w:hAnsi="Calibri"/>
+          <w:sz w:val="19"/>
+          <w:szCs w:val="19"/>
+        </w:rPr>
+        <w:t xml:space="preserve">
+            Introduced four animation modes, ambient-light adaptive brightness and debounced user
+            controls
+          </w:t>
+      </w:r>
+    </w:p>
+    <w:p>
+      <w:pPr>
+        <w:spacing w:after="80" w:before="0"/>
+      </w:pPr>
+    </w:p>
+    <w:p>
+      <w:pPr>
+        <w:tabs>
+          <w:tab w:val="right" w:pos="9026"/>
+        </w:tabs>
+        <w:spacing w:after="10" w:before="0"/>
+      </w:pPr>
+      <w:r>
+        <w:rPr>
+          <w:rFonts w:ascii="Calibri" w:cs="Calibri" w:eastAsia="Calibri" w:hAnsi="Calibri"/>
+          <w:b/>
+          <w:bCs/>
+          <w:sz w:val="20"/>
+          <w:szCs w:val="20"/>
+        </w:rPr>
+        <w:t xml:space="preserve">git-unlocked - Open Source Git Course</w:t>
+      </w:r>
+      <w:r>
+        <w:rPr>
+          <w:rFonts w:ascii="Calibri" w:cs="Calibri" w:eastAsia="Calibri" w:hAnsi="Calibri"/>
+          <w:sz w:val="20"/>
+          <w:szCs w:val="20"/>
+        </w:rPr>
+        <w:t xml:space="preserve">	2026</w:t>
+      </w:r>
+    </w:p>
+    <w:p>
+      <w:pPr>
+        <w:spacing w:after="10" w:before="0"/>
+      </w:pPr>
+      <w:r>
+        <w:rPr>
+          <w:rFonts w:ascii="Calibri" w:cs="Calibri" w:eastAsia="Calibri" w:hAnsi="Calibri"/>
+          <w:color w:val="444444"/>
+          <w:sz w:val="19"/>
+          <w:szCs w:val="19"/>
+        </w:rPr>
+        <w:t xml:space="preserve">Git, GitHub, GitLab, Markdown, Open Source</w:t>
+      </w:r>
+      <w:r>
+        <w:rPr>
+          <w:rFonts w:ascii="Calibri" w:cs="Calibri" w:eastAsia="Calibri" w:hAnsi="Calibri"/>
+          <w:sz w:val="19"/>
+          <w:szCs w:val="19"/>
+        </w:rPr>
+        <w:t xml:space="preserve">   </w:t>
+      </w:r>
+      <w:hyperlink w:history="1" r:id="rIddb-uwflryi0qx31fmkzwz">
+        <w:r>
+          <w:rPr>
+            <w:rFonts w:ascii="Calibri" w:cs="Calibri" w:eastAsia="Calibri" w:hAnsi="Calibri"/>
+            <w:color w:val="1a5cc8"/>
+            <w:sz w:val="19"/>
+            <w:szCs w:val="19"/>
+            <w:u w:val="single"/>
+          </w:rPr>
+          <w:t xml:space="preserve">GitHub ↗</w:t>
+        </w:r>
+      </w:hyperlink>
+      <w:r>
+        <w:rPr>
+          <w:rFonts w:ascii="Calibri" w:cs="Calibri" w:eastAsia="Calibri" w:hAnsi="Calibri"/>
+          <w:sz w:val="19"/>
+          <w:szCs w:val="19"/>
+        </w:rPr>
+        <w:t xml:space="preserve">   </w:t>
+      </w:r>
+      <w:r>
+        <w:rPr>
+          <w:rFonts w:ascii="Calibri" w:cs="Calibri" w:eastAsia="Calibri" w:hAnsi="Calibri"/>
+          <w:sz w:val="19"/>
+          <w:szCs w:val="19"/>
+        </w:rPr>
+        <w:t xml:space="preserve">| </w:t>
+      </w:r>
+      <w:hyperlink w:history="1" r:id="rIdu9apasbzistewn2x4ktte">
+        <w:r>
+          <w:rPr>
+            <w:rFonts w:ascii="Calibri" w:cs="Calibri" w:eastAsia="Calibri" w:hAnsi="Calibri"/>
+            <w:color w:val="1a5cc8"/>
+            <w:sz w:val="19"/>
+            <w:szCs w:val="19"/>
+            <w:u w:val="single"/>
+          </w:rPr>
+          <w:t xml:space="preserve">Portfolio ↗</w:t>
+        </w:r>
+      </w:hyperlink>
+    </w:p>
+    <w:p>
+      <w:pPr>
+        <w:spacing w:after="20" w:before="0"/>
+        <w:ind w:left="316" w:hanging="259"/>
+      </w:pPr>
+      <w:r>
+        <w:rPr>
+          <w:rFonts w:ascii="Calibri" w:cs="Calibri" w:eastAsia="Calibri" w:hAnsi="Calibri"/>
+          <w:sz w:val="19"/>
+          <w:szCs w:val="19"/>
+        </w:rPr>
+        <w:t xml:space="preserve">•  </w:t>
+      </w:r>
+      <w:r>
+        <w:rPr>
+          <w:rFonts w:ascii="Calibri" w:cs="Calibri" w:eastAsia="Calibri" w:hAnsi="Calibri"/>
+          <w:sz w:val="19"/>
+          <w:szCs w:val="19"/>
+        </w:rPr>
+        <w:t xml:space="preserve">
+            Created a structured learning resource with </w:t>
+      </w:r>
+      <w:r>
+        <w:rPr>
+          <w:rFonts w:ascii="Calibri" w:cs="Calibri" w:eastAsia="Calibri" w:hAnsi="Calibri"/>
+          <w:b/>
+          <w:bCs/>
+          <w:sz w:val="19"/>
+          <w:szCs w:val="19"/>
+        </w:rPr>
+        <w:t xml:space="preserve">217+ topic files</w:t>
+      </w:r>
+      <w:r>
+        <w:rPr>
+          <w:rFonts w:ascii="Calibri" w:cs="Calibri" w:eastAsia="Calibri" w:hAnsi="Calibri"/>
+          <w:sz w:val="19"/>
+          <w:szCs w:val="19"/>
+        </w:rPr>
+        <w:t xml:space="preserve"> covering fundamentals to advanced workflows across Git, GitHub, GitLab and 5 other platforms
+          </w:t>
+      </w:r>
+    </w:p>
+    <w:p>
+      <w:pPr>
+        <w:spacing w:after="20" w:before="0"/>
+        <w:ind w:left="316" w:hanging="259"/>
+      </w:pPr>
+      <w:r>
+        <w:rPr>
+          <w:rFonts w:ascii="Calibri" w:cs="Calibri" w:eastAsia="Calibri" w:hAnsi="Calibri"/>
+          <w:sz w:val="19"/>
+          <w:szCs w:val="19"/>
+        </w:rPr>
+        <w:t xml:space="preserve">•  </w:t>
+      </w:r>
+      <w:r>
+        <w:rPr>
+          <w:rFonts w:ascii="Calibri" w:cs="Calibri" w:eastAsia="Calibri" w:hAnsi="Calibri"/>
+          <w:sz w:val="19"/>
+          <w:szCs w:val="19"/>
+        </w:rPr>
+        <w:t xml:space="preserve">Maintained contributor workflow with issue templates, PR standards and CI checks</w:t>
+      </w:r>
+    </w:p>
+    <w:p>
+      <w:pPr>
+        <w:spacing w:after="80" w:before="0"/>
+      </w:pPr>
+    </w:p>
+    <w:p>
+      <w:pPr>
+        <w:tabs>
+          <w:tab w:val="right" w:pos="9026"/>
+        </w:tabs>
+        <w:spacing w:after="10" w:before="0"/>
+      </w:pPr>
+      <w:r>
+        <w:rPr>
+          <w:rFonts w:ascii="Calibri" w:cs="Calibri" w:eastAsia="Calibri" w:hAnsi="Calibri"/>
+          <w:b/>
+          <w:bCs/>
+          <w:sz w:val="20"/>
+          <w:szCs w:val="20"/>
+        </w:rPr>
+        <w:t xml:space="preserve">Two-Stage Audio Amplifier</w:t>
+      </w:r>
+      <w:r>
+        <w:rPr>
+          <w:rFonts w:ascii="Calibri" w:cs="Calibri" w:eastAsia="Calibri" w:hAnsi="Calibri"/>
+          <w:sz w:val="20"/>
+          <w:szCs w:val="20"/>
+        </w:rPr>
+        <w:t xml:space="preserve">	2026</w:t>
+      </w:r>
+    </w:p>
+    <w:p>
+      <w:pPr>
+        <w:spacing w:after="10" w:before="0"/>
+      </w:pPr>
+      <w:r>
+        <w:rPr>
+          <w:rFonts w:ascii="Calibri" w:cs="Calibri" w:eastAsia="Calibri" w:hAnsi="Calibri"/>
+          <w:color w:val="444444"/>
+          <w:sz w:val="19"/>
+          <w:szCs w:val="19"/>
+        </w:rPr>
+        <w:t xml:space="preserve">Analogue Design, PCB Design, KiCad, Proteus, Electronics</w:t>
+      </w:r>
+      <w:r>
+        <w:rPr>
+          <w:rFonts w:ascii="Calibri" w:cs="Calibri" w:eastAsia="Calibri" w:hAnsi="Calibri"/>
+          <w:sz w:val="19"/>
+          <w:szCs w:val="19"/>
+        </w:rPr>
+        <w:t xml:space="preserve">   </w:t>
+      </w:r>
+      <w:hyperlink w:history="1" r:id="rId-qhkywodqe7g_axmgrsj3">
+        <w:r>
+          <w:rPr>
+            <w:rFonts w:ascii="Calibri" w:cs="Calibri" w:eastAsia="Calibri" w:hAnsi="Calibri"/>
+            <w:color w:val="1a5cc8"/>
+            <w:sz w:val="19"/>
+            <w:szCs w:val="19"/>
+            <w:u w:val="single"/>
+          </w:rPr>
+          <w:t xml:space="preserve">Portfolio ↗</w:t>
+        </w:r>
+      </w:hyperlink>
+    </w:p>
+    <w:p>
+      <w:pPr>
+        <w:spacing w:after="20" w:before="0"/>
+        <w:ind w:left="316" w:hanging="259"/>
+      </w:pPr>
+      <w:r>
+        <w:rPr>
+          <w:rFonts w:ascii="Calibri" w:cs="Calibri" w:eastAsia="Calibri" w:hAnsi="Calibri"/>
+          <w:sz w:val="19"/>
+          <w:szCs w:val="19"/>
+        </w:rPr>
+        <w:t xml:space="preserve">•  </w:t>
+      </w:r>
+      <w:r>
+        <w:rPr>
+          <w:rFonts w:ascii="Calibri" w:cs="Calibri" w:eastAsia="Calibri" w:hAnsi="Calibri"/>
+          <w:sz w:val="19"/>
+          <w:szCs w:val="19"/>
+        </w:rPr>
+        <w:t xml:space="preserve">
+            Delivered a </w:t>
+      </w:r>
+      <w:r>
+        <w:rPr>
+          <w:rFonts w:ascii="Calibri" w:cs="Calibri" w:eastAsia="Calibri" w:hAnsi="Calibri"/>
+          <w:b/>
+          <w:bCs/>
+          <w:sz w:val="19"/>
+          <w:szCs w:val="19"/>
+        </w:rPr>
+        <w:t xml:space="preserve">full engineering workflow: simulation, breadboard validation, PCB layout and</w:t>
+      </w:r>
+      <w:r>
+        <w:rPr>
+          <w:rFonts w:ascii="Calibri" w:cs="Calibri" w:eastAsia="Calibri" w:hAnsi="Calibri"/>
+          <w:sz w:val="19"/>
+          <w:szCs w:val="19"/>
+        </w:rPr>
+        <w:t xml:space="preserve">
+            bench testing
+          </w:t>
+      </w:r>
+    </w:p>
+    <w:p>
+      <w:pPr>
+        <w:spacing w:after="20" w:before="0"/>
+        <w:ind w:left="316" w:hanging="259"/>
+      </w:pPr>
+      <w:r>
+        <w:rPr>
+          <w:rFonts w:ascii="Calibri" w:cs="Calibri" w:eastAsia="Calibri" w:hAnsi="Calibri"/>
+          <w:sz w:val="19"/>
+          <w:szCs w:val="19"/>
+        </w:rPr>
+        <w:t xml:space="preserve">•  </w:t>
+      </w:r>
+      <w:r>
+        <w:rPr>
+          <w:rFonts w:ascii="Calibri" w:cs="Calibri" w:eastAsia="Calibri" w:hAnsi="Calibri"/>
+          <w:sz w:val="19"/>
+          <w:szCs w:val="19"/>
+        </w:rPr>
+        <w:t xml:space="preserve">
+            Validated performance with measured output of </w:t>
+      </w:r>
+      <w:r>
+        <w:rPr>
+          <w:rFonts w:ascii="Calibri" w:cs="Calibri" w:eastAsia="Calibri" w:hAnsi="Calibri"/>
+          <w:b/>
+          <w:bCs/>
+          <w:sz w:val="19"/>
+          <w:szCs w:val="19"/>
+        </w:rPr>
+        <w:t xml:space="preserve">2.980 Vpp against a 3 Vpp design target</w:t>
+      </w:r>
+      <w:r>
+        <w:rPr>
+          <w:rFonts w:ascii="Calibri" w:cs="Calibri" w:eastAsia="Calibri" w:hAnsi="Calibri"/>
+          <w:sz w:val="19"/>
+          <w:szCs w:val="19"/>
+        </w:rPr>
+        <w:t xml:space="preserve">
+          </w:t>
+      </w:r>
+    </w:p>
+    <w:p>
+      <w:pPr>
+        <w:spacing w:after="80" w:before="0"/>
+      </w:pPr>
+    </w:p>
+    <w:p>
+      <w:pPr>
+        <w:tabs>
+          <w:tab w:val="right" w:pos="9026"/>
+        </w:tabs>
+        <w:spacing w:after="10" w:before="0"/>
+      </w:pPr>
+      <w:r>
+        <w:rPr>
+          <w:rFonts w:ascii="Calibri" w:cs="Calibri" w:eastAsia="Calibri" w:hAnsi="Calibri"/>
+          <w:b/>
+          <w:bCs/>
+          <w:sz w:val="20"/>
+          <w:szCs w:val="20"/>
+        </w:rPr>
+        <w:t xml:space="preserve">CNC Milling Machine Control System</w:t>
+      </w:r>
+      <w:r>
+        <w:rPr>
+          <w:rFonts w:ascii="Calibri" w:cs="Calibri" w:eastAsia="Calibri" w:hAnsi="Calibri"/>
+          <w:sz w:val="20"/>
+          <w:szCs w:val="20"/>
+        </w:rPr>
+        <w:t xml:space="preserve">	2024</w:t>
+      </w:r>
+    </w:p>
+    <w:p>
+      <w:pPr>
+        <w:spacing w:after="10" w:before="0"/>
+      </w:pPr>
+      <w:r>
+        <w:rPr>
+          <w:rFonts w:ascii="Calibri" w:cs="Calibri" w:eastAsia="Calibri" w:hAnsi="Calibri"/>
+          <w:color w:val="444444"/>
+          <w:sz w:val="19"/>
+          <w:szCs w:val="19"/>
+        </w:rPr>
+        <w:t xml:space="preserve">Arduino, C++, Safety Systems, State Machines</w:t>
+      </w:r>
+      <w:r>
+        <w:rPr>
+          <w:rFonts w:ascii="Calibri" w:cs="Calibri" w:eastAsia="Calibri" w:hAnsi="Calibri"/>
+          <w:sz w:val="19"/>
+          <w:szCs w:val="19"/>
+        </w:rPr>
+        <w:t xml:space="preserve">   </w:t>
+      </w:r>
+      <w:hyperlink w:history="1" r:id="rIdohn_ax883sgenrog84dup">
+        <w:r>
+          <w:rPr>
+            <w:rFonts w:ascii="Calibri" w:cs="Calibri" w:eastAsia="Calibri" w:hAnsi="Calibri"/>
+            <w:color w:val="1a5cc8"/>
+            <w:sz w:val="19"/>
+            <w:szCs w:val="19"/>
+            <w:u w:val="single"/>
+          </w:rPr>
+          <w:t xml:space="preserve">Portfolio ↗</w:t>
+        </w:r>
+      </w:hyperlink>
+    </w:p>
+    <w:p>
+      <w:pPr>
+        <w:spacing w:after="20" w:before="0"/>
+        <w:ind w:left="316" w:hanging="259"/>
+      </w:pPr>
+      <w:r>
+        <w:rPr>
+          <w:rFonts w:ascii="Calibri" w:cs="Calibri" w:eastAsia="Calibri" w:hAnsi="Calibri"/>
+          <w:sz w:val="19"/>
+          <w:szCs w:val="19"/>
+        </w:rPr>
+        <w:t xml:space="preserve">•  </w:t>
+      </w:r>
+      <w:r>
+        <w:rPr>
+          <w:rFonts w:ascii="Calibri" w:cs="Calibri" w:eastAsia="Calibri" w:hAnsi="Calibri"/>
+          <w:sz w:val="19"/>
+          <w:szCs w:val="19"/>
+        </w:rPr>
+        <w:t xml:space="preserve">
+            Engineered a </w:t>
+      </w:r>
+      <w:r>
+        <w:rPr>
+          <w:rFonts w:ascii="Calibri" w:cs="Calibri" w:eastAsia="Calibri" w:hAnsi="Calibri"/>
+          <w:b/>
+          <w:bCs/>
+          <w:sz w:val="19"/>
+          <w:szCs w:val="19"/>
+        </w:rPr>
+        <w:t xml:space="preserve">safety-focused controller</w:t>
+      </w:r>
+      <w:r>
+        <w:rPr>
+          <w:rFonts w:ascii="Calibri" w:cs="Calibri" w:eastAsia="Calibri" w:hAnsi="Calibri"/>
+          <w:sz w:val="19"/>
+          <w:szCs w:val="19"/>
+        </w:rPr>
+        <w:t xml:space="preserve"> using </w:t>
+      </w:r>
+      <w:r>
+        <w:rPr>
+          <w:rFonts w:ascii="Calibri" w:cs="Calibri" w:eastAsia="Calibri" w:hAnsi="Calibri"/>
+          <w:b/>
+          <w:bCs/>
+          <w:sz w:val="19"/>
+          <w:szCs w:val="19"/>
+        </w:rPr>
+        <w:t xml:space="preserve">finite state machine logic</w:t>
+      </w:r>
+      <w:r>
+        <w:rPr>
+          <w:rFonts w:ascii="Calibri" w:cs="Calibri" w:eastAsia="Calibri" w:hAnsi="Calibri"/>
+          <w:sz w:val="19"/>
+          <w:szCs w:val="19"/>
+        </w:rPr>
+        <w:t xml:space="preserve"> and strict
+            transition validation
+          </w:t>
+      </w:r>
+    </w:p>
+    <w:p>
+      <w:pPr>
+        <w:spacing w:after="20" w:before="0"/>
+        <w:ind w:left="316" w:hanging="259"/>
+      </w:pPr>
+      <w:r>
+        <w:rPr>
+          <w:rFonts w:ascii="Calibri" w:cs="Calibri" w:eastAsia="Calibri" w:hAnsi="Calibri"/>
+          <w:sz w:val="19"/>
+          <w:szCs w:val="19"/>
+        </w:rPr>
+        <w:t xml:space="preserve">•  </w:t>
+      </w:r>
+      <w:r>
+        <w:rPr>
+          <w:rFonts w:ascii="Calibri" w:cs="Calibri" w:eastAsia="Calibri" w:hAnsi="Calibri"/>
+          <w:sz w:val="19"/>
+          <w:szCs w:val="19"/>
+        </w:rPr>
+        <w:t xml:space="preserve">
+            Integrated door interlocks, </w:t>
+      </w:r>
+      <w:r>
+        <w:rPr>
+          <w:rFonts w:ascii="Calibri" w:cs="Calibri" w:eastAsia="Calibri" w:hAnsi="Calibri"/>
+          <w:b/>
+          <w:bCs/>
+          <w:sz w:val="19"/>
+          <w:szCs w:val="19"/>
+        </w:rPr>
+        <w:t xml:space="preserve">emergency stop handling</w:t>
+      </w:r>
+      <w:r>
+        <w:rPr>
+          <w:rFonts w:ascii="Calibri" w:cs="Calibri" w:eastAsia="Calibri" w:hAnsi="Calibri"/>
+          <w:sz w:val="19"/>
+          <w:szCs w:val="19"/>
+        </w:rPr>
+        <w:t xml:space="preserve">, timed cooldown and LCD status
+            feedback for safe operation
+          </w:t>
+      </w:r>
+    </w:p>
+    <w:p>
+      <w:pPr>
+        <w:spacing w:after="80" w:before="0"/>
+      </w:pPr>
+    </w:p>
+    <w:p>
+      <w:pPr>
+        <w:pBdr>
+          <w:bottom w:val="single" w:color="000000" w:sz="6" w:space="1"/>
+        </w:pBdr>
+        <w:spacing w:after="40" w:before="160"/>
+      </w:pPr>
+      <w:r>
+        <w:rPr>
+          <w:rFonts w:ascii="Calibri" w:cs="Calibri" w:eastAsia="Calibri" w:hAnsi="Calibri"/>
+          <w:b/>
+          <w:bCs/>
+          <w:sz w:val="21"/>
+          <w:szCs w:val="21"/>
+        </w:rPr>
+        <w:t xml:space="preserve">EXPERIENCE</w:t>
+      </w:r>
+    </w:p>
+    <w:p>
+      <w:pPr>
+        <w:tabs>
+          <w:tab w:val="right" w:pos="9026"/>
+        </w:tabs>
+        <w:spacing w:after="10" w:before="0"/>
+      </w:pPr>
+      <w:r>
+        <w:rPr>
+          <w:rFonts w:ascii="Calibri" w:cs="Calibri" w:eastAsia="Calibri" w:hAnsi="Calibri"/>
+          <w:b/>
+          <w:bCs/>
+          <w:sz w:val="20"/>
+          <w:szCs w:val="20"/>
+        </w:rPr>
+        <w:t xml:space="preserve">Student Representative</w:t>
+      </w:r>
+      <w:r>
+        <w:rPr>
+          <w:rFonts w:ascii="Calibri" w:cs="Calibri" w:eastAsia="Calibri" w:hAnsi="Calibri"/>
+          <w:sz w:val="20"/>
+          <w:szCs w:val="20"/>
+        </w:rPr>
+        <w:t xml:space="preserve">	Aston Students' Union, Birmingham, UK</w:t>
+      </w:r>
+    </w:p>
+    <w:p>
+      <w:pPr>
+        <w:tabs>
+          <w:tab w:val="right" w:pos="9026"/>
+        </w:tabs>
+        <w:spacing w:after="10" w:before="0"/>
+      </w:pPr>
+      <w:r>
+        <w:rPr>
+          <w:rFonts w:ascii="Calibri" w:cs="Calibri" w:eastAsia="Calibri" w:hAnsi="Calibri"/>
+          <w:color w:val="444444"/>
+          <w:sz w:val="19"/>
+          <w:szCs w:val="19"/>
+        </w:rPr>
+        <w:t xml:space="preserve">Student advocacy, stakeholder communication, academic liaison</w:t>
+      </w:r>
+      <w:r>
+        <w:rPr>
+          <w:rFonts w:ascii="Calibri" w:cs="Calibri" w:eastAsia="Calibri" w:hAnsi="Calibri"/>
+          <w:sz w:val="19"/>
+          <w:szCs w:val="19"/>
+        </w:rPr>
+        <w:t xml:space="preserve">	Sep 2025 - Present</w:t>
+      </w:r>
+    </w:p>
+    <w:p>
+      <w:pPr>
+        <w:spacing w:after="20" w:before="0"/>
+        <w:ind w:left="316" w:hanging="259"/>
+      </w:pPr>
+      <w:r>
+        <w:rPr>
+          <w:rFonts w:ascii="Calibri" w:cs="Calibri" w:eastAsia="Calibri" w:hAnsi="Calibri"/>
+          <w:sz w:val="19"/>
+          <w:szCs w:val="19"/>
+        </w:rPr>
+        <w:t xml:space="preserve">•  </w:t>
+      </w:r>
+      <w:r>
+        <w:rPr>
+          <w:rFonts w:ascii="Calibri" w:cs="Calibri" w:eastAsia="Calibri" w:hAnsi="Calibri"/>
+          <w:sz w:val="19"/>
+          <w:szCs w:val="19"/>
+        </w:rPr>
+        <w:t xml:space="preserve">Collect and structure student feedback and present findings to academic staff through </w:t>
+      </w:r>
+      <w:r>
+        <w:rPr>
+          <w:rFonts w:ascii="Calibri" w:cs="Calibri" w:eastAsia="Calibri" w:hAnsi="Calibri"/>
+          <w:b/>
+          <w:bCs/>
+          <w:sz w:val="19"/>
+          <w:szCs w:val="19"/>
+        </w:rPr>
+        <w:t xml:space="preserve">SSLC, Senate and Council meetings</w:t>
+      </w:r>
+      <w:r>
+        <w:rPr>
+          <w:rFonts w:ascii="Calibri" w:cs="Calibri" w:eastAsia="Calibri" w:hAnsi="Calibri"/>
+          <w:sz w:val="19"/>
+          <w:szCs w:val="19"/>
+        </w:rPr>
+        <w:t xml:space="preserve"> in a clear and data-informed manner</w:t>
+      </w:r>
+    </w:p>
+    <w:p>
+      <w:pPr>
+        <w:spacing w:after="20" w:before="0"/>
+        <w:ind w:left="316" w:hanging="259"/>
+      </w:pPr>
+      <w:r>
+        <w:rPr>
+          <w:rFonts w:ascii="Calibri" w:cs="Calibri" w:eastAsia="Calibri" w:hAnsi="Calibri"/>
+          <w:sz w:val="19"/>
+          <w:szCs w:val="19"/>
+        </w:rPr>
+        <w:t xml:space="preserve">•  </w:t>
+      </w:r>
+      <w:r>
+        <w:rPr>
+          <w:rFonts w:ascii="Calibri" w:cs="Calibri" w:eastAsia="Calibri" w:hAnsi="Calibri"/>
+          <w:sz w:val="19"/>
+          <w:szCs w:val="19"/>
+        </w:rPr>
+        <w:t xml:space="preserve">Delivered </w:t>
+      </w:r>
+      <w:r>
+        <w:rPr>
+          <w:rFonts w:ascii="Calibri" w:cs="Calibri" w:eastAsia="Calibri" w:hAnsi="Calibri"/>
+          <w:b/>
+          <w:bCs/>
+          <w:sz w:val="19"/>
+          <w:szCs w:val="19"/>
+        </w:rPr>
+        <w:t xml:space="preserve">course and assessment improvements</w:t>
+      </w:r>
+      <w:r>
+        <w:rPr>
+          <w:rFonts w:ascii="Calibri" w:cs="Calibri" w:eastAsia="Calibri" w:hAnsi="Calibri"/>
+          <w:sz w:val="19"/>
+          <w:szCs w:val="19"/>
+        </w:rPr>
+        <w:t xml:space="preserve"> by aggregating qualitative feedback, identifying patterns and working with staff to implement changes</w:t>
+      </w:r>
+    </w:p>
+    <w:p>
+      <w:pPr>
+        <w:spacing w:after="80" w:before="0"/>
+      </w:pPr>
+    </w:p>
+    <w:p>
+      <w:pPr>
+        <w:tabs>
+          <w:tab w:val="right" w:pos="9026"/>
+        </w:tabs>
+        <w:spacing w:after="10" w:before="0"/>
+      </w:pPr>
+      <w:r>
+        <w:rPr>
+          <w:rFonts w:ascii="Calibri" w:cs="Calibri" w:eastAsia="Calibri" w:hAnsi="Calibri"/>
+          <w:b/>
+          <w:bCs/>
+          <w:sz w:val="20"/>
+          <w:szCs w:val="20"/>
+        </w:rPr>
+        <w:t xml:space="preserve">Diplomatic, Consular and Estates Intern</w:t>
+      </w:r>
+      <w:r>
+        <w:rPr>
+          <w:rFonts w:ascii="Calibri" w:cs="Calibri" w:eastAsia="Calibri" w:hAnsi="Calibri"/>
+          <w:sz w:val="20"/>
+          <w:szCs w:val="20"/>
+        </w:rPr>
+        <w:t xml:space="preserve">	Ghana High Commission, London, UK</w:t>
+      </w:r>
+    </w:p>
+    <w:p>
+      <w:pPr>
+        <w:tabs>
+          <w:tab w:val="right" w:pos="9026"/>
+        </w:tabs>
+        <w:spacing w:after="10" w:before="0"/>
+      </w:pPr>
+      <w:r>
+        <w:rPr>
+          <w:rFonts w:ascii="Calibri" w:cs="Calibri" w:eastAsia="Calibri" w:hAnsi="Calibri"/>
+          <w:color w:val="444444"/>
+          <w:sz w:val="19"/>
+          <w:szCs w:val="19"/>
+        </w:rPr>
+        <w:t xml:space="preserve">Consular operations, diplomatic property, document processing, client support</w:t>
+      </w:r>
+      <w:r>
+        <w:rPr>
+          <w:rFonts w:ascii="Calibri" w:cs="Calibri" w:eastAsia="Calibri" w:hAnsi="Calibri"/>
+          <w:sz w:val="19"/>
+          <w:szCs w:val="19"/>
+        </w:rPr>
+        <w:t xml:space="preserve">	Mar 2024 - Aug 2024</w:t>
+      </w:r>
+    </w:p>
+    <w:p>
+      <w:pPr>
+        <w:spacing w:after="20" w:before="0"/>
+        <w:ind w:left="316" w:hanging="259"/>
+      </w:pPr>
+      <w:r>
+        <w:rPr>
+          <w:rFonts w:ascii="Calibri" w:cs="Calibri" w:eastAsia="Calibri" w:hAnsi="Calibri"/>
+          <w:sz w:val="19"/>
+          <w:szCs w:val="19"/>
+        </w:rPr>
+        <w:t xml:space="preserve">•  </w:t>
+      </w:r>
+      <w:r>
+        <w:rPr>
+          <w:rFonts w:ascii="Calibri" w:cs="Calibri" w:eastAsia="Calibri" w:hAnsi="Calibri"/>
+          <w:sz w:val="19"/>
+          <w:szCs w:val="19"/>
+        </w:rPr>
+        <w:t xml:space="preserve">Processed and authenticated </w:t>
+      </w:r>
+      <w:r>
+        <w:rPr>
+          <w:rFonts w:ascii="Calibri" w:cs="Calibri" w:eastAsia="Calibri" w:hAnsi="Calibri"/>
+          <w:b/>
+          <w:bCs/>
+          <w:sz w:val="19"/>
+          <w:szCs w:val="19"/>
+        </w:rPr>
+        <w:t xml:space="preserve">biometric and document records</w:t>
+      </w:r>
+      <w:r>
+        <w:rPr>
+          <w:rFonts w:ascii="Calibri" w:cs="Calibri" w:eastAsia="Calibri" w:hAnsi="Calibri"/>
+          <w:sz w:val="19"/>
+          <w:szCs w:val="19"/>
+        </w:rPr>
+        <w:t xml:space="preserve"> through official consular management systems, maintaining accuracy and confidentiality across </w:t>
+      </w:r>
+      <w:r>
+        <w:rPr>
+          <w:rFonts w:ascii="Calibri" w:cs="Calibri" w:eastAsia="Calibri" w:hAnsi="Calibri"/>
+          <w:b/>
+          <w:bCs/>
+          <w:sz w:val="19"/>
+          <w:szCs w:val="19"/>
+        </w:rPr>
+        <w:t xml:space="preserve">100+ daily client interactions</w:t>
+      </w:r>
+    </w:p>
+    <w:p>
+      <w:pPr>
+        <w:spacing w:after="20" w:before="0"/>
+        <w:ind w:left="316" w:hanging="259"/>
+      </w:pPr>
+      <w:r>
+        <w:rPr>
+          <w:rFonts w:ascii="Calibri" w:cs="Calibri" w:eastAsia="Calibri" w:hAnsi="Calibri"/>
+          <w:sz w:val="19"/>
+          <w:szCs w:val="19"/>
+        </w:rPr>
+        <w:t xml:space="preserve">•  </w:t>
+      </w:r>
+      <w:r>
+        <w:rPr>
+          <w:rFonts w:ascii="Calibri" w:cs="Calibri" w:eastAsia="Calibri" w:hAnsi="Calibri"/>
+          <w:sz w:val="19"/>
+          <w:szCs w:val="19"/>
+        </w:rPr>
+        <w:t xml:space="preserve">Managed structured records across estates documentation, maintenance schedules and administrative workflows, ensuring data integrity across diplomatic operations</w:t>
+      </w:r>
+    </w:p>
+    <w:p>
+      <w:pPr>
+        <w:spacing w:after="80" w:before="0"/>
+      </w:pPr>
+    </w:p>
+    <w:p>
+      <w:pPr>
+        <w:tabs>
+          <w:tab w:val="right" w:pos="9026"/>
+        </w:tabs>
+        <w:spacing w:after="10" w:before="0"/>
+      </w:pPr>
+      <w:r>
+        <w:rPr>
+          <w:rFonts w:ascii="Calibri" w:cs="Calibri" w:eastAsia="Calibri" w:hAnsi="Calibri"/>
+          <w:b/>
+          <w:bCs/>
+          <w:sz w:val="20"/>
+          <w:szCs w:val="20"/>
+        </w:rPr>
+        <w:t xml:space="preserve">Junior Apprentice HVAC Technician</w:t>
+      </w:r>
+      <w:r>
+        <w:rPr>
+          <w:rFonts w:ascii="Calibri" w:cs="Calibri" w:eastAsia="Calibri" w:hAnsi="Calibri"/>
+          <w:sz w:val="20"/>
+          <w:szCs w:val="20"/>
+        </w:rPr>
+        <w:t xml:space="preserve">	Massive Refrigeration Services, Accra, Ghana</w:t>
+      </w:r>
+    </w:p>
+    <w:p>
+      <w:pPr>
+        <w:tabs>
+          <w:tab w:val="right" w:pos="9026"/>
+        </w:tabs>
+        <w:spacing w:after="10" w:before="0"/>
+      </w:pPr>
+      <w:r>
+        <w:rPr>
+          <w:rFonts w:ascii="Calibri" w:cs="Calibri" w:eastAsia="Calibri" w:hAnsi="Calibri"/>
+          <w:color w:val="444444"/>
+          <w:sz w:val="19"/>
+          <w:szCs w:val="19"/>
+        </w:rPr>
+        <w:t xml:space="preserve">Field servicing, diagnostics, installation support</w:t>
+      </w:r>
+      <w:r>
+        <w:rPr>
+          <w:rFonts w:ascii="Calibri" w:cs="Calibri" w:eastAsia="Calibri" w:hAnsi="Calibri"/>
+          <w:sz w:val="19"/>
+          <w:szCs w:val="19"/>
+        </w:rPr>
+        <w:t xml:space="preserve">	Jul 2019 - Jul 2021</w:t>
+      </w:r>
+    </w:p>
+    <w:p>
+      <w:pPr>
+        <w:spacing w:after="20" w:before="0"/>
+        <w:ind w:left="316" w:hanging="259"/>
+      </w:pPr>
+      <w:r>
+        <w:rPr>
+          <w:rFonts w:ascii="Calibri" w:cs="Calibri" w:eastAsia="Calibri" w:hAnsi="Calibri"/>
+          <w:sz w:val="19"/>
+          <w:szCs w:val="19"/>
+        </w:rPr>
+        <w:t xml:space="preserve">•  </w:t>
+      </w:r>
+      <w:r>
+        <w:rPr>
+          <w:rFonts w:ascii="Calibri" w:cs="Calibri" w:eastAsia="Calibri" w:hAnsi="Calibri"/>
+          <w:sz w:val="19"/>
+          <w:szCs w:val="19"/>
+        </w:rPr>
+        <w:t xml:space="preserve">
+            Serviced, installed and maintained </w:t>
+      </w:r>
+      <w:r>
+        <w:rPr>
+          <w:rFonts w:ascii="Calibri" w:cs="Calibri" w:eastAsia="Calibri" w:hAnsi="Calibri"/>
+          <w:b/>
+          <w:bCs/>
+          <w:sz w:val="19"/>
+          <w:szCs w:val="19"/>
+        </w:rPr>
+        <w:t xml:space="preserve">50+ air conditioning units</w:t>
+      </w:r>
+      <w:r>
+        <w:rPr>
+          <w:rFonts w:ascii="Calibri" w:cs="Calibri" w:eastAsia="Calibri" w:hAnsi="Calibri"/>
+          <w:sz w:val="19"/>
+          <w:szCs w:val="19"/>
+        </w:rPr>
+        <w:t xml:space="preserve"> using standard diagnostic tools and field servicing techniques
+          </w:t>
+      </w:r>
+    </w:p>
+    <w:p>
+      <w:pPr>
+        <w:spacing w:after="80" w:before="0"/>
+      </w:pPr>
+    </w:p>
+    <w:p>
+      <w:pPr>
+        <w:pBdr>
+          <w:bottom w:val="single" w:color="000000" w:sz="6" w:space="1"/>
+        </w:pBdr>
+        <w:spacing w:after="40" w:before="160"/>
+      </w:pPr>
+      <w:r>
+        <w:rPr>
+          <w:rFonts w:ascii="Calibri" w:cs="Calibri" w:eastAsia="Calibri" w:hAnsi="Calibri"/>
+          <w:b/>
+          <w:bCs/>
+          <w:sz w:val="21"/>
+          <w:szCs w:val="21"/>
+        </w:rPr>
+        <w:t xml:space="preserve">RESEARCH &amp; PUBLICATIONS</w:t>
+      </w:r>
+    </w:p>
+    <w:p>
+      <w:pPr>
+        <w:tabs>
+          <w:tab w:val="right" w:pos="9026"/>
+        </w:tabs>
+        <w:spacing w:after="10" w:before="0"/>
+      </w:pPr>
+      <w:r>
+        <w:rPr>
+          <w:rFonts w:ascii="Calibri" w:cs="Calibri" w:eastAsia="Calibri" w:hAnsi="Calibri"/>
+          <w:b/>
+          <w:bCs/>
+          <w:sz w:val="20"/>
+          <w:szCs w:val="20"/>
+        </w:rPr>
+        <w:t xml:space="preserve">git-unlocked: An Open-Source Modular Curriculum for Git and Version Control Education</w:t>
+      </w:r>
+    </w:p>
+    <w:p>
+      <w:pPr>
+        <w:tabs>
+          <w:tab w:val="right" w:pos="9026"/>
+        </w:tabs>
+        <w:spacing w:after="10" w:before="0"/>
+      </w:pPr>
+      <w:r>
+        <w:rPr>
+          <w:rFonts w:ascii="Calibri" w:cs="Calibri" w:eastAsia="Calibri" w:hAnsi="Calibri"/>
+          <w:color w:val="444444"/>
+          <w:sz w:val="19"/>
+          <w:szCs w:val="19"/>
+        </w:rPr>
         <w:t xml:space="preserve">I. Adjei · Zenodo · Jun 2026</w:t>
       </w:r>
       <w:r>
@@ -781,7 +2378,7 @@
         </w:rPr>
         <w:t xml:space="preserve">   </w:t>
       </w:r>
-      <w:hyperlink w:history="1" r:id="rIdwz7wgdmu7gjoucnauieei">
+      <w:hyperlink w:history="1" r:id="rIdhs8xttxbwhbfhq1ktnbpj">
         <w:r>
           <w:rPr>
             <w:rFonts w:ascii="Calibri" w:cs="Calibri" w:eastAsia="Calibri" w:hAnsi="Calibri"/>
@@ -809,7 +2406,7 @@
         </w:rPr>
         <w:t xml:space="preserve">| </w:t>
       </w:r>
-      <w:hyperlink w:history="1" r:id="rId8wbgxwuhgpo3chk6-vuh6">
+      <w:hyperlink w:history="1" r:id="rIdqvdgako-k3co1jbqhmmcc">
         <w:r>
           <w:rPr>
             <w:rFonts w:ascii="Calibri" w:cs="Calibri" w:eastAsia="Calibri" w:hAnsi="Calibri"/>

--- a/public/resume/cv-data.docx
+++ b/public/resume/cv-data.docx
@@ -33,7 +33,7 @@
         </w:rPr>
         <w:t xml:space="preserve">✉ </w:t>
       </w:r>
-      <w:hyperlink w:history="1" r:id="rIdvqkqh1_xky68rgu_evqmp">
+      <w:hyperlink w:history="1" r:id="rIdbi5imagq7kqhwtjr413vn">
         <w:r>
           <w:rPr>
             <w:rFonts w:ascii="Calibri" w:cs="Calibri" w:eastAsia="Calibri" w:hAnsi="Calibri"/>
@@ -63,7 +63,7 @@
         </w:rPr>
         <w:t xml:space="preserve">• </w:t>
       </w:r>
-      <w:hyperlink w:history="1" r:id="rId9xbmwawyesj42iqbupv_k">
+      <w:hyperlink w:history="1" r:id="rIdolqjzpx8kf5hvqogsvmaj">
         <w:r>
           <w:rPr>
             <w:rFonts w:ascii="Calibri" w:cs="Calibri" w:eastAsia="Calibri" w:hAnsi="Calibri"/>
@@ -93,7 +93,7 @@
         </w:rPr>
         <w:t xml:space="preserve">⁠in </w:t>
       </w:r>
-      <w:hyperlink w:history="1" r:id="rId4znssxljc7vnw20qv9ikn">
+      <w:hyperlink w:history="1" r:id="rId0qowyq_e1uzdv1xh_amxf">
         <w:r>
           <w:rPr>
             <w:rFonts w:ascii="Calibri" w:cs="Calibri" w:eastAsia="Calibri" w:hAnsi="Calibri"/>
@@ -123,7 +123,7 @@
         </w:rPr>
         <w:t xml:space="preserve">◔ </w:t>
       </w:r>
-      <w:hyperlink w:history="1" r:id="rId6meolhxf1kxydf7afq5eb">
+      <w:hyperlink w:history="1" r:id="rIdfxudllrecokpv29iyowix">
         <w:r>
           <w:rPr>
             <w:rFonts w:ascii="Calibri" w:cs="Calibri" w:eastAsia="Calibri" w:hAnsi="Calibri"/>
@@ -153,7 +153,7 @@
         </w:rPr>
         <w:t xml:space="preserve">Ⓘ </w:t>
       </w:r>
-      <w:hyperlink w:history="1" r:id="rIdpfjccrey7agibx2opscyl">
+      <w:hyperlink w:history="1" r:id="rIdhchygunxdeugd2ovlxymi">
         <w:r>
           <w:rPr>
             <w:rFonts w:ascii="Calibri" w:cs="Calibri" w:eastAsia="Calibri" w:hAnsi="Calibri"/>
@@ -716,7 +716,7 @@
         </w:rPr>
         <w:t xml:space="preserve">   </w:t>
       </w:r>
-      <w:hyperlink w:history="1" r:id="rIdhkgtns-honzvyxo1nefqu">
+      <w:hyperlink w:history="1" r:id="rIdmygm8pzfiitrmxgzdo9vd">
         <w:r>
           <w:rPr>
             <w:rFonts w:ascii="Calibri" w:cs="Calibri" w:eastAsia="Calibri" w:hAnsi="Calibri"/>
@@ -744,7 +744,7 @@
         </w:rPr>
         <w:t xml:space="preserve">| </w:t>
       </w:r>
-      <w:hyperlink w:history="1" r:id="rIdokljljbfcznawcwzw5jmt">
+      <w:hyperlink w:history="1" r:id="rId4gfedbl4go46bevlfffqg">
         <w:r>
           <w:rPr>
             <w:rFonts w:ascii="Calibri" w:cs="Calibri" w:eastAsia="Calibri" w:hAnsi="Calibri"/>
@@ -772,7 +772,7 @@
         </w:rPr>
         <w:t xml:space="preserve">| </w:t>
       </w:r>
-      <w:hyperlink w:history="1" r:id="rIdpsia00n9egcyawfg1p-ji">
+      <w:hyperlink w:history="1" r:id="rIdpokp1wd_nhlkvqtgvuzmd">
         <w:r>
           <w:rPr>
             <w:rFonts w:ascii="Calibri" w:cs="Calibri" w:eastAsia="Calibri" w:hAnsi="Calibri"/>
@@ -1125,7 +1125,7 @@
         </w:rPr>
         <w:t xml:space="preserve">   </w:t>
       </w:r>
-      <w:hyperlink w:history="1" r:id="rIdk5osgjrs4t3eb-7jr5vcj">
+      <w:hyperlink w:history="1" r:id="rIdfopizoepluwyuuexbmllz">
         <w:r>
           <w:rPr>
             <w:rFonts w:ascii="Calibri" w:cs="Calibri" w:eastAsia="Calibri" w:hAnsi="Calibri"/>
@@ -1153,7 +1153,7 @@
         </w:rPr>
         <w:t xml:space="preserve">| </w:t>
       </w:r>
-      <w:hyperlink w:history="1" r:id="rIdyiqa8mceeyxbghm2iu3v2">
+      <w:hyperlink w:history="1" r:id="rIdmgntfp_nw_gz7-chyujhd">
         <w:r>
           <w:rPr>
             <w:rFonts w:ascii="Calibri" w:cs="Calibri" w:eastAsia="Calibri" w:hAnsi="Calibri"/>
@@ -1181,7 +1181,7 @@
         </w:rPr>
         <w:t xml:space="preserve">| </w:t>
       </w:r>
-      <w:hyperlink w:history="1" r:id="rId_ulolormbwljd7ew_pkwz">
+      <w:hyperlink w:history="1" r:id="rIdeuz-ueegazr6hjc4ysf0y">
         <w:r>
           <w:rPr>
             <w:rFonts w:ascii="Calibri" w:cs="Calibri" w:eastAsia="Calibri" w:hAnsi="Calibri"/>
@@ -1348,7 +1348,7 @@
         </w:rPr>
         <w:t xml:space="preserve">   </w:t>
       </w:r>
-      <w:hyperlink w:history="1" r:id="rIdmwhm6kkl0-pv6mi_lepu9">
+      <w:hyperlink w:history="1" r:id="rIdeonlpzcx3lcozogwafsyx">
         <w:r>
           <w:rPr>
             <w:rFonts w:ascii="Calibri" w:cs="Calibri" w:eastAsia="Calibri" w:hAnsi="Calibri"/>
@@ -1376,7 +1376,7 @@
         </w:rPr>
         <w:t xml:space="preserve">| </w:t>
       </w:r>
-      <w:hyperlink w:history="1" r:id="rId4gdo65lnurzayvcbjx4ar">
+      <w:hyperlink w:history="1" r:id="rIdess_mlcouuffgmhghtfuf">
         <w:r>
           <w:rPr>
             <w:rFonts w:ascii="Calibri" w:cs="Calibri" w:eastAsia="Calibri" w:hAnsi="Calibri"/>
@@ -1509,7 +1509,7 @@
         </w:rPr>
         <w:t xml:space="preserve">   </w:t>
       </w:r>
-      <w:hyperlink w:history="1" r:id="rIddb-uwflryi0qx31fmkzwz">
+      <w:hyperlink w:history="1" r:id="rIddzbjkdz8nwom78xy-k31q">
         <w:r>
           <w:rPr>
             <w:rFonts w:ascii="Calibri" w:cs="Calibri" w:eastAsia="Calibri" w:hAnsi="Calibri"/>
@@ -1537,7 +1537,7 @@
         </w:rPr>
         <w:t xml:space="preserve">| </w:t>
       </w:r>
-      <w:hyperlink w:history="1" r:id="rIdu9apasbzistewn2x4ktte">
+      <w:hyperlink w:history="1" r:id="rIdr6lqm3vmhn3p7lhhrnxr4">
         <w:r>
           <w:rPr>
             <w:rFonts w:ascii="Calibri" w:cs="Calibri" w:eastAsia="Calibri" w:hAnsi="Calibri"/>
@@ -1666,7 +1666,7 @@
         </w:rPr>
         <w:t xml:space="preserve">   </w:t>
       </w:r>
-      <w:hyperlink w:history="1" r:id="rId-qhkywodqe7g_axmgrsj3">
+      <w:hyperlink w:history="1" r:id="rIdffsbs3gj0plj4o5ol00tc">
         <w:r>
           <w:rPr>
             <w:rFonts w:ascii="Calibri" w:cs="Calibri" w:eastAsia="Calibri" w:hAnsi="Calibri"/>
@@ -1816,7 +1816,7 @@
         </w:rPr>
         <w:t xml:space="preserve">   </w:t>
       </w:r>
-      <w:hyperlink w:history="1" r:id="rIdohn_ax883sgenrog84dup">
+      <w:hyperlink w:history="1" r:id="rIdgfs2vg7yedci4hzua57fk">
         <w:r>
           <w:rPr>
             <w:rFonts w:ascii="Calibri" w:cs="Calibri" w:eastAsia="Calibri" w:hAnsi="Calibri"/>
@@ -2378,7 +2378,7 @@
         </w:rPr>
         <w:t xml:space="preserve">   </w:t>
       </w:r>
-      <w:hyperlink w:history="1" r:id="rIdhs8xttxbwhbfhq1ktnbpj">
+      <w:hyperlink w:history="1" r:id="rIdng0xhop48b8yurcoaisb0">
         <w:r>
           <w:rPr>
             <w:rFonts w:ascii="Calibri" w:cs="Calibri" w:eastAsia="Calibri" w:hAnsi="Calibri"/>
@@ -2406,7 +2406,7 @@
         </w:rPr>
         <w:t xml:space="preserve">| </w:t>
       </w:r>
-      <w:hyperlink w:history="1" r:id="rIdqvdgako-k3co1jbqhmmcc">
+      <w:hyperlink w:history="1" r:id="rIdznulurk6duvgrosei-yvo">
         <w:r>
           <w:rPr>
             <w:rFonts w:ascii="Calibri" w:cs="Calibri" w:eastAsia="Calibri" w:hAnsi="Calibri"/>

--- a/public/resume/cv-data.docx
+++ b/public/resume/cv-data.docx
@@ -33,7 +33,7 @@
         </w:rPr>
         <w:t xml:space="preserve">✉ </w:t>
       </w:r>
-      <w:hyperlink w:history="1" r:id="rIdbi5imagq7kqhwtjr413vn">
+      <w:hyperlink w:history="1" r:id="rId4pfrdk_7o78qfmch6x1qs">
         <w:r>
           <w:rPr>
             <w:rFonts w:ascii="Calibri" w:cs="Calibri" w:eastAsia="Calibri" w:hAnsi="Calibri"/>
@@ -63,7 +63,7 @@
         </w:rPr>
         <w:t xml:space="preserve">• </w:t>
       </w:r>
-      <w:hyperlink w:history="1" r:id="rIdolqjzpx8kf5hvqogsvmaj">
+      <w:hyperlink w:history="1" r:id="rIdy8-g8i6vtwonennw6ivrn">
         <w:r>
           <w:rPr>
             <w:rFonts w:ascii="Calibri" w:cs="Calibri" w:eastAsia="Calibri" w:hAnsi="Calibri"/>
@@ -93,7 +93,7 @@
         </w:rPr>
         <w:t xml:space="preserve">⁠in </w:t>
       </w:r>
-      <w:hyperlink w:history="1" r:id="rId0qowyq_e1uzdv1xh_amxf">
+      <w:hyperlink w:history="1" r:id="rId0pfbe4yccxm5pnmuhygog">
         <w:r>
           <w:rPr>
             <w:rFonts w:ascii="Calibri" w:cs="Calibri" w:eastAsia="Calibri" w:hAnsi="Calibri"/>
@@ -123,7 +123,7 @@
         </w:rPr>
         <w:t xml:space="preserve">◔ </w:t>
       </w:r>
-      <w:hyperlink w:history="1" r:id="rIdfxudllrecokpv29iyowix">
+      <w:hyperlink w:history="1" r:id="rId2qmdn_vmhedwahagl-yg6">
         <w:r>
           <w:rPr>
             <w:rFonts w:ascii="Calibri" w:cs="Calibri" w:eastAsia="Calibri" w:hAnsi="Calibri"/>
@@ -153,7 +153,7 @@
         </w:rPr>
         <w:t xml:space="preserve">Ⓘ </w:t>
       </w:r>
-      <w:hyperlink w:history="1" r:id="rIdhchygunxdeugd2ovlxymi">
+      <w:hyperlink w:history="1" r:id="rIdrqww-kbii2p2fo3g3mkju">
         <w:r>
           <w:rPr>
             <w:rFonts w:ascii="Calibri" w:cs="Calibri" w:eastAsia="Calibri" w:hAnsi="Calibri"/>
@@ -716,7 +716,7 @@
         </w:rPr>
         <w:t xml:space="preserve">   </w:t>
       </w:r>
-      <w:hyperlink w:history="1" r:id="rIdmygm8pzfiitrmxgzdo9vd">
+      <w:hyperlink w:history="1" r:id="rIdg5iffg8qgpiztf-sgticj">
         <w:r>
           <w:rPr>
             <w:rFonts w:ascii="Calibri" w:cs="Calibri" w:eastAsia="Calibri" w:hAnsi="Calibri"/>
@@ -744,7 +744,7 @@
         </w:rPr>
         <w:t xml:space="preserve">| </w:t>
       </w:r>
-      <w:hyperlink w:history="1" r:id="rId4gfedbl4go46bevlfffqg">
+      <w:hyperlink w:history="1" r:id="rIduwkcmcptpenpwhmorrzxy">
         <w:r>
           <w:rPr>
             <w:rFonts w:ascii="Calibri" w:cs="Calibri" w:eastAsia="Calibri" w:hAnsi="Calibri"/>
@@ -772,7 +772,7 @@
         </w:rPr>
         <w:t xml:space="preserve">| </w:t>
       </w:r>
-      <w:hyperlink w:history="1" r:id="rIdpokp1wd_nhlkvqtgvuzmd">
+      <w:hyperlink w:history="1" r:id="rId0-2nwdwmnasefwivp_kuv">
         <w:r>
           <w:rPr>
             <w:rFonts w:ascii="Calibri" w:cs="Calibri" w:eastAsia="Calibri" w:hAnsi="Calibri"/>
@@ -1125,7 +1125,7 @@
         </w:rPr>
         <w:t xml:space="preserve">   </w:t>
       </w:r>
-      <w:hyperlink w:history="1" r:id="rIdfopizoepluwyuuexbmllz">
+      <w:hyperlink w:history="1" r:id="rIdoqsq_dazo9feeek3yn0q3">
         <w:r>
           <w:rPr>
             <w:rFonts w:ascii="Calibri" w:cs="Calibri" w:eastAsia="Calibri" w:hAnsi="Calibri"/>
@@ -1153,7 +1153,7 @@
         </w:rPr>
         <w:t xml:space="preserve">| </w:t>
       </w:r>
-      <w:hyperlink w:history="1" r:id="rIdmgntfp_nw_gz7-chyujhd">
+      <w:hyperlink w:history="1" r:id="rIdnca2gzf-ma5fcj-wkuxn7">
         <w:r>
           <w:rPr>
             <w:rFonts w:ascii="Calibri" w:cs="Calibri" w:eastAsia="Calibri" w:hAnsi="Calibri"/>
@@ -1181,7 +1181,7 @@
         </w:rPr>
         <w:t xml:space="preserve">| </w:t>
       </w:r>
-      <w:hyperlink w:history="1" r:id="rIdeuz-ueegazr6hjc4ysf0y">
+      <w:hyperlink w:history="1" r:id="rIdzkvyu97daxra5wxm1x59q">
         <w:r>
           <w:rPr>
             <w:rFonts w:ascii="Calibri" w:cs="Calibri" w:eastAsia="Calibri" w:hAnsi="Calibri"/>
@@ -1348,7 +1348,7 @@
         </w:rPr>
         <w:t xml:space="preserve">   </w:t>
       </w:r>
-      <w:hyperlink w:history="1" r:id="rIdeonlpzcx3lcozogwafsyx">
+      <w:hyperlink w:history="1" r:id="rIduh0asoi3akwea4avbg05f">
         <w:r>
           <w:rPr>
             <w:rFonts w:ascii="Calibri" w:cs="Calibri" w:eastAsia="Calibri" w:hAnsi="Calibri"/>
@@ -1376,7 +1376,7 @@
         </w:rPr>
         <w:t xml:space="preserve">| </w:t>
       </w:r>
-      <w:hyperlink w:history="1" r:id="rIdess_mlcouuffgmhghtfuf">
+      <w:hyperlink w:history="1" r:id="rIdass7zn8hlsir5m9kojn30">
         <w:r>
           <w:rPr>
             <w:rFonts w:ascii="Calibri" w:cs="Calibri" w:eastAsia="Calibri" w:hAnsi="Calibri"/>
@@ -1509,7 +1509,7 @@
         </w:rPr>
         <w:t xml:space="preserve">   </w:t>
       </w:r>
-      <w:hyperlink w:history="1" r:id="rIddzbjkdz8nwom78xy-k31q">
+      <w:hyperlink w:history="1" r:id="rIdz1p7dqo9q8pothtwondt5">
         <w:r>
           <w:rPr>
             <w:rFonts w:ascii="Calibri" w:cs="Calibri" w:eastAsia="Calibri" w:hAnsi="Calibri"/>
@@ -1537,7 +1537,7 @@
         </w:rPr>
         <w:t xml:space="preserve">| </w:t>
       </w:r>
-      <w:hyperlink w:history="1" r:id="rIdr6lqm3vmhn3p7lhhrnxr4">
+      <w:hyperlink w:history="1" r:id="rIdqe3uy_e4eshslosdxzlqb">
         <w:r>
           <w:rPr>
             <w:rFonts w:ascii="Calibri" w:cs="Calibri" w:eastAsia="Calibri" w:hAnsi="Calibri"/>
@@ -1666,7 +1666,7 @@
         </w:rPr>
         <w:t xml:space="preserve">   </w:t>
       </w:r>
-      <w:hyperlink w:history="1" r:id="rIdffsbs3gj0plj4o5ol00tc">
+      <w:hyperlink w:history="1" r:id="rIdiu-kz0j6lt25gswmujiuc">
         <w:r>
           <w:rPr>
             <w:rFonts w:ascii="Calibri" w:cs="Calibri" w:eastAsia="Calibri" w:hAnsi="Calibri"/>
@@ -1816,7 +1816,7 @@
         </w:rPr>
         <w:t xml:space="preserve">   </w:t>
       </w:r>
-      <w:hyperlink w:history="1" r:id="rIdgfs2vg7yedci4hzua57fk">
+      <w:hyperlink w:history="1" r:id="rId8nqjcnbghrvo96ddny3fe">
         <w:r>
           <w:rPr>
             <w:rFonts w:ascii="Calibri" w:cs="Calibri" w:eastAsia="Calibri" w:hAnsi="Calibri"/>
@@ -2378,7 +2378,7 @@
         </w:rPr>
         <w:t xml:space="preserve">   </w:t>
       </w:r>
-      <w:hyperlink w:history="1" r:id="rIdng0xhop48b8yurcoaisb0">
+      <w:hyperlink w:history="1" r:id="rIdtuqoq01lcsbqs3vykowjz">
         <w:r>
           <w:rPr>
             <w:rFonts w:ascii="Calibri" w:cs="Calibri" w:eastAsia="Calibri" w:hAnsi="Calibri"/>
@@ -2406,7 +2406,7 @@
         </w:rPr>
         <w:t xml:space="preserve">| </w:t>
       </w:r>
-      <w:hyperlink w:history="1" r:id="rIdznulurk6duvgrosei-yvo">
+      <w:hyperlink w:history="1" r:id="rIdy-hrkjndmfcfetxu6o2os">
         <w:r>
           <w:rPr>
             <w:rFonts w:ascii="Calibri" w:cs="Calibri" w:eastAsia="Calibri" w:hAnsi="Calibri"/>

--- a/public/resume/cv-data.docx
+++ b/public/resume/cv-data.docx
@@ -33,7 +33,7 @@
         </w:rPr>
         <w:t xml:space="preserve">✉ </w:t>
       </w:r>
-      <w:hyperlink w:history="1" r:id="rId4pfrdk_7o78qfmch6x1qs">
+      <w:hyperlink w:history="1" r:id="rIdjebxq2ys7nmdybhonkduv">
         <w:r>
           <w:rPr>
             <w:rFonts w:ascii="Calibri" w:cs="Calibri" w:eastAsia="Calibri" w:hAnsi="Calibri"/>
@@ -63,7 +63,7 @@
         </w:rPr>
         <w:t xml:space="preserve">• </w:t>
       </w:r>
-      <w:hyperlink w:history="1" r:id="rIdy8-g8i6vtwonennw6ivrn">
+      <w:hyperlink w:history="1" r:id="rId9re-zgnx2564afgaqjbko">
         <w:r>
           <w:rPr>
             <w:rFonts w:ascii="Calibri" w:cs="Calibri" w:eastAsia="Calibri" w:hAnsi="Calibri"/>
@@ -93,7 +93,7 @@
         </w:rPr>
         <w:t xml:space="preserve">⁠in </w:t>
       </w:r>
-      <w:hyperlink w:history="1" r:id="rId0pfbe4yccxm5pnmuhygog">
+      <w:hyperlink w:history="1" r:id="rId6rb1xfwa1na5ywuwlwboh">
         <w:r>
           <w:rPr>
             <w:rFonts w:ascii="Calibri" w:cs="Calibri" w:eastAsia="Calibri" w:hAnsi="Calibri"/>
@@ -123,7 +123,7 @@
         </w:rPr>
         <w:t xml:space="preserve">◔ </w:t>
       </w:r>
-      <w:hyperlink w:history="1" r:id="rId2qmdn_vmhedwahagl-yg6">
+      <w:hyperlink w:history="1" r:id="rIdv4djwsztfx05gk1gahszn">
         <w:r>
           <w:rPr>
             <w:rFonts w:ascii="Calibri" w:cs="Calibri" w:eastAsia="Calibri" w:hAnsi="Calibri"/>
@@ -153,7 +153,7 @@
         </w:rPr>
         <w:t xml:space="preserve">Ⓘ </w:t>
       </w:r>
-      <w:hyperlink w:history="1" r:id="rIdrqww-kbii2p2fo3g3mkju">
+      <w:hyperlink w:history="1" r:id="rIdoj5kyqpyu7mxvanmi0ajq">
         <w:r>
           <w:rPr>
             <w:rFonts w:ascii="Calibri" w:cs="Calibri" w:eastAsia="Calibri" w:hAnsi="Calibri"/>
@@ -716,7 +716,7 @@
         </w:rPr>
         <w:t xml:space="preserve">   </w:t>
       </w:r>
-      <w:hyperlink w:history="1" r:id="rIdg5iffg8qgpiztf-sgticj">
+      <w:hyperlink w:history="1" r:id="rIdqor25fh_bh_g8euez976q">
         <w:r>
           <w:rPr>
             <w:rFonts w:ascii="Calibri" w:cs="Calibri" w:eastAsia="Calibri" w:hAnsi="Calibri"/>
@@ -744,7 +744,7 @@
         </w:rPr>
         <w:t xml:space="preserve">| </w:t>
       </w:r>
-      <w:hyperlink w:history="1" r:id="rIduwkcmcptpenpwhmorrzxy">
+      <w:hyperlink w:history="1" r:id="rIdg5ae2bi2_oyfmoil6vjku">
         <w:r>
           <w:rPr>
             <w:rFonts w:ascii="Calibri" w:cs="Calibri" w:eastAsia="Calibri" w:hAnsi="Calibri"/>
@@ -772,7 +772,7 @@
         </w:rPr>
         <w:t xml:space="preserve">| </w:t>
       </w:r>
-      <w:hyperlink w:history="1" r:id="rId0-2nwdwmnasefwivp_kuv">
+      <w:hyperlink w:history="1" r:id="rIdbqreyzybtufj65ftoue6j">
         <w:r>
           <w:rPr>
             <w:rFonts w:ascii="Calibri" w:cs="Calibri" w:eastAsia="Calibri" w:hAnsi="Calibri"/>
@@ -1125,7 +1125,7 @@
         </w:rPr>
         <w:t xml:space="preserve">   </w:t>
       </w:r>
-      <w:hyperlink w:history="1" r:id="rIdoqsq_dazo9feeek3yn0q3">
+      <w:hyperlink w:history="1" r:id="rIdrse002ykxvevhdiugrrr0">
         <w:r>
           <w:rPr>
             <w:rFonts w:ascii="Calibri" w:cs="Calibri" w:eastAsia="Calibri" w:hAnsi="Calibri"/>
@@ -1153,7 +1153,7 @@
         </w:rPr>
         <w:t xml:space="preserve">| </w:t>
       </w:r>
-      <w:hyperlink w:history="1" r:id="rIdnca2gzf-ma5fcj-wkuxn7">
+      <w:hyperlink w:history="1" r:id="rIdlhtc9wbc_asuxxwpq37we">
         <w:r>
           <w:rPr>
             <w:rFonts w:ascii="Calibri" w:cs="Calibri" w:eastAsia="Calibri" w:hAnsi="Calibri"/>
@@ -1181,7 +1181,7 @@
         </w:rPr>
         <w:t xml:space="preserve">| </w:t>
       </w:r>
-      <w:hyperlink w:history="1" r:id="rIdzkvyu97daxra5wxm1x59q">
+      <w:hyperlink w:history="1" r:id="rIduwby9lto2sie563tj7grm">
         <w:r>
           <w:rPr>
             <w:rFonts w:ascii="Calibri" w:cs="Calibri" w:eastAsia="Calibri" w:hAnsi="Calibri"/>
@@ -1348,7 +1348,7 @@
         </w:rPr>
         <w:t xml:space="preserve">   </w:t>
       </w:r>
-      <w:hyperlink w:history="1" r:id="rIduh0asoi3akwea4avbg05f">
+      <w:hyperlink w:history="1" r:id="rIdyhyn2gxho1auvvuglwvhw">
         <w:r>
           <w:rPr>
             <w:rFonts w:ascii="Calibri" w:cs="Calibri" w:eastAsia="Calibri" w:hAnsi="Calibri"/>
@@ -1376,7 +1376,7 @@
         </w:rPr>
         <w:t xml:space="preserve">| </w:t>
       </w:r>
-      <w:hyperlink w:history="1" r:id="rIdass7zn8hlsir5m9kojn30">
+      <w:hyperlink w:history="1" r:id="rId27mbbbwe9kx2nemhvew6j">
         <w:r>
           <w:rPr>
             <w:rFonts w:ascii="Calibri" w:cs="Calibri" w:eastAsia="Calibri" w:hAnsi="Calibri"/>
@@ -1509,7 +1509,7 @@
         </w:rPr>
         <w:t xml:space="preserve">   </w:t>
       </w:r>
-      <w:hyperlink w:history="1" r:id="rIdz1p7dqo9q8pothtwondt5">
+      <w:hyperlink w:history="1" r:id="rId9b4f4ecackc8gxevn5f6h">
         <w:r>
           <w:rPr>
             <w:rFonts w:ascii="Calibri" w:cs="Calibri" w:eastAsia="Calibri" w:hAnsi="Calibri"/>
@@ -1537,7 +1537,7 @@
         </w:rPr>
         <w:t xml:space="preserve">| </w:t>
       </w:r>
-      <w:hyperlink w:history="1" r:id="rIdqe3uy_e4eshslosdxzlqb">
+      <w:hyperlink w:history="1" r:id="rIdpdh3l0aftptnqcqkhavhs">
         <w:r>
           <w:rPr>
             <w:rFonts w:ascii="Calibri" w:cs="Calibri" w:eastAsia="Calibri" w:hAnsi="Calibri"/>
@@ -1666,7 +1666,7 @@
         </w:rPr>
         <w:t xml:space="preserve">   </w:t>
       </w:r>
-      <w:hyperlink w:history="1" r:id="rIdiu-kz0j6lt25gswmujiuc">
+      <w:hyperlink w:history="1" r:id="rIdamuj6nm2dhzg3ma_scl2g">
         <w:r>
           <w:rPr>
             <w:rFonts w:ascii="Calibri" w:cs="Calibri" w:eastAsia="Calibri" w:hAnsi="Calibri"/>
@@ -1816,7 +1816,7 @@
         </w:rPr>
         <w:t xml:space="preserve">   </w:t>
       </w:r>
-      <w:hyperlink w:history="1" r:id="rId8nqjcnbghrvo96ddny3fe">
+      <w:hyperlink w:history="1" r:id="rIdg3tvvm9sr3b0-sgyen08q">
         <w:r>
           <w:rPr>
             <w:rFonts w:ascii="Calibri" w:cs="Calibri" w:eastAsia="Calibri" w:hAnsi="Calibri"/>
@@ -2378,7 +2378,7 @@
         </w:rPr>
         <w:t xml:space="preserve">   </w:t>
       </w:r>
-      <w:hyperlink w:history="1" r:id="rIdtuqoq01lcsbqs3vykowjz">
+      <w:hyperlink w:history="1" r:id="rIdlbdcfhzwun7ceq0ik69vz">
         <w:r>
           <w:rPr>
             <w:rFonts w:ascii="Calibri" w:cs="Calibri" w:eastAsia="Calibri" w:hAnsi="Calibri"/>
@@ -2406,7 +2406,7 @@
         </w:rPr>
         <w:t xml:space="preserve">| </w:t>
       </w:r>
-      <w:hyperlink w:history="1" r:id="rIdy-hrkjndmfcfetxu6o2os">
+      <w:hyperlink w:history="1" r:id="rIdi3mdlippz3pbkupus5mqn">
         <w:r>
           <w:rPr>
             <w:rFonts w:ascii="Calibri" w:cs="Calibri" w:eastAsia="Calibri" w:hAnsi="Calibri"/>

--- a/public/resume/cv-data.docx
+++ b/public/resume/cv-data.docx
@@ -33,7 +33,7 @@
         </w:rPr>
         <w:t xml:space="preserve">✉ </w:t>
       </w:r>
-      <w:hyperlink w:history="1" r:id="rIdjebxq2ys7nmdybhonkduv">
+      <w:hyperlink w:history="1" r:id="rIdmjlnholh69swclxter29f">
         <w:r>
           <w:rPr>
             <w:rFonts w:ascii="Calibri" w:cs="Calibri" w:eastAsia="Calibri" w:hAnsi="Calibri"/>
@@ -63,7 +63,7 @@
         </w:rPr>
         <w:t xml:space="preserve">• </w:t>
       </w:r>
-      <w:hyperlink w:history="1" r:id="rId9re-zgnx2564afgaqjbko">
+      <w:hyperlink w:history="1" r:id="rIdw4aiqs__aln3b1b-8atdv">
         <w:r>
           <w:rPr>
             <w:rFonts w:ascii="Calibri" w:cs="Calibri" w:eastAsia="Calibri" w:hAnsi="Calibri"/>
@@ -93,7 +93,7 @@
         </w:rPr>
         <w:t xml:space="preserve">⁠in </w:t>
       </w:r>
-      <w:hyperlink w:history="1" r:id="rId6rb1xfwa1na5ywuwlwboh">
+      <w:hyperlink w:history="1" r:id="rIdtuqlvnpmjon5h8k6q0dyi">
         <w:r>
           <w:rPr>
             <w:rFonts w:ascii="Calibri" w:cs="Calibri" w:eastAsia="Calibri" w:hAnsi="Calibri"/>
@@ -123,7 +123,7 @@
         </w:rPr>
         <w:t xml:space="preserve">◔ </w:t>
       </w:r>
-      <w:hyperlink w:history="1" r:id="rIdv4djwsztfx05gk1gahszn">
+      <w:hyperlink w:history="1" r:id="rIdtpmdyqmmtcn6qal_ja8v2">
         <w:r>
           <w:rPr>
             <w:rFonts w:ascii="Calibri" w:cs="Calibri" w:eastAsia="Calibri" w:hAnsi="Calibri"/>
@@ -153,7 +153,7 @@
         </w:rPr>
         <w:t xml:space="preserve">Ⓘ </w:t>
       </w:r>
-      <w:hyperlink w:history="1" r:id="rIdoj5kyqpyu7mxvanmi0ajq">
+      <w:hyperlink w:history="1" r:id="rIdkfrlfxdor0pukrr8bsjib">
         <w:r>
           <w:rPr>
             <w:rFonts w:ascii="Calibri" w:cs="Calibri" w:eastAsia="Calibri" w:hAnsi="Calibri"/>
@@ -716,7 +716,7 @@
         </w:rPr>
         <w:t xml:space="preserve">   </w:t>
       </w:r>
-      <w:hyperlink w:history="1" r:id="rIdqor25fh_bh_g8euez976q">
+      <w:hyperlink w:history="1" r:id="rId4kru76inb5-txuc27jpfb">
         <w:r>
           <w:rPr>
             <w:rFonts w:ascii="Calibri" w:cs="Calibri" w:eastAsia="Calibri" w:hAnsi="Calibri"/>
@@ -744,7 +744,7 @@
         </w:rPr>
         <w:t xml:space="preserve">| </w:t>
       </w:r>
-      <w:hyperlink w:history="1" r:id="rIdg5ae2bi2_oyfmoil6vjku">
+      <w:hyperlink w:history="1" r:id="rIdj7vmm_telumu1vn7tjsqa">
         <w:r>
           <w:rPr>
             <w:rFonts w:ascii="Calibri" w:cs="Calibri" w:eastAsia="Calibri" w:hAnsi="Calibri"/>
@@ -772,7 +772,7 @@
         </w:rPr>
         <w:t xml:space="preserve">| </w:t>
       </w:r>
-      <w:hyperlink w:history="1" r:id="rIdbqreyzybtufj65ftoue6j">
+      <w:hyperlink w:history="1" r:id="rIdhcqjih9salowprf05gupi">
         <w:r>
           <w:rPr>
             <w:rFonts w:ascii="Calibri" w:cs="Calibri" w:eastAsia="Calibri" w:hAnsi="Calibri"/>
@@ -1125,7 +1125,7 @@
         </w:rPr>
         <w:t xml:space="preserve">   </w:t>
       </w:r>
-      <w:hyperlink w:history="1" r:id="rIdrse002ykxvevhdiugrrr0">
+      <w:hyperlink w:history="1" r:id="rIddfyvttmodghzti8cs_def">
         <w:r>
           <w:rPr>
             <w:rFonts w:ascii="Calibri" w:cs="Calibri" w:eastAsia="Calibri" w:hAnsi="Calibri"/>
@@ -1153,7 +1153,7 @@
         </w:rPr>
         <w:t xml:space="preserve">| </w:t>
       </w:r>
-      <w:hyperlink w:history="1" r:id="rIdlhtc9wbc_asuxxwpq37we">
+      <w:hyperlink w:history="1" r:id="rIdt-2doe12zv0m7zuxa-ws0">
         <w:r>
           <w:rPr>
             <w:rFonts w:ascii="Calibri" w:cs="Calibri" w:eastAsia="Calibri" w:hAnsi="Calibri"/>
@@ -1181,7 +1181,7 @@
         </w:rPr>
         <w:t xml:space="preserve">| </w:t>
       </w:r>
-      <w:hyperlink w:history="1" r:id="rIduwby9lto2sie563tj7grm">
+      <w:hyperlink w:history="1" r:id="rIdplvrpjsihyann2qt9lbjj">
         <w:r>
           <w:rPr>
             <w:rFonts w:ascii="Calibri" w:cs="Calibri" w:eastAsia="Calibri" w:hAnsi="Calibri"/>
@@ -1348,7 +1348,7 @@
         </w:rPr>
         <w:t xml:space="preserve">   </w:t>
       </w:r>
-      <w:hyperlink w:history="1" r:id="rIdyhyn2gxho1auvvuglwvhw">
+      <w:hyperlink w:history="1" r:id="rIdxjvma-aqc44wpnxcrfahe">
         <w:r>
           <w:rPr>
             <w:rFonts w:ascii="Calibri" w:cs="Calibri" w:eastAsia="Calibri" w:hAnsi="Calibri"/>
@@ -1376,7 +1376,7 @@
         </w:rPr>
         <w:t xml:space="preserve">| </w:t>
       </w:r>
-      <w:hyperlink w:history="1" r:id="rId27mbbbwe9kx2nemhvew6j">
+      <w:hyperlink w:history="1" r:id="rIdyrulzh3k7hj0apse96t6d">
         <w:r>
           <w:rPr>
             <w:rFonts w:ascii="Calibri" w:cs="Calibri" w:eastAsia="Calibri" w:hAnsi="Calibri"/>
@@ -1509,7 +1509,7 @@
         </w:rPr>
         <w:t xml:space="preserve">   </w:t>
       </w:r>
-      <w:hyperlink w:history="1" r:id="rId9b4f4ecackc8gxevn5f6h">
+      <w:hyperlink w:history="1" r:id="rIdgni4vrtad2kxavwdwizcz">
         <w:r>
           <w:rPr>
             <w:rFonts w:ascii="Calibri" w:cs="Calibri" w:eastAsia="Calibri" w:hAnsi="Calibri"/>
@@ -1537,7 +1537,7 @@
         </w:rPr>
         <w:t xml:space="preserve">| </w:t>
       </w:r>
-      <w:hyperlink w:history="1" r:id="rIdpdh3l0aftptnqcqkhavhs">
+      <w:hyperlink w:history="1" r:id="rIdqg0q-18w5swfarwyazxep">
         <w:r>
           <w:rPr>
             <w:rFonts w:ascii="Calibri" w:cs="Calibri" w:eastAsia="Calibri" w:hAnsi="Calibri"/>
@@ -1666,7 +1666,7 @@
         </w:rPr>
         <w:t xml:space="preserve">   </w:t>
       </w:r>
-      <w:hyperlink w:history="1" r:id="rIdamuj6nm2dhzg3ma_scl2g">
+      <w:hyperlink w:history="1" r:id="rId3lzukw2byd9vdqctmrwjq">
         <w:r>
           <w:rPr>
             <w:rFonts w:ascii="Calibri" w:cs="Calibri" w:eastAsia="Calibri" w:hAnsi="Calibri"/>
@@ -1816,7 +1816,7 @@
         </w:rPr>
         <w:t xml:space="preserve">   </w:t>
       </w:r>
-      <w:hyperlink w:history="1" r:id="rIdg3tvvm9sr3b0-sgyen08q">
+      <w:hyperlink w:history="1" r:id="rIdxtvna_rmfev-xhordyqej">
         <w:r>
           <w:rPr>
             <w:rFonts w:ascii="Calibri" w:cs="Calibri" w:eastAsia="Calibri" w:hAnsi="Calibri"/>
@@ -2378,7 +2378,7 @@
         </w:rPr>
         <w:t xml:space="preserve">   </w:t>
       </w:r>
-      <w:hyperlink w:history="1" r:id="rIdlbdcfhzwun7ceq0ik69vz">
+      <w:hyperlink w:history="1" r:id="rId08awcprhh8nmbjw9gsguz">
         <w:r>
           <w:rPr>
             <w:rFonts w:ascii="Calibri" w:cs="Calibri" w:eastAsia="Calibri" w:hAnsi="Calibri"/>
@@ -2406,7 +2406,7 @@
         </w:rPr>
         <w:t xml:space="preserve">| </w:t>
       </w:r>
-      <w:hyperlink w:history="1" r:id="rIdi3mdlippz3pbkupus5mqn">
+      <w:hyperlink w:history="1" r:id="rIdhvq6gbqtnelzltmpihrwx">
         <w:r>
           <w:rPr>
             <w:rFonts w:ascii="Calibri" w:cs="Calibri" w:eastAsia="Calibri" w:hAnsi="Calibri"/>

--- a/public/resume/cv-data.docx
+++ b/public/resume/cv-data.docx
@@ -33,7 +33,7 @@
         </w:rPr>
         <w:t xml:space="preserve">✉ </w:t>
       </w:r>
-      <w:hyperlink w:history="1" r:id="rIdjebxq2ys7nmdybhonkduv">
+      <w:hyperlink w:history="1" r:id="rIdtdjf0qus3wac2_hs0wr5v">
         <w:r>
           <w:rPr>
             <w:rFonts w:ascii="Calibri" w:cs="Calibri" w:eastAsia="Calibri" w:hAnsi="Calibri"/>
@@ -63,7 +63,7 @@
         </w:rPr>
         <w:t xml:space="preserve">• </w:t>
       </w:r>
-      <w:hyperlink w:history="1" r:id="rId9re-zgnx2564afgaqjbko">
+      <w:hyperlink w:history="1" r:id="rIdvgty9s-7oph5ah6csz0dw">
         <w:r>
           <w:rPr>
             <w:rFonts w:ascii="Calibri" w:cs="Calibri" w:eastAsia="Calibri" w:hAnsi="Calibri"/>
@@ -93,7 +93,7 @@
         </w:rPr>
         <w:t xml:space="preserve">⁠in </w:t>
       </w:r>
-      <w:hyperlink w:history="1" r:id="rId6rb1xfwa1na5ywuwlwboh">
+      <w:hyperlink w:history="1" r:id="rIdufulwxys4nzoycoqtvoht">
         <w:r>
           <w:rPr>
             <w:rFonts w:ascii="Calibri" w:cs="Calibri" w:eastAsia="Calibri" w:hAnsi="Calibri"/>
@@ -123,7 +123,7 @@
         </w:rPr>
         <w:t xml:space="preserve">◔ </w:t>
       </w:r>
-      <w:hyperlink w:history="1" r:id="rIdv4djwsztfx05gk1gahszn">
+      <w:hyperlink w:history="1" r:id="rId1wfoqohhlmq3heyybbk4s">
         <w:r>
           <w:rPr>
             <w:rFonts w:ascii="Calibri" w:cs="Calibri" w:eastAsia="Calibri" w:hAnsi="Calibri"/>
@@ -153,7 +153,7 @@
         </w:rPr>
         <w:t xml:space="preserve">Ⓘ </w:t>
       </w:r>
-      <w:hyperlink w:history="1" r:id="rIdoj5kyqpyu7mxvanmi0ajq">
+      <w:hyperlink w:history="1" r:id="rIdfs4izz8p9yqps6yb4-zxt">
         <w:r>
           <w:rPr>
             <w:rFonts w:ascii="Calibri" w:cs="Calibri" w:eastAsia="Calibri" w:hAnsi="Calibri"/>
@@ -716,7 +716,7 @@
         </w:rPr>
         <w:t xml:space="preserve">   </w:t>
       </w:r>
-      <w:hyperlink w:history="1" r:id="rIdqor25fh_bh_g8euez976q">
+      <w:hyperlink w:history="1" r:id="rIdoe3mydklepy95bv1q0dln">
         <w:r>
           <w:rPr>
             <w:rFonts w:ascii="Calibri" w:cs="Calibri" w:eastAsia="Calibri" w:hAnsi="Calibri"/>
@@ -744,7 +744,7 @@
         </w:rPr>
         <w:t xml:space="preserve">| </w:t>
       </w:r>
-      <w:hyperlink w:history="1" r:id="rIdg5ae2bi2_oyfmoil6vjku">
+      <w:hyperlink w:history="1" r:id="rIdrws1rlmg7c1ttabxidnxy">
         <w:r>
           <w:rPr>
             <w:rFonts w:ascii="Calibri" w:cs="Calibri" w:eastAsia="Calibri" w:hAnsi="Calibri"/>
@@ -772,7 +772,7 @@
         </w:rPr>
         <w:t xml:space="preserve">| </w:t>
       </w:r>
-      <w:hyperlink w:history="1" r:id="rIdbqreyzybtufj65ftoue6j">
+      <w:hyperlink w:history="1" r:id="rIdkhy2l9fexz_cggxnrdml-">
         <w:r>
           <w:rPr>
             <w:rFonts w:ascii="Calibri" w:cs="Calibri" w:eastAsia="Calibri" w:hAnsi="Calibri"/>
@@ -1125,7 +1125,7 @@
         </w:rPr>
         <w:t xml:space="preserve">   </w:t>
       </w:r>
-      <w:hyperlink w:history="1" r:id="rIdrse002ykxvevhdiugrrr0">
+      <w:hyperlink w:history="1" r:id="rIdt5bq2-rvhs8fzvbk6ydzl">
         <w:r>
           <w:rPr>
             <w:rFonts w:ascii="Calibri" w:cs="Calibri" w:eastAsia="Calibri" w:hAnsi="Calibri"/>
@@ -1153,7 +1153,7 @@
         </w:rPr>
         <w:t xml:space="preserve">| </w:t>
       </w:r>
-      <w:hyperlink w:history="1" r:id="rIdlhtc9wbc_asuxxwpq37we">
+      <w:hyperlink w:history="1" r:id="rIdru8mit9_cvwb5v7lcqsax">
         <w:r>
           <w:rPr>
             <w:rFonts w:ascii="Calibri" w:cs="Calibri" w:eastAsia="Calibri" w:hAnsi="Calibri"/>
@@ -1181,7 +1181,7 @@
         </w:rPr>
         <w:t xml:space="preserve">| </w:t>
       </w:r>
-      <w:hyperlink w:history="1" r:id="rIduwby9lto2sie563tj7grm">
+      <w:hyperlink w:history="1" r:id="rId3mae1vzcfo1_wuhnwv7vi">
         <w:r>
           <w:rPr>
             <w:rFonts w:ascii="Calibri" w:cs="Calibri" w:eastAsia="Calibri" w:hAnsi="Calibri"/>
@@ -1348,7 +1348,7 @@
         </w:rPr>
         <w:t xml:space="preserve">   </w:t>
       </w:r>
-      <w:hyperlink w:history="1" r:id="rIdyhyn2gxho1auvvuglwvhw">
+      <w:hyperlink w:history="1" r:id="rIdtbzyeba4_z-0l_fwe8ctf">
         <w:r>
           <w:rPr>
             <w:rFonts w:ascii="Calibri" w:cs="Calibri" w:eastAsia="Calibri" w:hAnsi="Calibri"/>
@@ -1376,7 +1376,7 @@
         </w:rPr>
         <w:t xml:space="preserve">| </w:t>
       </w:r>
-      <w:hyperlink w:history="1" r:id="rId27mbbbwe9kx2nemhvew6j">
+      <w:hyperlink w:history="1" r:id="rIdfg4o0akothy_wuhqpnpwo">
         <w:r>
           <w:rPr>
             <w:rFonts w:ascii="Calibri" w:cs="Calibri" w:eastAsia="Calibri" w:hAnsi="Calibri"/>
@@ -1509,7 +1509,7 @@
         </w:rPr>
         <w:t xml:space="preserve">   </w:t>
       </w:r>
-      <w:hyperlink w:history="1" r:id="rId9b4f4ecackc8gxevn5f6h">
+      <w:hyperlink w:history="1" r:id="rIdgxyrqnidjd2q_6_y8btcf">
         <w:r>
           <w:rPr>
             <w:rFonts w:ascii="Calibri" w:cs="Calibri" w:eastAsia="Calibri" w:hAnsi="Calibri"/>
@@ -1537,7 +1537,7 @@
         </w:rPr>
         <w:t xml:space="preserve">| </w:t>
       </w:r>
-      <w:hyperlink w:history="1" r:id="rIdpdh3l0aftptnqcqkhavhs">
+      <w:hyperlink w:history="1" r:id="rIdsso_vdgkimlucs100e1ma">
         <w:r>
           <w:rPr>
             <w:rFonts w:ascii="Calibri" w:cs="Calibri" w:eastAsia="Calibri" w:hAnsi="Calibri"/>
@@ -1666,7 +1666,7 @@
         </w:rPr>
         <w:t xml:space="preserve">   </w:t>
       </w:r>
-      <w:hyperlink w:history="1" r:id="rIdamuj6nm2dhzg3ma_scl2g">
+      <w:hyperlink w:history="1" r:id="rId6zzpjokseuyul8ovooxob">
         <w:r>
           <w:rPr>
             <w:rFonts w:ascii="Calibri" w:cs="Calibri" w:eastAsia="Calibri" w:hAnsi="Calibri"/>
@@ -1816,7 +1816,7 @@
         </w:rPr>
         <w:t xml:space="preserve">   </w:t>
       </w:r>
-      <w:hyperlink w:history="1" r:id="rIdg3tvvm9sr3b0-sgyen08q">
+      <w:hyperlink w:history="1" r:id="rIdjvo-vbkwrj_chznnm8efg">
         <w:r>
           <w:rPr>
             <w:rFonts w:ascii="Calibri" w:cs="Calibri" w:eastAsia="Calibri" w:hAnsi="Calibri"/>
@@ -2378,7 +2378,7 @@
         </w:rPr>
         <w:t xml:space="preserve">   </w:t>
       </w:r>
-      <w:hyperlink w:history="1" r:id="rIdlbdcfhzwun7ceq0ik69vz">
+      <w:hyperlink w:history="1" r:id="rIdc1vvetfvnmc4fkfkjjwxr">
         <w:r>
           <w:rPr>
             <w:rFonts w:ascii="Calibri" w:cs="Calibri" w:eastAsia="Calibri" w:hAnsi="Calibri"/>
@@ -2406,7 +2406,7 @@
         </w:rPr>
         <w:t xml:space="preserve">| </w:t>
       </w:r>
-      <w:hyperlink w:history="1" r:id="rIdi3mdlippz3pbkupus5mqn">
+      <w:hyperlink w:history="1" r:id="rIdmx8tfupgiy1uutro2qdo0">
         <w:r>
           <w:rPr>
             <w:rFonts w:ascii="Calibri" w:cs="Calibri" w:eastAsia="Calibri" w:hAnsi="Calibri"/>

--- a/public/resume/cv-data.docx
+++ b/public/resume/cv-data.docx
@@ -33,7 +33,7 @@
         </w:rPr>
         <w:t xml:space="preserve">✉ </w:t>
       </w:r>
-      <w:hyperlink w:history="1" r:id="rIdmjlnholh69swclxter29f">
+      <w:hyperlink w:history="1" r:id="rId2sj5pkbqurok5jcs1npbd">
         <w:r>
           <w:rPr>
             <w:rFonts w:ascii="Calibri" w:cs="Calibri" w:eastAsia="Calibri" w:hAnsi="Calibri"/>
@@ -63,7 +63,7 @@
         </w:rPr>
         <w:t xml:space="preserve">• </w:t>
       </w:r>
-      <w:hyperlink w:history="1" r:id="rIdw4aiqs__aln3b1b-8atdv">
+      <w:hyperlink w:history="1" r:id="rIdcgzk09s1edri9pnhajucv">
         <w:r>
           <w:rPr>
             <w:rFonts w:ascii="Calibri" w:cs="Calibri" w:eastAsia="Calibri" w:hAnsi="Calibri"/>
@@ -93,7 +93,7 @@
         </w:rPr>
         <w:t xml:space="preserve">⁠in </w:t>
       </w:r>
-      <w:hyperlink w:history="1" r:id="rIdtuqlvnpmjon5h8k6q0dyi">
+      <w:hyperlink w:history="1" r:id="rIduwz-lpcp2wdx0ydpr11hb">
         <w:r>
           <w:rPr>
             <w:rFonts w:ascii="Calibri" w:cs="Calibri" w:eastAsia="Calibri" w:hAnsi="Calibri"/>
@@ -123,7 +123,7 @@
         </w:rPr>
         <w:t xml:space="preserve">◔ </w:t>
       </w:r>
-      <w:hyperlink w:history="1" r:id="rIdtpmdyqmmtcn6qal_ja8v2">
+      <w:hyperlink w:history="1" r:id="rIdxzdgxqq6gmcjqf4czjyn3">
         <w:r>
           <w:rPr>
             <w:rFonts w:ascii="Calibri" w:cs="Calibri" w:eastAsia="Calibri" w:hAnsi="Calibri"/>
@@ -153,7 +153,7 @@
         </w:rPr>
         <w:t xml:space="preserve">Ⓘ </w:t>
       </w:r>
-      <w:hyperlink w:history="1" r:id="rIdkfrlfxdor0pukrr8bsjib">
+      <w:hyperlink w:history="1" r:id="rIdl5s15q8c0awvi_hxwvi3o">
         <w:r>
           <w:rPr>
             <w:rFonts w:ascii="Calibri" w:cs="Calibri" w:eastAsia="Calibri" w:hAnsi="Calibri"/>
@@ -716,7 +716,7 @@
         </w:rPr>
         <w:t xml:space="preserve">   </w:t>
       </w:r>
-      <w:hyperlink w:history="1" r:id="rId4kru76inb5-txuc27jpfb">
+      <w:hyperlink w:history="1" r:id="rIdsftx7u4stq2dekq9hcf6w">
         <w:r>
           <w:rPr>
             <w:rFonts w:ascii="Calibri" w:cs="Calibri" w:eastAsia="Calibri" w:hAnsi="Calibri"/>
@@ -744,7 +744,7 @@
         </w:rPr>
         <w:t xml:space="preserve">| </w:t>
       </w:r>
-      <w:hyperlink w:history="1" r:id="rIdj7vmm_telumu1vn7tjsqa">
+      <w:hyperlink w:history="1" r:id="rIdei74sscdqisjabcetwe2v">
         <w:r>
           <w:rPr>
             <w:rFonts w:ascii="Calibri" w:cs="Calibri" w:eastAsia="Calibri" w:hAnsi="Calibri"/>
@@ -772,7 +772,7 @@
         </w:rPr>
         <w:t xml:space="preserve">| </w:t>
       </w:r>
-      <w:hyperlink w:history="1" r:id="rIdhcqjih9salowprf05gupi">
+      <w:hyperlink w:history="1" r:id="rIdnzlm5lbenvny8sbrqmhh_">
         <w:r>
           <w:rPr>
             <w:rFonts w:ascii="Calibri" w:cs="Calibri" w:eastAsia="Calibri" w:hAnsi="Calibri"/>
@@ -1125,7 +1125,7 @@
         </w:rPr>
         <w:t xml:space="preserve">   </w:t>
       </w:r>
-      <w:hyperlink w:history="1" r:id="rIddfyvttmodghzti8cs_def">
+      <w:hyperlink w:history="1" r:id="rIdho7lsyasfmi7sz_z_k_xh">
         <w:r>
           <w:rPr>
             <w:rFonts w:ascii="Calibri" w:cs="Calibri" w:eastAsia="Calibri" w:hAnsi="Calibri"/>
@@ -1153,7 +1153,7 @@
         </w:rPr>
         <w:t xml:space="preserve">| </w:t>
       </w:r>
-      <w:hyperlink w:history="1" r:id="rIdt-2doe12zv0m7zuxa-ws0">
+      <w:hyperlink w:history="1" r:id="rId0swasik40sz3ral6wixvb">
         <w:r>
           <w:rPr>
             <w:rFonts w:ascii="Calibri" w:cs="Calibri" w:eastAsia="Calibri" w:hAnsi="Calibri"/>
@@ -1181,7 +1181,7 @@
         </w:rPr>
         <w:t xml:space="preserve">| </w:t>
       </w:r>
-      <w:hyperlink w:history="1" r:id="rIdplvrpjsihyann2qt9lbjj">
+      <w:hyperlink w:history="1" r:id="rId2j_o9-pp9rt01vcpq-8v2">
         <w:r>
           <w:rPr>
             <w:rFonts w:ascii="Calibri" w:cs="Calibri" w:eastAsia="Calibri" w:hAnsi="Calibri"/>
@@ -1348,7 +1348,7 @@
         </w:rPr>
         <w:t xml:space="preserve">   </w:t>
       </w:r>
-      <w:hyperlink w:history="1" r:id="rIdxjvma-aqc44wpnxcrfahe">
+      <w:hyperlink w:history="1" r:id="rIdwsepkdub9rfe631ilzvp1">
         <w:r>
           <w:rPr>
             <w:rFonts w:ascii="Calibri" w:cs="Calibri" w:eastAsia="Calibri" w:hAnsi="Calibri"/>
@@ -1376,7 +1376,7 @@
         </w:rPr>
         <w:t xml:space="preserve">| </w:t>
       </w:r>
-      <w:hyperlink w:history="1" r:id="rIdyrulzh3k7hj0apse96t6d">
+      <w:hyperlink w:history="1" r:id="rIdtsdqdatxcfddiml_eg7cq">
         <w:r>
           <w:rPr>
             <w:rFonts w:ascii="Calibri" w:cs="Calibri" w:eastAsia="Calibri" w:hAnsi="Calibri"/>
@@ -1509,7 +1509,7 @@
         </w:rPr>
         <w:t xml:space="preserve">   </w:t>
       </w:r>
-      <w:hyperlink w:history="1" r:id="rIdgni4vrtad2kxavwdwizcz">
+      <w:hyperlink w:history="1" r:id="rIdc49ragbzba1rp-sn8gkpb">
         <w:r>
           <w:rPr>
             <w:rFonts w:ascii="Calibri" w:cs="Calibri" w:eastAsia="Calibri" w:hAnsi="Calibri"/>
@@ -1537,7 +1537,7 @@
         </w:rPr>
         <w:t xml:space="preserve">| </w:t>
       </w:r>
-      <w:hyperlink w:history="1" r:id="rIdqg0q-18w5swfarwyazxep">
+      <w:hyperlink w:history="1" r:id="rIdddgcumhpfv1qs2pleefw8">
         <w:r>
           <w:rPr>
             <w:rFonts w:ascii="Calibri" w:cs="Calibri" w:eastAsia="Calibri" w:hAnsi="Calibri"/>
@@ -1666,7 +1666,7 @@
         </w:rPr>
         <w:t xml:space="preserve">   </w:t>
       </w:r>
-      <w:hyperlink w:history="1" r:id="rId3lzukw2byd9vdqctmrwjq">
+      <w:hyperlink w:history="1" r:id="rIdbslumbqnfowpvlemmulr_">
         <w:r>
           <w:rPr>
             <w:rFonts w:ascii="Calibri" w:cs="Calibri" w:eastAsia="Calibri" w:hAnsi="Calibri"/>
@@ -1816,7 +1816,7 @@
         </w:rPr>
         <w:t xml:space="preserve">   </w:t>
       </w:r>
-      <w:hyperlink w:history="1" r:id="rIdxtvna_rmfev-xhordyqej">
+      <w:hyperlink w:history="1" r:id="rIdvpgunute7glnkihhp7e3p">
         <w:r>
           <w:rPr>
             <w:rFonts w:ascii="Calibri" w:cs="Calibri" w:eastAsia="Calibri" w:hAnsi="Calibri"/>
@@ -2378,7 +2378,7 @@
         </w:rPr>
         <w:t xml:space="preserve">   </w:t>
       </w:r>
-      <w:hyperlink w:history="1" r:id="rId08awcprhh8nmbjw9gsguz">
+      <w:hyperlink w:history="1" r:id="rIdfvmgxjv69drk6_cl8ypmk">
         <w:r>
           <w:rPr>
             <w:rFonts w:ascii="Calibri" w:cs="Calibri" w:eastAsia="Calibri" w:hAnsi="Calibri"/>
@@ -2406,7 +2406,7 @@
         </w:rPr>
         <w:t xml:space="preserve">| </w:t>
       </w:r>
-      <w:hyperlink w:history="1" r:id="rIdhvq6gbqtnelzltmpihrwx">
+      <w:hyperlink w:history="1" r:id="rIdxr4y15zgaj6bxqz5tzahv">
         <w:r>
           <w:rPr>
             <w:rFonts w:ascii="Calibri" w:cs="Calibri" w:eastAsia="Calibri" w:hAnsi="Calibri"/>

--- a/public/resume/cv-data.docx
+++ b/public/resume/cv-data.docx
@@ -33,7 +33,7 @@
         </w:rPr>
         <w:t xml:space="preserve">✉ </w:t>
       </w:r>
-      <w:hyperlink w:history="1" r:id="rId2sj5pkbqurok5jcs1npbd">
+      <w:hyperlink w:history="1" r:id="rIddhatxfdkbxlr6xwypbsvu">
         <w:r>
           <w:rPr>
             <w:rFonts w:ascii="Calibri" w:cs="Calibri" w:eastAsia="Calibri" w:hAnsi="Calibri"/>
@@ -63,7 +63,7 @@
         </w:rPr>
         <w:t xml:space="preserve">• </w:t>
       </w:r>
-      <w:hyperlink w:history="1" r:id="rIdcgzk09s1edri9pnhajucv">
+      <w:hyperlink w:history="1" r:id="rIdvyzxwtmmdwpe6_u7nnvma">
         <w:r>
           <w:rPr>
             <w:rFonts w:ascii="Calibri" w:cs="Calibri" w:eastAsia="Calibri" w:hAnsi="Calibri"/>
@@ -93,7 +93,7 @@
         </w:rPr>
         <w:t xml:space="preserve">⁠in </w:t>
       </w:r>
-      <w:hyperlink w:history="1" r:id="rIduwz-lpcp2wdx0ydpr11hb">
+      <w:hyperlink w:history="1" r:id="rIdz85p0qfsabrgcy3jtrdjb">
         <w:r>
           <w:rPr>
             <w:rFonts w:ascii="Calibri" w:cs="Calibri" w:eastAsia="Calibri" w:hAnsi="Calibri"/>
@@ -123,7 +123,7 @@
         </w:rPr>
         <w:t xml:space="preserve">◔ </w:t>
       </w:r>
-      <w:hyperlink w:history="1" r:id="rIdxzdgxqq6gmcjqf4czjyn3">
+      <w:hyperlink w:history="1" r:id="rId0as8gysspdqknihunc-9e">
         <w:r>
           <w:rPr>
             <w:rFonts w:ascii="Calibri" w:cs="Calibri" w:eastAsia="Calibri" w:hAnsi="Calibri"/>
@@ -153,7 +153,7 @@
         </w:rPr>
         <w:t xml:space="preserve">Ⓘ </w:t>
       </w:r>
-      <w:hyperlink w:history="1" r:id="rIdl5s15q8c0awvi_hxwvi3o">
+      <w:hyperlink w:history="1" r:id="rIdayicra6wiejnqqjp_hhuz">
         <w:r>
           <w:rPr>
             <w:rFonts w:ascii="Calibri" w:cs="Calibri" w:eastAsia="Calibri" w:hAnsi="Calibri"/>
@@ -716,7 +716,7 @@
         </w:rPr>
         <w:t xml:space="preserve">   </w:t>
       </w:r>
-      <w:hyperlink w:history="1" r:id="rIdsftx7u4stq2dekq9hcf6w">
+      <w:hyperlink w:history="1" r:id="rIdimhzgk5-_5u24bvmktery">
         <w:r>
           <w:rPr>
             <w:rFonts w:ascii="Calibri" w:cs="Calibri" w:eastAsia="Calibri" w:hAnsi="Calibri"/>
@@ -744,7 +744,7 @@
         </w:rPr>
         <w:t xml:space="preserve">| </w:t>
       </w:r>
-      <w:hyperlink w:history="1" r:id="rIdei74sscdqisjabcetwe2v">
+      <w:hyperlink w:history="1" r:id="rId-epx0vjnze96hl0fbbp8b">
         <w:r>
           <w:rPr>
             <w:rFonts w:ascii="Calibri" w:cs="Calibri" w:eastAsia="Calibri" w:hAnsi="Calibri"/>
@@ -772,7 +772,7 @@
         </w:rPr>
         <w:t xml:space="preserve">| </w:t>
       </w:r>
-      <w:hyperlink w:history="1" r:id="rIdnzlm5lbenvny8sbrqmhh_">
+      <w:hyperlink w:history="1" r:id="rIdqpcgrf-yewaqbgzavqw6c">
         <w:r>
           <w:rPr>
             <w:rFonts w:ascii="Calibri" w:cs="Calibri" w:eastAsia="Calibri" w:hAnsi="Calibri"/>
@@ -1125,7 +1125,7 @@
         </w:rPr>
         <w:t xml:space="preserve">   </w:t>
       </w:r>
-      <w:hyperlink w:history="1" r:id="rIdho7lsyasfmi7sz_z_k_xh">
+      <w:hyperlink w:history="1" r:id="rIdq0zxaluijbyg2p-h3jdna">
         <w:r>
           <w:rPr>
             <w:rFonts w:ascii="Calibri" w:cs="Calibri" w:eastAsia="Calibri" w:hAnsi="Calibri"/>
@@ -1153,7 +1153,7 @@
         </w:rPr>
         <w:t xml:space="preserve">| </w:t>
       </w:r>
-      <w:hyperlink w:history="1" r:id="rId0swasik40sz3ral6wixvb">
+      <w:hyperlink w:history="1" r:id="rId8qhfj-cbyml6d3ohrrbj4">
         <w:r>
           <w:rPr>
             <w:rFonts w:ascii="Calibri" w:cs="Calibri" w:eastAsia="Calibri" w:hAnsi="Calibri"/>
@@ -1181,7 +1181,7 @@
         </w:rPr>
         <w:t xml:space="preserve">| </w:t>
       </w:r>
-      <w:hyperlink w:history="1" r:id="rId2j_o9-pp9rt01vcpq-8v2">
+      <w:hyperlink w:history="1" r:id="rIdxoj8kkhcxkvqmujrzwolq">
         <w:r>
           <w:rPr>
             <w:rFonts w:ascii="Calibri" w:cs="Calibri" w:eastAsia="Calibri" w:hAnsi="Calibri"/>
@@ -1348,7 +1348,7 @@
         </w:rPr>
         <w:t xml:space="preserve">   </w:t>
       </w:r>
-      <w:hyperlink w:history="1" r:id="rIdwsepkdub9rfe631ilzvp1">
+      <w:hyperlink w:history="1" r:id="rId3waxmvsawosvr0jqpcexj">
         <w:r>
           <w:rPr>
             <w:rFonts w:ascii="Calibri" w:cs="Calibri" w:eastAsia="Calibri" w:hAnsi="Calibri"/>
@@ -1376,7 +1376,7 @@
         </w:rPr>
         <w:t xml:space="preserve">| </w:t>
       </w:r>
-      <w:hyperlink w:history="1" r:id="rIdtsdqdatxcfddiml_eg7cq">
+      <w:hyperlink w:history="1" r:id="rIdnogosfjzddwuqhpaw00wb">
         <w:r>
           <w:rPr>
             <w:rFonts w:ascii="Calibri" w:cs="Calibri" w:eastAsia="Calibri" w:hAnsi="Calibri"/>
@@ -1509,7 +1509,7 @@
         </w:rPr>
         <w:t xml:space="preserve">   </w:t>
       </w:r>
-      <w:hyperlink w:history="1" r:id="rIdc49ragbzba1rp-sn8gkpb">
+      <w:hyperlink w:history="1" r:id="rIdh0mvgnr80ihop8hww_u7r">
         <w:r>
           <w:rPr>
             <w:rFonts w:ascii="Calibri" w:cs="Calibri" w:eastAsia="Calibri" w:hAnsi="Calibri"/>
@@ -1537,7 +1537,7 @@
         </w:rPr>
         <w:t xml:space="preserve">| </w:t>
       </w:r>
-      <w:hyperlink w:history="1" r:id="rIdddgcumhpfv1qs2pleefw8">
+      <w:hyperlink w:history="1" r:id="rIdsp7hur5nwa1nalz_moipv">
         <w:r>
           <w:rPr>
             <w:rFonts w:ascii="Calibri" w:cs="Calibri" w:eastAsia="Calibri" w:hAnsi="Calibri"/>
@@ -1666,7 +1666,7 @@
         </w:rPr>
         <w:t xml:space="preserve">   </w:t>
       </w:r>
-      <w:hyperlink w:history="1" r:id="rIdbslumbqnfowpvlemmulr_">
+      <w:hyperlink w:history="1" r:id="rIdmxs3ralte_unfk_fmgzn7">
         <w:r>
           <w:rPr>
             <w:rFonts w:ascii="Calibri" w:cs="Calibri" w:eastAsia="Calibri" w:hAnsi="Calibri"/>
@@ -1816,7 +1816,7 @@
         </w:rPr>
         <w:t xml:space="preserve">   </w:t>
       </w:r>
-      <w:hyperlink w:history="1" r:id="rIdvpgunute7glnkihhp7e3p">
+      <w:hyperlink w:history="1" r:id="rIduzefglc0y46s52dxtb_au">
         <w:r>
           <w:rPr>
             <w:rFonts w:ascii="Calibri" w:cs="Calibri" w:eastAsia="Calibri" w:hAnsi="Calibri"/>
@@ -2378,7 +2378,7 @@
         </w:rPr>
         <w:t xml:space="preserve">   </w:t>
       </w:r>
-      <w:hyperlink w:history="1" r:id="rIdfvmgxjv69drk6_cl8ypmk">
+      <w:hyperlink w:history="1" r:id="rIde1isp0iljyha2y8zqn71k">
         <w:r>
           <w:rPr>
             <w:rFonts w:ascii="Calibri" w:cs="Calibri" w:eastAsia="Calibri" w:hAnsi="Calibri"/>
@@ -2406,7 +2406,7 @@
         </w:rPr>
         <w:t xml:space="preserve">| </w:t>
       </w:r>
-      <w:hyperlink w:history="1" r:id="rIdxr4y15zgaj6bxqz5tzahv">
+      <w:hyperlink w:history="1" r:id="rIdgfgqph24n-dohi2hhyka4">
         <w:r>
           <w:rPr>
             <w:rFonts w:ascii="Calibri" w:cs="Calibri" w:eastAsia="Calibri" w:hAnsi="Calibri"/>

--- a/public/resume/cv-data.docx
+++ b/public/resume/cv-data.docx
@@ -33,7 +33,7 @@
         </w:rPr>
         <w:t xml:space="preserve">✉ </w:t>
       </w:r>
-      <w:hyperlink w:history="1" r:id="rIddhatxfdkbxlr6xwypbsvu">
+      <w:hyperlink w:history="1" r:id="rIdiof-1hvsclhgpj8x0upyg">
         <w:r>
           <w:rPr>
             <w:rFonts w:ascii="Calibri" w:cs="Calibri" w:eastAsia="Calibri" w:hAnsi="Calibri"/>
@@ -63,7 +63,7 @@
         </w:rPr>
         <w:t xml:space="preserve">• </w:t>
       </w:r>
-      <w:hyperlink w:history="1" r:id="rIdvyzxwtmmdwpe6_u7nnvma">
+      <w:hyperlink w:history="1" r:id="rIdmzgnanz0h_iem8pyfrgol">
         <w:r>
           <w:rPr>
             <w:rFonts w:ascii="Calibri" w:cs="Calibri" w:eastAsia="Calibri" w:hAnsi="Calibri"/>
@@ -93,7 +93,7 @@
         </w:rPr>
         <w:t xml:space="preserve">⁠in </w:t>
       </w:r>
-      <w:hyperlink w:history="1" r:id="rIdz85p0qfsabrgcy3jtrdjb">
+      <w:hyperlink w:history="1" r:id="rIdlvwiynrkf-ko8tdxfuzfl">
         <w:r>
           <w:rPr>
             <w:rFonts w:ascii="Calibri" w:cs="Calibri" w:eastAsia="Calibri" w:hAnsi="Calibri"/>
@@ -123,7 +123,7 @@
         </w:rPr>
         <w:t xml:space="preserve">◔ </w:t>
       </w:r>
-      <w:hyperlink w:history="1" r:id="rId0as8gysspdqknihunc-9e">
+      <w:hyperlink w:history="1" r:id="rIdsrouwhawbfqo03ebhzwhs">
         <w:r>
           <w:rPr>
             <w:rFonts w:ascii="Calibri" w:cs="Calibri" w:eastAsia="Calibri" w:hAnsi="Calibri"/>
@@ -153,7 +153,7 @@
         </w:rPr>
         <w:t xml:space="preserve">Ⓘ </w:t>
       </w:r>
-      <w:hyperlink w:history="1" r:id="rIdayicra6wiejnqqjp_hhuz">
+      <w:hyperlink w:history="1" r:id="rIdkd-yxj_le609iww1iraij">
         <w:r>
           <w:rPr>
             <w:rFonts w:ascii="Calibri" w:cs="Calibri" w:eastAsia="Calibri" w:hAnsi="Calibri"/>
@@ -716,7 +716,7 @@
         </w:rPr>
         <w:t xml:space="preserve">   </w:t>
       </w:r>
-      <w:hyperlink w:history="1" r:id="rIdimhzgk5-_5u24bvmktery">
+      <w:hyperlink w:history="1" r:id="rIdq65qmloqh5k--xj79cpmu">
         <w:r>
           <w:rPr>
             <w:rFonts w:ascii="Calibri" w:cs="Calibri" w:eastAsia="Calibri" w:hAnsi="Calibri"/>
@@ -744,7 +744,7 @@
         </w:rPr>
         <w:t xml:space="preserve">| </w:t>
       </w:r>
-      <w:hyperlink w:history="1" r:id="rId-epx0vjnze96hl0fbbp8b">
+      <w:hyperlink w:history="1" r:id="rIdi2k9z32eaews4mmhxhjaw">
         <w:r>
           <w:rPr>
             <w:rFonts w:ascii="Calibri" w:cs="Calibri" w:eastAsia="Calibri" w:hAnsi="Calibri"/>
@@ -772,7 +772,7 @@
         </w:rPr>
         <w:t xml:space="preserve">| </w:t>
       </w:r>
-      <w:hyperlink w:history="1" r:id="rIdqpcgrf-yewaqbgzavqw6c">
+      <w:hyperlink w:history="1" r:id="rIdodtsxaga6f5mkq6xoduh_">
         <w:r>
           <w:rPr>
             <w:rFonts w:ascii="Calibri" w:cs="Calibri" w:eastAsia="Calibri" w:hAnsi="Calibri"/>
@@ -1125,7 +1125,7 @@
         </w:rPr>
         <w:t xml:space="preserve">   </w:t>
       </w:r>
-      <w:hyperlink w:history="1" r:id="rIdq0zxaluijbyg2p-h3jdna">
+      <w:hyperlink w:history="1" r:id="rIda8yrapf0_8ozm8eqe1weq">
         <w:r>
           <w:rPr>
             <w:rFonts w:ascii="Calibri" w:cs="Calibri" w:eastAsia="Calibri" w:hAnsi="Calibri"/>
@@ -1153,7 +1153,7 @@
         </w:rPr>
         <w:t xml:space="preserve">| </w:t>
       </w:r>
-      <w:hyperlink w:history="1" r:id="rId8qhfj-cbyml6d3ohrrbj4">
+      <w:hyperlink w:history="1" r:id="rIdeev2n45inzqbadgfy6imk">
         <w:r>
           <w:rPr>
             <w:rFonts w:ascii="Calibri" w:cs="Calibri" w:eastAsia="Calibri" w:hAnsi="Calibri"/>
@@ -1181,7 +1181,7 @@
         </w:rPr>
         <w:t xml:space="preserve">| </w:t>
       </w:r>
-      <w:hyperlink w:history="1" r:id="rIdxoj8kkhcxkvqmujrzwolq">
+      <w:hyperlink w:history="1" r:id="rId2omhq7le4wumnzshgwxi1">
         <w:r>
           <w:rPr>
             <w:rFonts w:ascii="Calibri" w:cs="Calibri" w:eastAsia="Calibri" w:hAnsi="Calibri"/>
@@ -1348,7 +1348,7 @@
         </w:rPr>
         <w:t xml:space="preserve">   </w:t>
       </w:r>
-      <w:hyperlink w:history="1" r:id="rId3waxmvsawosvr0jqpcexj">
+      <w:hyperlink w:history="1" r:id="rIdbovxplhmn3te6d60prqsu">
         <w:r>
           <w:rPr>
             <w:rFonts w:ascii="Calibri" w:cs="Calibri" w:eastAsia="Calibri" w:hAnsi="Calibri"/>
@@ -1376,7 +1376,7 @@
         </w:rPr>
         <w:t xml:space="preserve">| </w:t>
       </w:r>
-      <w:hyperlink w:history="1" r:id="rIdnogosfjzddwuqhpaw00wb">
+      <w:hyperlink w:history="1" r:id="rIdo6_wwlrxepq7tawte_0ah">
         <w:r>
           <w:rPr>
             <w:rFonts w:ascii="Calibri" w:cs="Calibri" w:eastAsia="Calibri" w:hAnsi="Calibri"/>
@@ -1509,7 +1509,7 @@
         </w:rPr>
         <w:t xml:space="preserve">   </w:t>
       </w:r>
-      <w:hyperlink w:history="1" r:id="rIdh0mvgnr80ihop8hww_u7r">
+      <w:hyperlink w:history="1" r:id="rId8wwpjryf8gtk4mrhzk5yo">
         <w:r>
           <w:rPr>
             <w:rFonts w:ascii="Calibri" w:cs="Calibri" w:eastAsia="Calibri" w:hAnsi="Calibri"/>
@@ -1537,7 +1537,7 @@
         </w:rPr>
         <w:t xml:space="preserve">| </w:t>
       </w:r>
-      <w:hyperlink w:history="1" r:id="rIdsp7hur5nwa1nalz_moipv">
+      <w:hyperlink w:history="1" r:id="rIdfm76aodl9zioyjyezlupa">
         <w:r>
           <w:rPr>
             <w:rFonts w:ascii="Calibri" w:cs="Calibri" w:eastAsia="Calibri" w:hAnsi="Calibri"/>
@@ -1666,7 +1666,7 @@
         </w:rPr>
         <w:t xml:space="preserve">   </w:t>
       </w:r>
-      <w:hyperlink w:history="1" r:id="rIdmxs3ralte_unfk_fmgzn7">
+      <w:hyperlink w:history="1" r:id="rIdbuqmhx_m8oy_osah_pgp8">
         <w:r>
           <w:rPr>
             <w:rFonts w:ascii="Calibri" w:cs="Calibri" w:eastAsia="Calibri" w:hAnsi="Calibri"/>
@@ -1816,7 +1816,7 @@
         </w:rPr>
         <w:t xml:space="preserve">   </w:t>
       </w:r>
-      <w:hyperlink w:history="1" r:id="rIduzefglc0y46s52dxtb_au">
+      <w:hyperlink w:history="1" r:id="rIdber_xts3mjd79idjopgu0">
         <w:r>
           <w:rPr>
             <w:rFonts w:ascii="Calibri" w:cs="Calibri" w:eastAsia="Calibri" w:hAnsi="Calibri"/>
@@ -2378,7 +2378,7 @@
         </w:rPr>
         <w:t xml:space="preserve">   </w:t>
       </w:r>
-      <w:hyperlink w:history="1" r:id="rIde1isp0iljyha2y8zqn71k">
+      <w:hyperlink w:history="1" r:id="rIdnlumggqh4zzzq9xl8xs0z">
         <w:r>
           <w:rPr>
             <w:rFonts w:ascii="Calibri" w:cs="Calibri" w:eastAsia="Calibri" w:hAnsi="Calibri"/>
@@ -2406,7 +2406,7 @@
         </w:rPr>
         <w:t xml:space="preserve">| </w:t>
       </w:r>
-      <w:hyperlink w:history="1" r:id="rIdgfgqph24n-dohi2hhyka4">
+      <w:hyperlink w:history="1" r:id="rIdj6cg-vr5hnxoibdj8_q9c">
         <w:r>
           <w:rPr>
             <w:rFonts w:ascii="Calibri" w:cs="Calibri" w:eastAsia="Calibri" w:hAnsi="Calibri"/>

--- a/public/resume/cv-data.docx
+++ b/public/resume/cv-data.docx
@@ -33,7 +33,7 @@
         </w:rPr>
         <w:t xml:space="preserve">✉ </w:t>
       </w:r>
-      <w:hyperlink w:history="1" r:id="rIdiof-1hvsclhgpj8x0upyg">
+      <w:hyperlink w:history="1" r:id="rIdxzzi8dcuesxdajniwbj12">
         <w:r>
           <w:rPr>
             <w:rFonts w:ascii="Calibri" w:cs="Calibri" w:eastAsia="Calibri" w:hAnsi="Calibri"/>
@@ -63,7 +63,7 @@
         </w:rPr>
         <w:t xml:space="preserve">• </w:t>
       </w:r>
-      <w:hyperlink w:history="1" r:id="rIdmzgnanz0h_iem8pyfrgol">
+      <w:hyperlink w:history="1" r:id="rIdw3kcq1qzbgapoasa_fxl7">
         <w:r>
           <w:rPr>
             <w:rFonts w:ascii="Calibri" w:cs="Calibri" w:eastAsia="Calibri" w:hAnsi="Calibri"/>
@@ -93,7 +93,7 @@
         </w:rPr>
         <w:t xml:space="preserve">⁠in </w:t>
       </w:r>
-      <w:hyperlink w:history="1" r:id="rIdlvwiynrkf-ko8tdxfuzfl">
+      <w:hyperlink w:history="1" r:id="rIdypq3rxsatjpih1im6m8to">
         <w:r>
           <w:rPr>
             <w:rFonts w:ascii="Calibri" w:cs="Calibri" w:eastAsia="Calibri" w:hAnsi="Calibri"/>
@@ -123,7 +123,7 @@
         </w:rPr>
         <w:t xml:space="preserve">◔ </w:t>
       </w:r>
-      <w:hyperlink w:history="1" r:id="rIdsrouwhawbfqo03ebhzwhs">
+      <w:hyperlink w:history="1" r:id="rIdq737wuiebqbyryepm8i83">
         <w:r>
           <w:rPr>
             <w:rFonts w:ascii="Calibri" w:cs="Calibri" w:eastAsia="Calibri" w:hAnsi="Calibri"/>
@@ -153,7 +153,7 @@
         </w:rPr>
         <w:t xml:space="preserve">Ⓘ </w:t>
       </w:r>
-      <w:hyperlink w:history="1" r:id="rIdkd-yxj_le609iww1iraij">
+      <w:hyperlink w:history="1" r:id="rId_5oumdttvsc-1lwosqoey">
         <w:r>
           <w:rPr>
             <w:rFonts w:ascii="Calibri" w:cs="Calibri" w:eastAsia="Calibri" w:hAnsi="Calibri"/>
@@ -716,7 +716,7 @@
         </w:rPr>
         <w:t xml:space="preserve">   </w:t>
       </w:r>
-      <w:hyperlink w:history="1" r:id="rIdq65qmloqh5k--xj79cpmu">
+      <w:hyperlink w:history="1" r:id="rIdllzduqwbim57mkgvi7gq4">
         <w:r>
           <w:rPr>
             <w:rFonts w:ascii="Calibri" w:cs="Calibri" w:eastAsia="Calibri" w:hAnsi="Calibri"/>
@@ -744,7 +744,7 @@
         </w:rPr>
         <w:t xml:space="preserve">| </w:t>
       </w:r>
-      <w:hyperlink w:history="1" r:id="rIdi2k9z32eaews4mmhxhjaw">
+      <w:hyperlink w:history="1" r:id="rIdfyzewkxz-uztzs3-kcifv">
         <w:r>
           <w:rPr>
             <w:rFonts w:ascii="Calibri" w:cs="Calibri" w:eastAsia="Calibri" w:hAnsi="Calibri"/>
@@ -772,7 +772,7 @@
         </w:rPr>
         <w:t xml:space="preserve">| </w:t>
       </w:r>
-      <w:hyperlink w:history="1" r:id="rIdodtsxaga6f5mkq6xoduh_">
+      <w:hyperlink w:history="1" r:id="rIdmnvo0qi4z4pelhssn5k2g">
         <w:r>
           <w:rPr>
             <w:rFonts w:ascii="Calibri" w:cs="Calibri" w:eastAsia="Calibri" w:hAnsi="Calibri"/>
@@ -1125,7 +1125,7 @@
         </w:rPr>
         <w:t xml:space="preserve">   </w:t>
       </w:r>
-      <w:hyperlink w:history="1" r:id="rIda8yrapf0_8ozm8eqe1weq">
+      <w:hyperlink w:history="1" r:id="rIdtq45ifseb2efwmhspvuhm">
         <w:r>
           <w:rPr>
             <w:rFonts w:ascii="Calibri" w:cs="Calibri" w:eastAsia="Calibri" w:hAnsi="Calibri"/>
@@ -1153,7 +1153,7 @@
         </w:rPr>
         <w:t xml:space="preserve">| </w:t>
       </w:r>
-      <w:hyperlink w:history="1" r:id="rIdeev2n45inzqbadgfy6imk">
+      <w:hyperlink w:history="1" r:id="rId8jwhpk3widsitcdugkrdj">
         <w:r>
           <w:rPr>
             <w:rFonts w:ascii="Calibri" w:cs="Calibri" w:eastAsia="Calibri" w:hAnsi="Calibri"/>
@@ -1181,7 +1181,7 @@
         </w:rPr>
         <w:t xml:space="preserve">| </w:t>
       </w:r>
-      <w:hyperlink w:history="1" r:id="rId2omhq7le4wumnzshgwxi1">
+      <w:hyperlink w:history="1" r:id="rIdtop_7vf-zfctguwsblpxw">
         <w:r>
           <w:rPr>
             <w:rFonts w:ascii="Calibri" w:cs="Calibri" w:eastAsia="Calibri" w:hAnsi="Calibri"/>
@@ -1348,7 +1348,7 @@
         </w:rPr>
         <w:t xml:space="preserve">   </w:t>
       </w:r>
-      <w:hyperlink w:history="1" r:id="rIdbovxplhmn3te6d60prqsu">
+      <w:hyperlink w:history="1" r:id="rId19jrvqir96eynykha-vka">
         <w:r>
           <w:rPr>
             <w:rFonts w:ascii="Calibri" w:cs="Calibri" w:eastAsia="Calibri" w:hAnsi="Calibri"/>
@@ -1376,7 +1376,7 @@
         </w:rPr>
         <w:t xml:space="preserve">| </w:t>
       </w:r>
-      <w:hyperlink w:history="1" r:id="rIdo6_wwlrxepq7tawte_0ah">
+      <w:hyperlink w:history="1" r:id="rIdtyjijeirp7t8heh7xkb0m">
         <w:r>
           <w:rPr>
             <w:rFonts w:ascii="Calibri" w:cs="Calibri" w:eastAsia="Calibri" w:hAnsi="Calibri"/>
@@ -1509,7 +1509,7 @@
         </w:rPr>
         <w:t xml:space="preserve">   </w:t>
       </w:r>
-      <w:hyperlink w:history="1" r:id="rId8wwpjryf8gtk4mrhzk5yo">
+      <w:hyperlink w:history="1" r:id="rId-sh3pgjzhejk2swq0qnvn">
         <w:r>
           <w:rPr>
             <w:rFonts w:ascii="Calibri" w:cs="Calibri" w:eastAsia="Calibri" w:hAnsi="Calibri"/>
@@ -1537,7 +1537,7 @@
         </w:rPr>
         <w:t xml:space="preserve">| </w:t>
       </w:r>
-      <w:hyperlink w:history="1" r:id="rIdfm76aodl9zioyjyezlupa">
+      <w:hyperlink w:history="1" r:id="rId82_xpjpi1cmu1tifjmimr">
         <w:r>
           <w:rPr>
             <w:rFonts w:ascii="Calibri" w:cs="Calibri" w:eastAsia="Calibri" w:hAnsi="Calibri"/>
@@ -1666,7 +1666,7 @@
         </w:rPr>
         <w:t xml:space="preserve">   </w:t>
       </w:r>
-      <w:hyperlink w:history="1" r:id="rIdbuqmhx_m8oy_osah_pgp8">
+      <w:hyperlink w:history="1" r:id="rIdr0o_tvts-pimq58_bsto7">
         <w:r>
           <w:rPr>
             <w:rFonts w:ascii="Calibri" w:cs="Calibri" w:eastAsia="Calibri" w:hAnsi="Calibri"/>
@@ -1816,7 +1816,7 @@
         </w:rPr>
         <w:t xml:space="preserve">   </w:t>
       </w:r>
-      <w:hyperlink w:history="1" r:id="rIdber_xts3mjd79idjopgu0">
+      <w:hyperlink w:history="1" r:id="rIdgppw0vp3q66nbpbjgygja">
         <w:r>
           <w:rPr>
             <w:rFonts w:ascii="Calibri" w:cs="Calibri" w:eastAsia="Calibri" w:hAnsi="Calibri"/>
@@ -2378,7 +2378,7 @@
         </w:rPr>
         <w:t xml:space="preserve">   </w:t>
       </w:r>
-      <w:hyperlink w:history="1" r:id="rIdnlumggqh4zzzq9xl8xs0z">
+      <w:hyperlink w:history="1" r:id="rIdygsij34_lqxe4yw_ulg--">
         <w:r>
           <w:rPr>
             <w:rFonts w:ascii="Calibri" w:cs="Calibri" w:eastAsia="Calibri" w:hAnsi="Calibri"/>
@@ -2406,7 +2406,7 @@
         </w:rPr>
         <w:t xml:space="preserve">| </w:t>
       </w:r>
-      <w:hyperlink w:history="1" r:id="rIdj6cg-vr5hnxoibdj8_q9c">
+      <w:hyperlink w:history="1" r:id="rIddtyxqntpixdyva0mseeta">
         <w:r>
           <w:rPr>
             <w:rFonts w:ascii="Calibri" w:cs="Calibri" w:eastAsia="Calibri" w:hAnsi="Calibri"/>

--- a/public/resume/cv-data.docx
+++ b/public/resume/cv-data.docx
@@ -33,7 +33,7 @@
         </w:rPr>
         <w:t xml:space="preserve">✉ </w:t>
       </w:r>
-      <w:hyperlink w:history="1" r:id="rIdxzzi8dcuesxdajniwbj12">
+      <w:hyperlink w:history="1" r:id="rIdsgccdiahhdgkbvfta9vqp">
         <w:r>
           <w:rPr>
             <w:rFonts w:ascii="Calibri" w:cs="Calibri" w:eastAsia="Calibri" w:hAnsi="Calibri"/>
@@ -63,7 +63,7 @@
         </w:rPr>
         <w:t xml:space="preserve">• </w:t>
       </w:r>
-      <w:hyperlink w:history="1" r:id="rIdw3kcq1qzbgapoasa_fxl7">
+      <w:hyperlink w:history="1" r:id="rIdvssoeosf_d9_jlmhekil1">
         <w:r>
           <w:rPr>
             <w:rFonts w:ascii="Calibri" w:cs="Calibri" w:eastAsia="Calibri" w:hAnsi="Calibri"/>
@@ -93,7 +93,7 @@
         </w:rPr>
         <w:t xml:space="preserve">⁠in </w:t>
       </w:r>
-      <w:hyperlink w:history="1" r:id="rIdypq3rxsatjpih1im6m8to">
+      <w:hyperlink w:history="1" r:id="rIdihjbbteyjjr-f3kgdvvhs">
         <w:r>
           <w:rPr>
             <w:rFonts w:ascii="Calibri" w:cs="Calibri" w:eastAsia="Calibri" w:hAnsi="Calibri"/>
@@ -123,7 +123,7 @@
         </w:rPr>
         <w:t xml:space="preserve">◔ </w:t>
       </w:r>
-      <w:hyperlink w:history="1" r:id="rIdq737wuiebqbyryepm8i83">
+      <w:hyperlink w:history="1" r:id="rIdbb9rwpcx8l3l2sq7u3wwq">
         <w:r>
           <w:rPr>
             <w:rFonts w:ascii="Calibri" w:cs="Calibri" w:eastAsia="Calibri" w:hAnsi="Calibri"/>
@@ -153,7 +153,7 @@
         </w:rPr>
         <w:t xml:space="preserve">Ⓘ </w:t>
       </w:r>
-      <w:hyperlink w:history="1" r:id="rId_5oumdttvsc-1lwosqoey">
+      <w:hyperlink w:history="1" r:id="rIduf-2cjnodyayoz93kwz-x">
         <w:r>
           <w:rPr>
             <w:rFonts w:ascii="Calibri" w:cs="Calibri" w:eastAsia="Calibri" w:hAnsi="Calibri"/>
@@ -716,7 +716,7 @@
         </w:rPr>
         <w:t xml:space="preserve">   </w:t>
       </w:r>
-      <w:hyperlink w:history="1" r:id="rIdllzduqwbim57mkgvi7gq4">
+      <w:hyperlink w:history="1" r:id="rIdcy98hjcmkpzcxv0rov7wy">
         <w:r>
           <w:rPr>
             <w:rFonts w:ascii="Calibri" w:cs="Calibri" w:eastAsia="Calibri" w:hAnsi="Calibri"/>
@@ -744,7 +744,7 @@
         </w:rPr>
         <w:t xml:space="preserve">| </w:t>
       </w:r>
-      <w:hyperlink w:history="1" r:id="rIdfyzewkxz-uztzs3-kcifv">
+      <w:hyperlink w:history="1" r:id="rIdoelt-u2e2_gkxydq70nk-">
         <w:r>
           <w:rPr>
             <w:rFonts w:ascii="Calibri" w:cs="Calibri" w:eastAsia="Calibri" w:hAnsi="Calibri"/>
@@ -772,7 +772,7 @@
         </w:rPr>
         <w:t xml:space="preserve">| </w:t>
       </w:r>
-      <w:hyperlink w:history="1" r:id="rIdmnvo0qi4z4pelhssn5k2g">
+      <w:hyperlink w:history="1" r:id="rIdu4dgamrbgh-mm9sn4tsmo">
         <w:r>
           <w:rPr>
             <w:rFonts w:ascii="Calibri" w:cs="Calibri" w:eastAsia="Calibri" w:hAnsi="Calibri"/>
@@ -1125,7 +1125,7 @@
         </w:rPr>
         <w:t xml:space="preserve">   </w:t>
       </w:r>
-      <w:hyperlink w:history="1" r:id="rIdtq45ifseb2efwmhspvuhm">
+      <w:hyperlink w:history="1" r:id="rIdsykwvxuou_4mrbyvwc15v">
         <w:r>
           <w:rPr>
             <w:rFonts w:ascii="Calibri" w:cs="Calibri" w:eastAsia="Calibri" w:hAnsi="Calibri"/>
@@ -1153,7 +1153,7 @@
         </w:rPr>
         <w:t xml:space="preserve">| </w:t>
       </w:r>
-      <w:hyperlink w:history="1" r:id="rId8jwhpk3widsitcdugkrdj">
+      <w:hyperlink w:history="1" r:id="rIdmw50uc6lmj1kisdm8uhfy">
         <w:r>
           <w:rPr>
             <w:rFonts w:ascii="Calibri" w:cs="Calibri" w:eastAsia="Calibri" w:hAnsi="Calibri"/>
@@ -1181,7 +1181,7 @@
         </w:rPr>
         <w:t xml:space="preserve">| </w:t>
       </w:r>
-      <w:hyperlink w:history="1" r:id="rIdtop_7vf-zfctguwsblpxw">
+      <w:hyperlink w:history="1" r:id="rIdisq4pi5mze-hdu-i2ubgh">
         <w:r>
           <w:rPr>
             <w:rFonts w:ascii="Calibri" w:cs="Calibri" w:eastAsia="Calibri" w:hAnsi="Calibri"/>
@@ -1348,7 +1348,7 @@
         </w:rPr>
         <w:t xml:space="preserve">   </w:t>
       </w:r>
-      <w:hyperlink w:history="1" r:id="rId19jrvqir96eynykha-vka">
+      <w:hyperlink w:history="1" r:id="rIdmarfvwayu3pbmtlhm3j6t">
         <w:r>
           <w:rPr>
             <w:rFonts w:ascii="Calibri" w:cs="Calibri" w:eastAsia="Calibri" w:hAnsi="Calibri"/>
@@ -1376,7 +1376,7 @@
         </w:rPr>
         <w:t xml:space="preserve">| </w:t>
       </w:r>
-      <w:hyperlink w:history="1" r:id="rIdtyjijeirp7t8heh7xkb0m">
+      <w:hyperlink w:history="1" r:id="rId6xlfhtel-0yutobu1hdc7">
         <w:r>
           <w:rPr>
             <w:rFonts w:ascii="Calibri" w:cs="Calibri" w:eastAsia="Calibri" w:hAnsi="Calibri"/>
@@ -1509,7 +1509,7 @@
         </w:rPr>
         <w:t xml:space="preserve">   </w:t>
       </w:r>
-      <w:hyperlink w:history="1" r:id="rId-sh3pgjzhejk2swq0qnvn">
+      <w:hyperlink w:history="1" r:id="rId9_pdfez4mtad95kbs6j8m">
         <w:r>
           <w:rPr>
             <w:rFonts w:ascii="Calibri" w:cs="Calibri" w:eastAsia="Calibri" w:hAnsi="Calibri"/>
@@ -1537,7 +1537,7 @@
         </w:rPr>
         <w:t xml:space="preserve">| </w:t>
       </w:r>
-      <w:hyperlink w:history="1" r:id="rId82_xpjpi1cmu1tifjmimr">
+      <w:hyperlink w:history="1" r:id="rIdgpe-iwaeno3eg-giowz3u">
         <w:r>
           <w:rPr>
             <w:rFonts w:ascii="Calibri" w:cs="Calibri" w:eastAsia="Calibri" w:hAnsi="Calibri"/>
@@ -1666,7 +1666,7 @@
         </w:rPr>
         <w:t xml:space="preserve">   </w:t>
       </w:r>
-      <w:hyperlink w:history="1" r:id="rIdr0o_tvts-pimq58_bsto7">
+      <w:hyperlink w:history="1" r:id="rIdk90e9t9odrq-9tpmaozsq">
         <w:r>
           <w:rPr>
             <w:rFonts w:ascii="Calibri" w:cs="Calibri" w:eastAsia="Calibri" w:hAnsi="Calibri"/>
@@ -1816,7 +1816,7 @@
         </w:rPr>
         <w:t xml:space="preserve">   </w:t>
       </w:r>
-      <w:hyperlink w:history="1" r:id="rIdgppw0vp3q66nbpbjgygja">
+      <w:hyperlink w:history="1" r:id="rId1vfuhfafrp8ehcr9zmcq8">
         <w:r>
           <w:rPr>
             <w:rFonts w:ascii="Calibri" w:cs="Calibri" w:eastAsia="Calibri" w:hAnsi="Calibri"/>
@@ -2378,7 +2378,7 @@
         </w:rPr>
         <w:t xml:space="preserve">   </w:t>
       </w:r>
-      <w:hyperlink w:history="1" r:id="rIdygsij34_lqxe4yw_ulg--">
+      <w:hyperlink w:history="1" r:id="rId3zllod7ursd3ihcydvtlg">
         <w:r>
           <w:rPr>
             <w:rFonts w:ascii="Calibri" w:cs="Calibri" w:eastAsia="Calibri" w:hAnsi="Calibri"/>
@@ -2406,7 +2406,7 @@
         </w:rPr>
         <w:t xml:space="preserve">| </w:t>
       </w:r>
-      <w:hyperlink w:history="1" r:id="rIddtyxqntpixdyva0mseeta">
+      <w:hyperlink w:history="1" r:id="rIdmok-xi2ae4qi3omvtmmjv">
         <w:r>
           <w:rPr>
             <w:rFonts w:ascii="Calibri" w:cs="Calibri" w:eastAsia="Calibri" w:hAnsi="Calibri"/>

--- a/public/resume/cv-data.docx
+++ b/public/resume/cv-data.docx
@@ -33,7 +33,7 @@
         </w:rPr>
         <w:t xml:space="preserve">✉ </w:t>
       </w:r>
-      <w:hyperlink w:history="1" r:id="rIdsgccdiahhdgkbvfta9vqp">
+      <w:hyperlink w:history="1" r:id="rIda5te4yvi673dwt6xjdbmb">
         <w:r>
           <w:rPr>
             <w:rFonts w:ascii="Calibri" w:cs="Calibri" w:eastAsia="Calibri" w:hAnsi="Calibri"/>
@@ -63,7 +63,7 @@
         </w:rPr>
         <w:t xml:space="preserve">• </w:t>
       </w:r>
-      <w:hyperlink w:history="1" r:id="rIdvssoeosf_d9_jlmhekil1">
+      <w:hyperlink w:history="1" r:id="rId_ro5moluyzrrfb6x_mpw5">
         <w:r>
           <w:rPr>
             <w:rFonts w:ascii="Calibri" w:cs="Calibri" w:eastAsia="Calibri" w:hAnsi="Calibri"/>
@@ -93,7 +93,7 @@
         </w:rPr>
         <w:t xml:space="preserve">⁠in </w:t>
       </w:r>
-      <w:hyperlink w:history="1" r:id="rIdihjbbteyjjr-f3kgdvvhs">
+      <w:hyperlink w:history="1" r:id="rIdncakj0k8s7s4raqb60zns">
         <w:r>
           <w:rPr>
             <w:rFonts w:ascii="Calibri" w:cs="Calibri" w:eastAsia="Calibri" w:hAnsi="Calibri"/>
@@ -123,7 +123,7 @@
         </w:rPr>
         <w:t xml:space="preserve">◔ </w:t>
       </w:r>
-      <w:hyperlink w:history="1" r:id="rIdbb9rwpcx8l3l2sq7u3wwq">
+      <w:hyperlink w:history="1" r:id="rId_xhk0b4i6ibbgaht0--hn">
         <w:r>
           <w:rPr>
             <w:rFonts w:ascii="Calibri" w:cs="Calibri" w:eastAsia="Calibri" w:hAnsi="Calibri"/>
@@ -153,7 +153,7 @@
         </w:rPr>
         <w:t xml:space="preserve">Ⓘ </w:t>
       </w:r>
-      <w:hyperlink w:history="1" r:id="rIduf-2cjnodyayoz93kwz-x">
+      <w:hyperlink w:history="1" r:id="rIdpnlatyftdtfmijfvfhqia">
         <w:r>
           <w:rPr>
             <w:rFonts w:ascii="Calibri" w:cs="Calibri" w:eastAsia="Calibri" w:hAnsi="Calibri"/>
@@ -716,7 +716,7 @@
         </w:rPr>
         <w:t xml:space="preserve">   </w:t>
       </w:r>
-      <w:hyperlink w:history="1" r:id="rIdcy98hjcmkpzcxv0rov7wy">
+      <w:hyperlink w:history="1" r:id="rIdcmf5txuixfe2r3bzrye_2">
         <w:r>
           <w:rPr>
             <w:rFonts w:ascii="Calibri" w:cs="Calibri" w:eastAsia="Calibri" w:hAnsi="Calibri"/>
@@ -744,7 +744,7 @@
         </w:rPr>
         <w:t xml:space="preserve">| </w:t>
       </w:r>
-      <w:hyperlink w:history="1" r:id="rIdoelt-u2e2_gkxydq70nk-">
+      <w:hyperlink w:history="1" r:id="rId7_ngvpzpblyzvcwyyelwl">
         <w:r>
           <w:rPr>
             <w:rFonts w:ascii="Calibri" w:cs="Calibri" w:eastAsia="Calibri" w:hAnsi="Calibri"/>
@@ -772,7 +772,7 @@
         </w:rPr>
         <w:t xml:space="preserve">| </w:t>
       </w:r>
-      <w:hyperlink w:history="1" r:id="rIdu4dgamrbgh-mm9sn4tsmo">
+      <w:hyperlink w:history="1" r:id="rIdvkg55exf-cdr_b5kuxpmd">
         <w:r>
           <w:rPr>
             <w:rFonts w:ascii="Calibri" w:cs="Calibri" w:eastAsia="Calibri" w:hAnsi="Calibri"/>
@@ -1125,7 +1125,7 @@
         </w:rPr>
         <w:t xml:space="preserve">   </w:t>
       </w:r>
-      <w:hyperlink w:history="1" r:id="rIdsykwvxuou_4mrbyvwc15v">
+      <w:hyperlink w:history="1" r:id="rIdtt_bbkdd4bqsa6vyt1qtv">
         <w:r>
           <w:rPr>
             <w:rFonts w:ascii="Calibri" w:cs="Calibri" w:eastAsia="Calibri" w:hAnsi="Calibri"/>
@@ -1153,7 +1153,7 @@
         </w:rPr>
         <w:t xml:space="preserve">| </w:t>
       </w:r>
-      <w:hyperlink w:history="1" r:id="rIdmw50uc6lmj1kisdm8uhfy">
+      <w:hyperlink w:history="1" r:id="rIdznjxesupo-wcojzqvhoid">
         <w:r>
           <w:rPr>
             <w:rFonts w:ascii="Calibri" w:cs="Calibri" w:eastAsia="Calibri" w:hAnsi="Calibri"/>
@@ -1181,7 +1181,7 @@
         </w:rPr>
         <w:t xml:space="preserve">| </w:t>
       </w:r>
-      <w:hyperlink w:history="1" r:id="rIdisq4pi5mze-hdu-i2ubgh">
+      <w:hyperlink w:history="1" r:id="rIdufurid2-eioitsgohuw1m">
         <w:r>
           <w:rPr>
             <w:rFonts w:ascii="Calibri" w:cs="Calibri" w:eastAsia="Calibri" w:hAnsi="Calibri"/>
@@ -1348,7 +1348,7 @@
         </w:rPr>
         <w:t xml:space="preserve">   </w:t>
       </w:r>
-      <w:hyperlink w:history="1" r:id="rIdmarfvwayu3pbmtlhm3j6t">
+      <w:hyperlink w:history="1" r:id="rIdhs0ecfwni8eoecf6ft_mb">
         <w:r>
           <w:rPr>
             <w:rFonts w:ascii="Calibri" w:cs="Calibri" w:eastAsia="Calibri" w:hAnsi="Calibri"/>
@@ -1376,7 +1376,7 @@
         </w:rPr>
         <w:t xml:space="preserve">| </w:t>
       </w:r>
-      <w:hyperlink w:history="1" r:id="rId6xlfhtel-0yutobu1hdc7">
+      <w:hyperlink w:history="1" r:id="rIdhsqqjtzyk7qekog4coo1c">
         <w:r>
           <w:rPr>
             <w:rFonts w:ascii="Calibri" w:cs="Calibri" w:eastAsia="Calibri" w:hAnsi="Calibri"/>
@@ -1509,7 +1509,7 @@
         </w:rPr>
         <w:t xml:space="preserve">   </w:t>
       </w:r>
-      <w:hyperlink w:history="1" r:id="rId9_pdfez4mtad95kbs6j8m">
+      <w:hyperlink w:history="1" r:id="rIdr6wihby_75kzox7txj-0i">
         <w:r>
           <w:rPr>
             <w:rFonts w:ascii="Calibri" w:cs="Calibri" w:eastAsia="Calibri" w:hAnsi="Calibri"/>
@@ -1537,7 +1537,7 @@
         </w:rPr>
         <w:t xml:space="preserve">| </w:t>
       </w:r>
-      <w:hyperlink w:history="1" r:id="rIdgpe-iwaeno3eg-giowz3u">
+      <w:hyperlink w:history="1" r:id="rIdkuzatwkxsdyfy0lvxpclo">
         <w:r>
           <w:rPr>
             <w:rFonts w:ascii="Calibri" w:cs="Calibri" w:eastAsia="Calibri" w:hAnsi="Calibri"/>
@@ -1666,7 +1666,7 @@
         </w:rPr>
         <w:t xml:space="preserve">   </w:t>
       </w:r>
-      <w:hyperlink w:history="1" r:id="rIdk90e9t9odrq-9tpmaozsq">
+      <w:hyperlink w:history="1" r:id="rIdepi7vmlrw7tqio-0qczm7">
         <w:r>
           <w:rPr>
             <w:rFonts w:ascii="Calibri" w:cs="Calibri" w:eastAsia="Calibri" w:hAnsi="Calibri"/>
@@ -1816,7 +1816,7 @@
         </w:rPr>
         <w:t xml:space="preserve">   </w:t>
       </w:r>
-      <w:hyperlink w:history="1" r:id="rId1vfuhfafrp8ehcr9zmcq8">
+      <w:hyperlink w:history="1" r:id="rIdpiexaeqdw4emqs7j18nuf">
         <w:r>
           <w:rPr>
             <w:rFonts w:ascii="Calibri" w:cs="Calibri" w:eastAsia="Calibri" w:hAnsi="Calibri"/>
@@ -2378,7 +2378,7 @@
         </w:rPr>
         <w:t xml:space="preserve">   </w:t>
       </w:r>
-      <w:hyperlink w:history="1" r:id="rId3zllod7ursd3ihcydvtlg">
+      <w:hyperlink w:history="1" r:id="rId3jbw6isbolrwruc3uwi4d">
         <w:r>
           <w:rPr>
             <w:rFonts w:ascii="Calibri" w:cs="Calibri" w:eastAsia="Calibri" w:hAnsi="Calibri"/>
@@ -2406,7 +2406,7 @@
         </w:rPr>
         <w:t xml:space="preserve">| </w:t>
       </w:r>
-      <w:hyperlink w:history="1" r:id="rIdmok-xi2ae4qi3omvtmmjv">
+      <w:hyperlink w:history="1" r:id="rId1vpekzmuo_q2rfqedu1y2">
         <w:r>
           <w:rPr>
             <w:rFonts w:ascii="Calibri" w:cs="Calibri" w:eastAsia="Calibri" w:hAnsi="Calibri"/>

--- a/public/resume/cv-data.docx
+++ b/public/resume/cv-data.docx
@@ -33,7 +33,7 @@
         </w:rPr>
         <w:t xml:space="preserve">✉ </w:t>
       </w:r>
-      <w:hyperlink w:history="1" r:id="rIda5te4yvi673dwt6xjdbmb">
+      <w:hyperlink w:history="1" r:id="rId6a0fseuseil0hdqy2k13t">
         <w:r>
           <w:rPr>
             <w:rFonts w:ascii="Calibri" w:cs="Calibri" w:eastAsia="Calibri" w:hAnsi="Calibri"/>
@@ -63,7 +63,7 @@
         </w:rPr>
         <w:t xml:space="preserve">• </w:t>
       </w:r>
-      <w:hyperlink w:history="1" r:id="rId_ro5moluyzrrfb6x_mpw5">
+      <w:hyperlink w:history="1" r:id="rIdj_geokdnkkal2naozbevy">
         <w:r>
           <w:rPr>
             <w:rFonts w:ascii="Calibri" w:cs="Calibri" w:eastAsia="Calibri" w:hAnsi="Calibri"/>
@@ -93,7 +93,7 @@
         </w:rPr>
         <w:t xml:space="preserve">⁠in </w:t>
       </w:r>
-      <w:hyperlink w:history="1" r:id="rIdncakj0k8s7s4raqb60zns">
+      <w:hyperlink w:history="1" r:id="rIdozcmnybtumhrqgy0k5rg_">
         <w:r>
           <w:rPr>
             <w:rFonts w:ascii="Calibri" w:cs="Calibri" w:eastAsia="Calibri" w:hAnsi="Calibri"/>
@@ -123,7 +123,7 @@
         </w:rPr>
         <w:t xml:space="preserve">◔ </w:t>
       </w:r>
-      <w:hyperlink w:history="1" r:id="rId_xhk0b4i6ibbgaht0--hn">
+      <w:hyperlink w:history="1" r:id="rIdc1nckh5c6e4r7j1a5xo7t">
         <w:r>
           <w:rPr>
             <w:rFonts w:ascii="Calibri" w:cs="Calibri" w:eastAsia="Calibri" w:hAnsi="Calibri"/>
@@ -153,7 +153,7 @@
         </w:rPr>
         <w:t xml:space="preserve">Ⓘ </w:t>
       </w:r>
-      <w:hyperlink w:history="1" r:id="rIdpnlatyftdtfmijfvfhqia">
+      <w:hyperlink w:history="1" r:id="rIduw-zj6xjqiuaqq3lxe5-p">
         <w:r>
           <w:rPr>
             <w:rFonts w:ascii="Calibri" w:cs="Calibri" w:eastAsia="Calibri" w:hAnsi="Calibri"/>
@@ -716,7 +716,7 @@
         </w:rPr>
         <w:t xml:space="preserve">   </w:t>
       </w:r>
-      <w:hyperlink w:history="1" r:id="rIdcmf5txuixfe2r3bzrye_2">
+      <w:hyperlink w:history="1" r:id="rIdxak2ytrkhkoy2cpttpq3y">
         <w:r>
           <w:rPr>
             <w:rFonts w:ascii="Calibri" w:cs="Calibri" w:eastAsia="Calibri" w:hAnsi="Calibri"/>
@@ -744,7 +744,7 @@
         </w:rPr>
         <w:t xml:space="preserve">| </w:t>
       </w:r>
-      <w:hyperlink w:history="1" r:id="rId7_ngvpzpblyzvcwyyelwl">
+      <w:hyperlink w:history="1" r:id="rIdbivlrzfmd8kebfuc224zv">
         <w:r>
           <w:rPr>
             <w:rFonts w:ascii="Calibri" w:cs="Calibri" w:eastAsia="Calibri" w:hAnsi="Calibri"/>
@@ -772,7 +772,7 @@
         </w:rPr>
         <w:t xml:space="preserve">| </w:t>
       </w:r>
-      <w:hyperlink w:history="1" r:id="rIdvkg55exf-cdr_b5kuxpmd">
+      <w:hyperlink w:history="1" r:id="rIdbmqtakc-hr4er0kici_ig">
         <w:r>
           <w:rPr>
             <w:rFonts w:ascii="Calibri" w:cs="Calibri" w:eastAsia="Calibri" w:hAnsi="Calibri"/>
@@ -1125,7 +1125,7 @@
         </w:rPr>
         <w:t xml:space="preserve">   </w:t>
       </w:r>
-      <w:hyperlink w:history="1" r:id="rIdtt_bbkdd4bqsa6vyt1qtv">
+      <w:hyperlink w:history="1" r:id="rIdqcp5soh03fd12bmfiqa7f">
         <w:r>
           <w:rPr>
             <w:rFonts w:ascii="Calibri" w:cs="Calibri" w:eastAsia="Calibri" w:hAnsi="Calibri"/>
@@ -1153,7 +1153,7 @@
         </w:rPr>
         <w:t xml:space="preserve">| </w:t>
       </w:r>
-      <w:hyperlink w:history="1" r:id="rIdznjxesupo-wcojzqvhoid">
+      <w:hyperlink w:history="1" r:id="rIddbf1k1jxhgycjwbm2h5cs">
         <w:r>
           <w:rPr>
             <w:rFonts w:ascii="Calibri" w:cs="Calibri" w:eastAsia="Calibri" w:hAnsi="Calibri"/>
@@ -1181,7 +1181,7 @@
         </w:rPr>
         <w:t xml:space="preserve">| </w:t>
       </w:r>
-      <w:hyperlink w:history="1" r:id="rIdufurid2-eioitsgohuw1m">
+      <w:hyperlink w:history="1" r:id="rIds25vbrtcnhy71ivdgw4mh">
         <w:r>
           <w:rPr>
             <w:rFonts w:ascii="Calibri" w:cs="Calibri" w:eastAsia="Calibri" w:hAnsi="Calibri"/>
@@ -1348,7 +1348,7 @@
         </w:rPr>
         <w:t xml:space="preserve">   </w:t>
       </w:r>
-      <w:hyperlink w:history="1" r:id="rIdhs0ecfwni8eoecf6ft_mb">
+      <w:hyperlink w:history="1" r:id="rId-v-vr1ljpfejpwzh2bvmx">
         <w:r>
           <w:rPr>
             <w:rFonts w:ascii="Calibri" w:cs="Calibri" w:eastAsia="Calibri" w:hAnsi="Calibri"/>
@@ -1376,7 +1376,7 @@
         </w:rPr>
         <w:t xml:space="preserve">| </w:t>
       </w:r>
-      <w:hyperlink w:history="1" r:id="rIdhsqqjtzyk7qekog4coo1c">
+      <w:hyperlink w:history="1" r:id="rId-2yieuopkq68_bm50ayxk">
         <w:r>
           <w:rPr>
             <w:rFonts w:ascii="Calibri" w:cs="Calibri" w:eastAsia="Calibri" w:hAnsi="Calibri"/>
@@ -1509,7 +1509,7 @@
         </w:rPr>
         <w:t xml:space="preserve">   </w:t>
       </w:r>
-      <w:hyperlink w:history="1" r:id="rIdr6wihby_75kzox7txj-0i">
+      <w:hyperlink w:history="1" r:id="rId79fgbvbmuwdjl1cw4uanw">
         <w:r>
           <w:rPr>
             <w:rFonts w:ascii="Calibri" w:cs="Calibri" w:eastAsia="Calibri" w:hAnsi="Calibri"/>
@@ -1537,7 +1537,7 @@
         </w:rPr>
         <w:t xml:space="preserve">| </w:t>
       </w:r>
-      <w:hyperlink w:history="1" r:id="rIdkuzatwkxsdyfy0lvxpclo">
+      <w:hyperlink w:history="1" r:id="rIdawqtjqb_jwepmb4c6h9kw">
         <w:r>
           <w:rPr>
             <w:rFonts w:ascii="Calibri" w:cs="Calibri" w:eastAsia="Calibri" w:hAnsi="Calibri"/>
@@ -1666,7 +1666,7 @@
         </w:rPr>
         <w:t xml:space="preserve">   </w:t>
       </w:r>
-      <w:hyperlink w:history="1" r:id="rIdepi7vmlrw7tqio-0qczm7">
+      <w:hyperlink w:history="1" r:id="rIdhg7lzzq5y7qd-jp8akbym">
         <w:r>
           <w:rPr>
             <w:rFonts w:ascii="Calibri" w:cs="Calibri" w:eastAsia="Calibri" w:hAnsi="Calibri"/>
@@ -1816,7 +1816,7 @@
         </w:rPr>
         <w:t xml:space="preserve">   </w:t>
       </w:r>
-      <w:hyperlink w:history="1" r:id="rIdpiexaeqdw4emqs7j18nuf">
+      <w:hyperlink w:history="1" r:id="rIdkcent7o14qa59l0wklxix">
         <w:r>
           <w:rPr>
             <w:rFonts w:ascii="Calibri" w:cs="Calibri" w:eastAsia="Calibri" w:hAnsi="Calibri"/>
@@ -2378,7 +2378,7 @@
         </w:rPr>
         <w:t xml:space="preserve">   </w:t>
       </w:r>
-      <w:hyperlink w:history="1" r:id="rId3jbw6isbolrwruc3uwi4d">
+      <w:hyperlink w:history="1" r:id="rIdepboacg4ywwuwp_-ceouq">
         <w:r>
           <w:rPr>
             <w:rFonts w:ascii="Calibri" w:cs="Calibri" w:eastAsia="Calibri" w:hAnsi="Calibri"/>
@@ -2406,7 +2406,7 @@
         </w:rPr>
         <w:t xml:space="preserve">| </w:t>
       </w:r>
-      <w:hyperlink w:history="1" r:id="rId1vpekzmuo_q2rfqedu1y2">
+      <w:hyperlink w:history="1" r:id="rIdlzshsee0idi26skg-ugnb">
         <w:r>
           <w:rPr>
             <w:rFonts w:ascii="Calibri" w:cs="Calibri" w:eastAsia="Calibri" w:hAnsi="Calibri"/>

--- a/public/resume/cv-data.docx
+++ b/public/resume/cv-data.docx
@@ -33,7 +33,7 @@
         </w:rPr>
         <w:t xml:space="preserve">✉ </w:t>
       </w:r>
-      <w:hyperlink w:history="1" r:id="rId6a0fseuseil0hdqy2k13t">
+      <w:hyperlink w:history="1" r:id="rId_urljpc3tk9jvwes0dofu">
         <w:r>
           <w:rPr>
             <w:rFonts w:ascii="Calibri" w:cs="Calibri" w:eastAsia="Calibri" w:hAnsi="Calibri"/>
@@ -63,7 +63,7 @@
         </w:rPr>
         <w:t xml:space="preserve">• </w:t>
       </w:r>
-      <w:hyperlink w:history="1" r:id="rIdj_geokdnkkal2naozbevy">
+      <w:hyperlink w:history="1" r:id="rIdqxywkihvgo4ofsfpghslb">
         <w:r>
           <w:rPr>
             <w:rFonts w:ascii="Calibri" w:cs="Calibri" w:eastAsia="Calibri" w:hAnsi="Calibri"/>
@@ -93,7 +93,7 @@
         </w:rPr>
         <w:t xml:space="preserve">⁠in </w:t>
       </w:r>
-      <w:hyperlink w:history="1" r:id="rIdozcmnybtumhrqgy0k5rg_">
+      <w:hyperlink w:history="1" r:id="rIdoes_axcs9k6vdbtjipv-2">
         <w:r>
           <w:rPr>
             <w:rFonts w:ascii="Calibri" w:cs="Calibri" w:eastAsia="Calibri" w:hAnsi="Calibri"/>
@@ -123,7 +123,7 @@
         </w:rPr>
         <w:t xml:space="preserve">◔ </w:t>
       </w:r>
-      <w:hyperlink w:history="1" r:id="rIdc1nckh5c6e4r7j1a5xo7t">
+      <w:hyperlink w:history="1" r:id="rIdvt1kgc0cfi46yibpcjfmc">
         <w:r>
           <w:rPr>
             <w:rFonts w:ascii="Calibri" w:cs="Calibri" w:eastAsia="Calibri" w:hAnsi="Calibri"/>
@@ -153,7 +153,7 @@
         </w:rPr>
         <w:t xml:space="preserve">Ⓘ </w:t>
       </w:r>
-      <w:hyperlink w:history="1" r:id="rIduw-zj6xjqiuaqq3lxe5-p">
+      <w:hyperlink w:history="1" r:id="rIdit7peekwrtvikdknpvb78">
         <w:r>
           <w:rPr>
             <w:rFonts w:ascii="Calibri" w:cs="Calibri" w:eastAsia="Calibri" w:hAnsi="Calibri"/>
@@ -716,7 +716,7 @@
         </w:rPr>
         <w:t xml:space="preserve">   </w:t>
       </w:r>
-      <w:hyperlink w:history="1" r:id="rIdxak2ytrkhkoy2cpttpq3y">
+      <w:hyperlink w:history="1" r:id="rIdv9eipervcfzy-wg9fowwb">
         <w:r>
           <w:rPr>
             <w:rFonts w:ascii="Calibri" w:cs="Calibri" w:eastAsia="Calibri" w:hAnsi="Calibri"/>
@@ -744,7 +744,7 @@
         </w:rPr>
         <w:t xml:space="preserve">| </w:t>
       </w:r>
-      <w:hyperlink w:history="1" r:id="rIdbivlrzfmd8kebfuc224zv">
+      <w:hyperlink w:history="1" r:id="rIddgt4xr34e2mgizmowzpn8">
         <w:r>
           <w:rPr>
             <w:rFonts w:ascii="Calibri" w:cs="Calibri" w:eastAsia="Calibri" w:hAnsi="Calibri"/>
@@ -772,7 +772,7 @@
         </w:rPr>
         <w:t xml:space="preserve">| </w:t>
       </w:r>
-      <w:hyperlink w:history="1" r:id="rIdbmqtakc-hr4er0kici_ig">
+      <w:hyperlink w:history="1" r:id="rIdowt7atcqvootlfmomqoc6">
         <w:r>
           <w:rPr>
             <w:rFonts w:ascii="Calibri" w:cs="Calibri" w:eastAsia="Calibri" w:hAnsi="Calibri"/>
@@ -1125,7 +1125,7 @@
         </w:rPr>
         <w:t xml:space="preserve">   </w:t>
       </w:r>
-      <w:hyperlink w:history="1" r:id="rIdqcp5soh03fd12bmfiqa7f">
+      <w:hyperlink w:history="1" r:id="rIdx3ln5jodkvgiadpwswgqs">
         <w:r>
           <w:rPr>
             <w:rFonts w:ascii="Calibri" w:cs="Calibri" w:eastAsia="Calibri" w:hAnsi="Calibri"/>
@@ -1153,7 +1153,7 @@
         </w:rPr>
         <w:t xml:space="preserve">| </w:t>
       </w:r>
-      <w:hyperlink w:history="1" r:id="rIddbf1k1jxhgycjwbm2h5cs">
+      <w:hyperlink w:history="1" r:id="rIdvkrlpcqj4dk03ltbsjtq0">
         <w:r>
           <w:rPr>
             <w:rFonts w:ascii="Calibri" w:cs="Calibri" w:eastAsia="Calibri" w:hAnsi="Calibri"/>
@@ -1181,7 +1181,7 @@
         </w:rPr>
         <w:t xml:space="preserve">| </w:t>
       </w:r>
-      <w:hyperlink w:history="1" r:id="rIds25vbrtcnhy71ivdgw4mh">
+      <w:hyperlink w:history="1" r:id="rIdlune3egvkgy2wfvkdbrm4">
         <w:r>
           <w:rPr>
             <w:rFonts w:ascii="Calibri" w:cs="Calibri" w:eastAsia="Calibri" w:hAnsi="Calibri"/>
@@ -1348,7 +1348,7 @@
         </w:rPr>
         <w:t xml:space="preserve">   </w:t>
       </w:r>
-      <w:hyperlink w:history="1" r:id="rId-v-vr1ljpfejpwzh2bvmx">
+      <w:hyperlink w:history="1" r:id="rIdfs-piunh0qskebtbtthpk">
         <w:r>
           <w:rPr>
             <w:rFonts w:ascii="Calibri" w:cs="Calibri" w:eastAsia="Calibri" w:hAnsi="Calibri"/>
@@ -1376,7 +1376,7 @@
         </w:rPr>
         <w:t xml:space="preserve">| </w:t>
       </w:r>
-      <w:hyperlink w:history="1" r:id="rId-2yieuopkq68_bm50ayxk">
+      <w:hyperlink w:history="1" r:id="rId9s0v2pwspojkbtrvffn6j">
         <w:r>
           <w:rPr>
             <w:rFonts w:ascii="Calibri" w:cs="Calibri" w:eastAsia="Calibri" w:hAnsi="Calibri"/>
@@ -1509,7 +1509,7 @@
         </w:rPr>
         <w:t xml:space="preserve">   </w:t>
       </w:r>
-      <w:hyperlink w:history="1" r:id="rId79fgbvbmuwdjl1cw4uanw">
+      <w:hyperlink w:history="1" r:id="rIdvzenxwynn4wdxc_cemexb">
         <w:r>
           <w:rPr>
             <w:rFonts w:ascii="Calibri" w:cs="Calibri" w:eastAsia="Calibri" w:hAnsi="Calibri"/>
@@ -1537,7 +1537,7 @@
         </w:rPr>
         <w:t xml:space="preserve">| </w:t>
       </w:r>
-      <w:hyperlink w:history="1" r:id="rIdawqtjqb_jwepmb4c6h9kw">
+      <w:hyperlink w:history="1" r:id="rIdphmrwqlir8pb-serys8wt">
         <w:r>
           <w:rPr>
             <w:rFonts w:ascii="Calibri" w:cs="Calibri" w:eastAsia="Calibri" w:hAnsi="Calibri"/>
@@ -1666,7 +1666,7 @@
         </w:rPr>
         <w:t xml:space="preserve">   </w:t>
       </w:r>
-      <w:hyperlink w:history="1" r:id="rIdhg7lzzq5y7qd-jp8akbym">
+      <w:hyperlink w:history="1" r:id="rIdi27lrihaoxmnikk0cj54w">
         <w:r>
           <w:rPr>
             <w:rFonts w:ascii="Calibri" w:cs="Calibri" w:eastAsia="Calibri" w:hAnsi="Calibri"/>
@@ -1816,7 +1816,7 @@
         </w:rPr>
         <w:t xml:space="preserve">   </w:t>
       </w:r>
-      <w:hyperlink w:history="1" r:id="rIdkcent7o14qa59l0wklxix">
+      <w:hyperlink w:history="1" r:id="rIdphk4jpebywshr3ufohtdi">
         <w:r>
           <w:rPr>
             <w:rFonts w:ascii="Calibri" w:cs="Calibri" w:eastAsia="Calibri" w:hAnsi="Calibri"/>
@@ -2378,7 +2378,7 @@
         </w:rPr>
         <w:t xml:space="preserve">   </w:t>
       </w:r>
-      <w:hyperlink w:history="1" r:id="rIdepboacg4ywwuwp_-ceouq">
+      <w:hyperlink w:history="1" r:id="rId6ld4gb0r0vj7swi8tnm7p">
         <w:r>
           <w:rPr>
             <w:rFonts w:ascii="Calibri" w:cs="Calibri" w:eastAsia="Calibri" w:hAnsi="Calibri"/>
@@ -2406,7 +2406,7 @@
         </w:rPr>
         <w:t xml:space="preserve">| </w:t>
       </w:r>
-      <w:hyperlink w:history="1" r:id="rIdlzshsee0idi26skg-ugnb">
+      <w:hyperlink w:history="1" r:id="rId4tubo4x4hvxniopiefrnd">
         <w:r>
           <w:rPr>
             <w:rFonts w:ascii="Calibri" w:cs="Calibri" w:eastAsia="Calibri" w:hAnsi="Calibri"/>

--- a/public/resume/cv-data.docx
+++ b/public/resume/cv-data.docx
@@ -33,7 +33,7 @@
         </w:rPr>
         <w:t xml:space="preserve">✉ </w:t>
       </w:r>
-      <w:hyperlink w:history="1" r:id="rId_urljpc3tk9jvwes0dofu">
+      <w:hyperlink w:history="1" r:id="rIddbidfqpqeiire13hhrmv4">
         <w:r>
           <w:rPr>
             <w:rFonts w:ascii="Calibri" w:cs="Calibri" w:eastAsia="Calibri" w:hAnsi="Calibri"/>
@@ -63,7 +63,7 @@
         </w:rPr>
         <w:t xml:space="preserve">• </w:t>
       </w:r>
-      <w:hyperlink w:history="1" r:id="rIdqxywkihvgo4ofsfpghslb">
+      <w:hyperlink w:history="1" r:id="rIdvjn7imgtct9az1snakmfz">
         <w:r>
           <w:rPr>
             <w:rFonts w:ascii="Calibri" w:cs="Calibri" w:eastAsia="Calibri" w:hAnsi="Calibri"/>
@@ -93,7 +93,7 @@
         </w:rPr>
         <w:t xml:space="preserve">⁠in </w:t>
       </w:r>
-      <w:hyperlink w:history="1" r:id="rIdoes_axcs9k6vdbtjipv-2">
+      <w:hyperlink w:history="1" r:id="rIdlbkjcig_3mi_r01vpq3no">
         <w:r>
           <w:rPr>
             <w:rFonts w:ascii="Calibri" w:cs="Calibri" w:eastAsia="Calibri" w:hAnsi="Calibri"/>
@@ -123,7 +123,7 @@
         </w:rPr>
         <w:t xml:space="preserve">◔ </w:t>
       </w:r>
-      <w:hyperlink w:history="1" r:id="rIdvt1kgc0cfi46yibpcjfmc">
+      <w:hyperlink w:history="1" r:id="rIdgxeaojq8ndgg7rntkgod6">
         <w:r>
           <w:rPr>
             <w:rFonts w:ascii="Calibri" w:cs="Calibri" w:eastAsia="Calibri" w:hAnsi="Calibri"/>
@@ -153,7 +153,7 @@
         </w:rPr>
         <w:t xml:space="preserve">Ⓘ </w:t>
       </w:r>
-      <w:hyperlink w:history="1" r:id="rIdit7peekwrtvikdknpvb78">
+      <w:hyperlink w:history="1" r:id="rIdno7sbasrv1mofmynfs71g">
         <w:r>
           <w:rPr>
             <w:rFonts w:ascii="Calibri" w:cs="Calibri" w:eastAsia="Calibri" w:hAnsi="Calibri"/>
@@ -716,7 +716,7 @@
         </w:rPr>
         <w:t xml:space="preserve">   </w:t>
       </w:r>
-      <w:hyperlink w:history="1" r:id="rIdv9eipervcfzy-wg9fowwb">
+      <w:hyperlink w:history="1" r:id="rIdoh40ysgzlep7-c68bwlm1">
         <w:r>
           <w:rPr>
             <w:rFonts w:ascii="Calibri" w:cs="Calibri" w:eastAsia="Calibri" w:hAnsi="Calibri"/>
@@ -744,7 +744,7 @@
         </w:rPr>
         <w:t xml:space="preserve">| </w:t>
       </w:r>
-      <w:hyperlink w:history="1" r:id="rIddgt4xr34e2mgizmowzpn8">
+      <w:hyperlink w:history="1" r:id="rId4hoqhmj4muzpwvllg_d7w">
         <w:r>
           <w:rPr>
             <w:rFonts w:ascii="Calibri" w:cs="Calibri" w:eastAsia="Calibri" w:hAnsi="Calibri"/>
@@ -772,7 +772,7 @@
         </w:rPr>
         <w:t xml:space="preserve">| </w:t>
       </w:r>
-      <w:hyperlink w:history="1" r:id="rIdowt7atcqvootlfmomqoc6">
+      <w:hyperlink w:history="1" r:id="rIdhnvuyygqenfjlbecaez9r">
         <w:r>
           <w:rPr>
             <w:rFonts w:ascii="Calibri" w:cs="Calibri" w:eastAsia="Calibri" w:hAnsi="Calibri"/>
@@ -1125,7 +1125,7 @@
         </w:rPr>
         <w:t xml:space="preserve">   </w:t>
       </w:r>
-      <w:hyperlink w:history="1" r:id="rIdx3ln5jodkvgiadpwswgqs">
+      <w:hyperlink w:history="1" r:id="rIds85wlsceac3rfkitllkbl">
         <w:r>
           <w:rPr>
             <w:rFonts w:ascii="Calibri" w:cs="Calibri" w:eastAsia="Calibri" w:hAnsi="Calibri"/>
@@ -1153,7 +1153,7 @@
         </w:rPr>
         <w:t xml:space="preserve">| </w:t>
       </w:r>
-      <w:hyperlink w:history="1" r:id="rIdvkrlpcqj4dk03ltbsjtq0">
+      <w:hyperlink w:history="1" r:id="rIdk7ntvb9gsz7hrh06m0inz">
         <w:r>
           <w:rPr>
             <w:rFonts w:ascii="Calibri" w:cs="Calibri" w:eastAsia="Calibri" w:hAnsi="Calibri"/>
@@ -1181,7 +1181,7 @@
         </w:rPr>
         <w:t xml:space="preserve">| </w:t>
       </w:r>
-      <w:hyperlink w:history="1" r:id="rIdlune3egvkgy2wfvkdbrm4">
+      <w:hyperlink w:history="1" r:id="rIdtz4zagmkuvyel4x_f2nof">
         <w:r>
           <w:rPr>
             <w:rFonts w:ascii="Calibri" w:cs="Calibri" w:eastAsia="Calibri" w:hAnsi="Calibri"/>
@@ -1348,7 +1348,7 @@
         </w:rPr>
         <w:t xml:space="preserve">   </w:t>
       </w:r>
-      <w:hyperlink w:history="1" r:id="rIdfs-piunh0qskebtbtthpk">
+      <w:hyperlink w:history="1" r:id="rIde_jcczfpvczbzmxkmbdww">
         <w:r>
           <w:rPr>
             <w:rFonts w:ascii="Calibri" w:cs="Calibri" w:eastAsia="Calibri" w:hAnsi="Calibri"/>
@@ -1376,7 +1376,7 @@
         </w:rPr>
         <w:t xml:space="preserve">| </w:t>
       </w:r>
-      <w:hyperlink w:history="1" r:id="rId9s0v2pwspojkbtrvffn6j">
+      <w:hyperlink w:history="1" r:id="rIdox0ddyrlvfgup8efae-ea">
         <w:r>
           <w:rPr>
             <w:rFonts w:ascii="Calibri" w:cs="Calibri" w:eastAsia="Calibri" w:hAnsi="Calibri"/>
@@ -1509,7 +1509,7 @@
         </w:rPr>
         <w:t xml:space="preserve">   </w:t>
       </w:r>
-      <w:hyperlink w:history="1" r:id="rIdvzenxwynn4wdxc_cemexb">
+      <w:hyperlink w:history="1" r:id="rIdstmtm6hbxta5ejseopoc8">
         <w:r>
           <w:rPr>
             <w:rFonts w:ascii="Calibri" w:cs="Calibri" w:eastAsia="Calibri" w:hAnsi="Calibri"/>
@@ -1537,7 +1537,7 @@
         </w:rPr>
         <w:t xml:space="preserve">| </w:t>
       </w:r>
-      <w:hyperlink w:history="1" r:id="rIdphmrwqlir8pb-serys8wt">
+      <w:hyperlink w:history="1" r:id="rIdjifh0bo1orfkaysk31rxz">
         <w:r>
           <w:rPr>
             <w:rFonts w:ascii="Calibri" w:cs="Calibri" w:eastAsia="Calibri" w:hAnsi="Calibri"/>
@@ -1666,7 +1666,7 @@
         </w:rPr>
         <w:t xml:space="preserve">   </w:t>
       </w:r>
-      <w:hyperlink w:history="1" r:id="rIdi27lrihaoxmnikk0cj54w">
+      <w:hyperlink w:history="1" r:id="rIdsvvusvqdfjof8tvm0o8il">
         <w:r>
           <w:rPr>
             <w:rFonts w:ascii="Calibri" w:cs="Calibri" w:eastAsia="Calibri" w:hAnsi="Calibri"/>
@@ -1816,7 +1816,7 @@
         </w:rPr>
         <w:t xml:space="preserve">   </w:t>
       </w:r>
-      <w:hyperlink w:history="1" r:id="rIdphk4jpebywshr3ufohtdi">
+      <w:hyperlink w:history="1" r:id="rIdbpk-jqepy6jyw_omf3aym">
         <w:r>
           <w:rPr>
             <w:rFonts w:ascii="Calibri" w:cs="Calibri" w:eastAsia="Calibri" w:hAnsi="Calibri"/>
@@ -2320,6 +2320,220 @@
     </w:p>
     <w:p>
       <w:pPr>
+        <w:tabs>
+          <w:tab w:val="right" w:pos="9026"/>
+        </w:tabs>
+        <w:spacing w:after="10" w:before="0"/>
+      </w:pPr>
+      <w:r>
+        <w:rPr>
+          <w:rFonts w:ascii="Calibri" w:cs="Calibri" w:eastAsia="Calibri" w:hAnsi="Calibri"/>
+          <w:b/>
+          <w:bCs/>
+          <w:sz w:val="20"/>
+          <w:szCs w:val="20"/>
+        </w:rPr>
+        <w:t xml:space="preserve">Peer Assisted Learning (PAL) Leader - Electronics and Programming</w:t>
+      </w:r>
+      <w:r>
+        <w:rPr>
+          <w:rFonts w:ascii="Calibri" w:cs="Calibri" w:eastAsia="Calibri" w:hAnsi="Calibri"/>
+          <w:sz w:val="20"/>
+          <w:szCs w:val="20"/>
+        </w:rPr>
+        <w:t xml:space="preserve">	Aston University, Learning Services, Birmingham, UK</w:t>
+      </w:r>
+    </w:p>
+    <w:p>
+      <w:pPr>
+        <w:tabs>
+          <w:tab w:val="right" w:pos="9026"/>
+        </w:tabs>
+        <w:spacing w:after="10" w:before="0"/>
+      </w:pPr>
+      <w:r>
+        <w:rPr>
+          <w:rFonts w:ascii="Calibri" w:cs="Calibri" w:eastAsia="Calibri" w:hAnsi="Calibri"/>
+          <w:color w:val="444444"/>
+          <w:sz w:val="19"/>
+          <w:szCs w:val="19"/>
+        </w:rPr>
+        <w:t xml:space="preserve">Python, Electronics, peer teaching, curriculum design, student support</w:t>
+      </w:r>
+      <w:r>
+        <w:rPr>
+          <w:rFonts w:ascii="Calibri" w:cs="Calibri" w:eastAsia="Calibri" w:hAnsi="Calibri"/>
+          <w:sz w:val="19"/>
+          <w:szCs w:val="19"/>
+        </w:rPr>
+        <w:t xml:space="preserve">	Sep 2026 - Present</w:t>
+      </w:r>
+    </w:p>
+    <w:p>
+      <w:pPr>
+        <w:spacing w:after="20" w:before="0"/>
+        <w:ind w:left="316" w:hanging="259"/>
+      </w:pPr>
+      <w:r>
+        <w:rPr>
+          <w:rFonts w:ascii="Calibri" w:cs="Calibri" w:eastAsia="Calibri" w:hAnsi="Calibri"/>
+          <w:sz w:val="19"/>
+          <w:szCs w:val="19"/>
+        </w:rPr>
+        <w:t xml:space="preserve">•  </w:t>
+      </w:r>
+      <w:r>
+        <w:rPr>
+          <w:rFonts w:ascii="Calibri" w:cs="Calibri" w:eastAsia="Calibri" w:hAnsi="Calibri"/>
+          <w:sz w:val="19"/>
+          <w:szCs w:val="19"/>
+        </w:rPr>
+        <w:t xml:space="preserve">Facilitate weekly </w:t>
+      </w:r>
+      <w:r>
+        <w:rPr>
+          <w:rFonts w:ascii="Calibri" w:cs="Calibri" w:eastAsia="Calibri" w:hAnsi="Calibri"/>
+          <w:b/>
+          <w:bCs/>
+          <w:sz w:val="19"/>
+          <w:szCs w:val="19"/>
+        </w:rPr>
+        <w:t xml:space="preserve">Peer Assisted Learning (PAL)</w:t>
+      </w:r>
+      <w:r>
+        <w:rPr>
+          <w:rFonts w:ascii="Calibri" w:cs="Calibri" w:eastAsia="Calibri" w:hAnsi="Calibri"/>
+          <w:sz w:val="19"/>
+          <w:szCs w:val="19"/>
+        </w:rPr>
+        <w:t xml:space="preserve"> sessions covering </w:t>
+      </w:r>
+      <w:r>
+        <w:rPr>
+          <w:rFonts w:ascii="Calibri" w:cs="Calibri" w:eastAsia="Calibri" w:hAnsi="Calibri"/>
+          <w:b/>
+          <w:bCs/>
+          <w:sz w:val="19"/>
+          <w:szCs w:val="19"/>
+        </w:rPr>
+        <w:t xml:space="preserve">Python programming</w:t>
+      </w:r>
+      <w:r>
+        <w:rPr>
+          <w:rFonts w:ascii="Calibri" w:cs="Calibri" w:eastAsia="Calibri" w:hAnsi="Calibri"/>
+          <w:sz w:val="19"/>
+          <w:szCs w:val="19"/>
+        </w:rPr>
+        <w:t xml:space="preserve"> and electronics across multiple student cohorts, preparing curriculum-aligned materials that build strong computational and analytical foundations</w:t>
+      </w:r>
+    </w:p>
+    <w:p>
+      <w:pPr>
+        <w:spacing w:after="80" w:before="0"/>
+      </w:pPr>
+    </w:p>
+    <w:p>
+      <w:pPr>
+        <w:tabs>
+          <w:tab w:val="right" w:pos="9026"/>
+        </w:tabs>
+        <w:spacing w:after="10" w:before="0"/>
+      </w:pPr>
+      <w:r>
+        <w:rPr>
+          <w:rFonts w:ascii="Calibri" w:cs="Calibri" w:eastAsia="Calibri" w:hAnsi="Calibri"/>
+          <w:b/>
+          <w:bCs/>
+          <w:sz w:val="20"/>
+          <w:szCs w:val="20"/>
+        </w:rPr>
+        <w:t xml:space="preserve">Treasurer</w:t>
+      </w:r>
+      <w:r>
+        <w:rPr>
+          <w:rFonts w:ascii="Calibri" w:cs="Calibri" w:eastAsia="Calibri" w:hAnsi="Calibri"/>
+          <w:sz w:val="20"/>
+          <w:szCs w:val="20"/>
+        </w:rPr>
+        <w:t xml:space="preserve">	Computing &amp; Electronics Society, Aston Students' Union, Birmingham, UK</w:t>
+      </w:r>
+    </w:p>
+    <w:p>
+      <w:pPr>
+        <w:tabs>
+          <w:tab w:val="right" w:pos="9026"/>
+        </w:tabs>
+        <w:spacing w:after="10" w:before="0"/>
+      </w:pPr>
+      <w:r>
+        <w:rPr>
+          <w:rFonts w:ascii="Calibri" w:cs="Calibri" w:eastAsia="Calibri" w:hAnsi="Calibri"/>
+          <w:color w:val="444444"/>
+          <w:sz w:val="19"/>
+          <w:szCs w:val="19"/>
+        </w:rPr>
+        <w:t xml:space="preserve">Budget management, financial reporting, committee leadership, stakeholder communication</w:t>
+      </w:r>
+      <w:r>
+        <w:rPr>
+          <w:rFonts w:ascii="Calibri" w:cs="Calibri" w:eastAsia="Calibri" w:hAnsi="Calibri"/>
+          <w:sz w:val="19"/>
+          <w:szCs w:val="19"/>
+        </w:rPr>
+        <w:t xml:space="preserve">	Sep 2026 - Present</w:t>
+      </w:r>
+    </w:p>
+    <w:p>
+      <w:pPr>
+        <w:spacing w:after="20" w:before="0"/>
+        <w:ind w:left="316" w:hanging="259"/>
+      </w:pPr>
+      <w:r>
+        <w:rPr>
+          <w:rFonts w:ascii="Calibri" w:cs="Calibri" w:eastAsia="Calibri" w:hAnsi="Calibri"/>
+          <w:sz w:val="19"/>
+          <w:szCs w:val="19"/>
+        </w:rPr>
+        <w:t xml:space="preserve">•  </w:t>
+      </w:r>
+      <w:r>
+        <w:rPr>
+          <w:rFonts w:ascii="Calibri" w:cs="Calibri" w:eastAsia="Calibri" w:hAnsi="Calibri"/>
+          <w:sz w:val="19"/>
+          <w:szCs w:val="19"/>
+        </w:rPr>
+        <w:t xml:space="preserve">Manage the society's budget and financial records, reporting to the committee and the Students' Union</w:t>
+      </w:r>
+    </w:p>
+    <w:p>
+      <w:pPr>
+        <w:spacing w:after="20" w:before="0"/>
+        <w:ind w:left="316" w:hanging="259"/>
+      </w:pPr>
+      <w:r>
+        <w:rPr>
+          <w:rFonts w:ascii="Calibri" w:cs="Calibri" w:eastAsia="Calibri" w:hAnsi="Calibri"/>
+          <w:sz w:val="19"/>
+          <w:szCs w:val="19"/>
+        </w:rPr>
+        <w:t xml:space="preserve">•  </w:t>
+      </w:r>
+      <w:r>
+        <w:rPr>
+          <w:rFonts w:ascii="Calibri" w:cs="Calibri" w:eastAsia="Calibri" w:hAnsi="Calibri"/>
+          <w:sz w:val="19"/>
+          <w:szCs w:val="19"/>
+        </w:rPr>
+        <w:t xml:space="preserve">Elected onto the committee for the Computing &amp; Electronics Society, working alongside the President to run society operations</w:t>
+      </w:r>
+    </w:p>
+    <w:p>
+      <w:pPr>
+        <w:spacing w:after="80" w:before="0"/>
+      </w:pPr>
+    </w:p>
+    <w:p>
+      <w:pPr>
         <w:pBdr>
           <w:bottom w:val="single" w:color="000000" w:sz="6" w:space="1"/>
         </w:pBdr>
@@ -2378,7 +2592,7 @@
         </w:rPr>
         <w:t xml:space="preserve">   </w:t>
       </w:r>
-      <w:hyperlink w:history="1" r:id="rId6ld4gb0r0vj7swi8tnm7p">
+      <w:hyperlink w:history="1" r:id="rIdzyb302if1gr64ghdbddpk">
         <w:r>
           <w:rPr>
             <w:rFonts w:ascii="Calibri" w:cs="Calibri" w:eastAsia="Calibri" w:hAnsi="Calibri"/>
@@ -2406,7 +2620,7 @@
         </w:rPr>
         <w:t xml:space="preserve">| </w:t>
       </w:r>
-      <w:hyperlink w:history="1" r:id="rId4tubo4x4hvxniopiefrnd">
+      <w:hyperlink w:history="1" r:id="rIdyvvkzgccwmlom8br35kq_">
         <w:r>
           <w:rPr>
             <w:rFonts w:ascii="Calibri" w:cs="Calibri" w:eastAsia="Calibri" w:hAnsi="Calibri"/>

--- a/public/resume/cv-data.docx
+++ b/public/resume/cv-data.docx
@@ -33,7 +33,7 @@
         </w:rPr>
         <w:t xml:space="preserve">✉ </w:t>
       </w:r>
-      <w:hyperlink w:history="1" r:id="rIddbidfqpqeiire13hhrmv4">
+      <w:hyperlink w:history="1" r:id="rIdpsp3_bjd0hqtvbg3dui7h">
         <w:r>
           <w:rPr>
             <w:rFonts w:ascii="Calibri" w:cs="Calibri" w:eastAsia="Calibri" w:hAnsi="Calibri"/>
@@ -63,7 +63,7 @@
         </w:rPr>
         <w:t xml:space="preserve">• </w:t>
       </w:r>
-      <w:hyperlink w:history="1" r:id="rIdvjn7imgtct9az1snakmfz">
+      <w:hyperlink w:history="1" r:id="rIdwr2ym1sfwf0wpfsbokblt">
         <w:r>
           <w:rPr>
             <w:rFonts w:ascii="Calibri" w:cs="Calibri" w:eastAsia="Calibri" w:hAnsi="Calibri"/>
@@ -93,7 +93,7 @@
         </w:rPr>
         <w:t xml:space="preserve">⁠in </w:t>
       </w:r>
-      <w:hyperlink w:history="1" r:id="rIdlbkjcig_3mi_r01vpq3no">
+      <w:hyperlink w:history="1" r:id="rIdtyy9t4bvt_fc-uwwte8r6">
         <w:r>
           <w:rPr>
             <w:rFonts w:ascii="Calibri" w:cs="Calibri" w:eastAsia="Calibri" w:hAnsi="Calibri"/>
@@ -123,7 +123,7 @@
         </w:rPr>
         <w:t xml:space="preserve">◔ </w:t>
       </w:r>
-      <w:hyperlink w:history="1" r:id="rIdgxeaojq8ndgg7rntkgod6">
+      <w:hyperlink w:history="1" r:id="rIduxcqa_uvmuwn6mkcntwvh">
         <w:r>
           <w:rPr>
             <w:rFonts w:ascii="Calibri" w:cs="Calibri" w:eastAsia="Calibri" w:hAnsi="Calibri"/>
@@ -153,7 +153,7 @@
         </w:rPr>
         <w:t xml:space="preserve">Ⓘ </w:t>
       </w:r>
-      <w:hyperlink w:history="1" r:id="rIdno7sbasrv1mofmynfs71g">
+      <w:hyperlink w:history="1" r:id="rId09dcrzoiq2tecwy95asix">
         <w:r>
           <w:rPr>
             <w:rFonts w:ascii="Calibri" w:cs="Calibri" w:eastAsia="Calibri" w:hAnsi="Calibri"/>
@@ -716,7 +716,7 @@
         </w:rPr>
         <w:t xml:space="preserve">   </w:t>
       </w:r>
-      <w:hyperlink w:history="1" r:id="rIdoh40ysgzlep7-c68bwlm1">
+      <w:hyperlink w:history="1" r:id="rIddcnhaa6zyqfvc84xaqzw-">
         <w:r>
           <w:rPr>
             <w:rFonts w:ascii="Calibri" w:cs="Calibri" w:eastAsia="Calibri" w:hAnsi="Calibri"/>
@@ -744,7 +744,7 @@
         </w:rPr>
         <w:t xml:space="preserve">| </w:t>
       </w:r>
-      <w:hyperlink w:history="1" r:id="rId4hoqhmj4muzpwvllg_d7w">
+      <w:hyperlink w:history="1" r:id="rIdv3isd1qowlske_fz4zekg">
         <w:r>
           <w:rPr>
             <w:rFonts w:ascii="Calibri" w:cs="Calibri" w:eastAsia="Calibri" w:hAnsi="Calibri"/>
@@ -772,7 +772,7 @@
         </w:rPr>
         <w:t xml:space="preserve">| </w:t>
       </w:r>
-      <w:hyperlink w:history="1" r:id="rIdhnvuyygqenfjlbecaez9r">
+      <w:hyperlink w:history="1" r:id="rIdp5k9yy7nbzhzscxa7es_p">
         <w:r>
           <w:rPr>
             <w:rFonts w:ascii="Calibri" w:cs="Calibri" w:eastAsia="Calibri" w:hAnsi="Calibri"/>
@@ -1125,7 +1125,7 @@
         </w:rPr>
         <w:t xml:space="preserve">   </w:t>
       </w:r>
-      <w:hyperlink w:history="1" r:id="rIds85wlsceac3rfkitllkbl">
+      <w:hyperlink w:history="1" r:id="rIdi8wwbm_pjilnqfbenry2r">
         <w:r>
           <w:rPr>
             <w:rFonts w:ascii="Calibri" w:cs="Calibri" w:eastAsia="Calibri" w:hAnsi="Calibri"/>
@@ -1153,7 +1153,7 @@
         </w:rPr>
         <w:t xml:space="preserve">| </w:t>
       </w:r>
-      <w:hyperlink w:history="1" r:id="rIdk7ntvb9gsz7hrh06m0inz">
+      <w:hyperlink w:history="1" r:id="rIdb7vszxltb-arxqosvhotd">
         <w:r>
           <w:rPr>
             <w:rFonts w:ascii="Calibri" w:cs="Calibri" w:eastAsia="Calibri" w:hAnsi="Calibri"/>
@@ -1181,7 +1181,7 @@
         </w:rPr>
         <w:t xml:space="preserve">| </w:t>
       </w:r>
-      <w:hyperlink w:history="1" r:id="rIdtz4zagmkuvyel4x_f2nof">
+      <w:hyperlink w:history="1" r:id="rId_cinfnyj03sc4zxo7hqib">
         <w:r>
           <w:rPr>
             <w:rFonts w:ascii="Calibri" w:cs="Calibri" w:eastAsia="Calibri" w:hAnsi="Calibri"/>
@@ -1348,7 +1348,7 @@
         </w:rPr>
         <w:t xml:space="preserve">   </w:t>
       </w:r>
-      <w:hyperlink w:history="1" r:id="rIde_jcczfpvczbzmxkmbdww">
+      <w:hyperlink w:history="1" r:id="rIdgtvvh7ry_q8fnwgixepbk">
         <w:r>
           <w:rPr>
             <w:rFonts w:ascii="Calibri" w:cs="Calibri" w:eastAsia="Calibri" w:hAnsi="Calibri"/>
@@ -1376,7 +1376,7 @@
         </w:rPr>
         <w:t xml:space="preserve">| </w:t>
       </w:r>
-      <w:hyperlink w:history="1" r:id="rIdox0ddyrlvfgup8efae-ea">
+      <w:hyperlink w:history="1" r:id="rIdwnhfowubtawasbqtx1ii_">
         <w:r>
           <w:rPr>
             <w:rFonts w:ascii="Calibri" w:cs="Calibri" w:eastAsia="Calibri" w:hAnsi="Calibri"/>
@@ -1509,7 +1509,7 @@
         </w:rPr>
         <w:t xml:space="preserve">   </w:t>
       </w:r>
-      <w:hyperlink w:history="1" r:id="rIdstmtm6hbxta5ejseopoc8">
+      <w:hyperlink w:history="1" r:id="rIdyi7ossc2-kqrk73vr4yih">
         <w:r>
           <w:rPr>
             <w:rFonts w:ascii="Calibri" w:cs="Calibri" w:eastAsia="Calibri" w:hAnsi="Calibri"/>
@@ -1537,7 +1537,7 @@
         </w:rPr>
         <w:t xml:space="preserve">| </w:t>
       </w:r>
-      <w:hyperlink w:history="1" r:id="rIdjifh0bo1orfkaysk31rxz">
+      <w:hyperlink w:history="1" r:id="rIdyn8cumea-rngbwj5ugkrw">
         <w:r>
           <w:rPr>
             <w:rFonts w:ascii="Calibri" w:cs="Calibri" w:eastAsia="Calibri" w:hAnsi="Calibri"/>
@@ -1666,7 +1666,7 @@
         </w:rPr>
         <w:t xml:space="preserve">   </w:t>
       </w:r>
-      <w:hyperlink w:history="1" r:id="rIdsvvusvqdfjof8tvm0o8il">
+      <w:hyperlink w:history="1" r:id="rIdhjes6jogda1j74b4fgmlt">
         <w:r>
           <w:rPr>
             <w:rFonts w:ascii="Calibri" w:cs="Calibri" w:eastAsia="Calibri" w:hAnsi="Calibri"/>
@@ -1816,7 +1816,7 @@
         </w:rPr>
         <w:t xml:space="preserve">   </w:t>
       </w:r>
-      <w:hyperlink w:history="1" r:id="rIdbpk-jqepy6jyw_omf3aym">
+      <w:hyperlink w:history="1" r:id="rIdiqqyzgq5b9m0wwvf_ihhl">
         <w:r>
           <w:rPr>
             <w:rFonts w:ascii="Calibri" w:cs="Calibri" w:eastAsia="Calibri" w:hAnsi="Calibri"/>
@@ -2592,7 +2592,7 @@
         </w:rPr>
         <w:t xml:space="preserve">   </w:t>
       </w:r>
-      <w:hyperlink w:history="1" r:id="rIdzyb302if1gr64ghdbddpk">
+      <w:hyperlink w:history="1" r:id="rIdnyna6lobabccovhavg_s2">
         <w:r>
           <w:rPr>
             <w:rFonts w:ascii="Calibri" w:cs="Calibri" w:eastAsia="Calibri" w:hAnsi="Calibri"/>
@@ -2620,7 +2620,7 @@
         </w:rPr>
         <w:t xml:space="preserve">| </w:t>
       </w:r>
-      <w:hyperlink w:history="1" r:id="rIdyvvkzgccwmlom8br35kq_">
+      <w:hyperlink w:history="1" r:id="rIdqyktkceqc89fywonal16e">
         <w:r>
           <w:rPr>
             <w:rFonts w:ascii="Calibri" w:cs="Calibri" w:eastAsia="Calibri" w:hAnsi="Calibri"/>
